--- a/ai_13/oleksandra_melnyk/epic_1/epic_1_report_oleksandra_melnyk.docx
+++ b/ai_13/oleksandra_melnyk/epic_1/epic_1_report_oleksandra_melnyk.docx
@@ -1598,13 +1598,113 @@
         </w:rPr>
         <w:fldChar w:fldCharType="separate"/>
       </w:r>
+      <w:proofErr w:type="spellStart"/>
       <w:r>
         <w:rPr>
           <w:rStyle w:val="a6"/>
           <w:sz w:val="26"/>
           <w:szCs w:val="26"/>
         </w:rPr>
-        <w:t>Git vs. GitHub: What's the difference?</w:t>
+        <w:t>Git</w:t>
+      </w:r>
+      <w:proofErr w:type="spellEnd"/>
+      <w:r>
+        <w:rPr>
+          <w:rStyle w:val="a6"/>
+          <w:sz w:val="26"/>
+          <w:szCs w:val="26"/>
+        </w:rPr>
+        <w:t xml:space="preserve"> </w:t>
+      </w:r>
+      <w:proofErr w:type="spellStart"/>
+      <w:r>
+        <w:rPr>
+          <w:rStyle w:val="a6"/>
+          <w:sz w:val="26"/>
+          <w:szCs w:val="26"/>
+        </w:rPr>
+        <w:t>vs</w:t>
+      </w:r>
+      <w:proofErr w:type="spellEnd"/>
+      <w:r>
+        <w:rPr>
+          <w:rStyle w:val="a6"/>
+          <w:sz w:val="26"/>
+          <w:szCs w:val="26"/>
+        </w:rPr>
+        <w:t xml:space="preserve">. </w:t>
+      </w:r>
+      <w:proofErr w:type="spellStart"/>
+      <w:r>
+        <w:rPr>
+          <w:rStyle w:val="a6"/>
+          <w:sz w:val="26"/>
+          <w:szCs w:val="26"/>
+        </w:rPr>
+        <w:t>GitHub</w:t>
+      </w:r>
+      <w:proofErr w:type="spellEnd"/>
+      <w:r>
+        <w:rPr>
+          <w:rStyle w:val="a6"/>
+          <w:sz w:val="26"/>
+          <w:szCs w:val="26"/>
+        </w:rPr>
+        <w:t xml:space="preserve">: </w:t>
+      </w:r>
+      <w:proofErr w:type="spellStart"/>
+      <w:r>
+        <w:rPr>
+          <w:rStyle w:val="a6"/>
+          <w:sz w:val="26"/>
+          <w:szCs w:val="26"/>
+        </w:rPr>
+        <w:t>What's</w:t>
+      </w:r>
+      <w:proofErr w:type="spellEnd"/>
+      <w:r>
+        <w:rPr>
+          <w:rStyle w:val="a6"/>
+          <w:sz w:val="26"/>
+          <w:szCs w:val="26"/>
+        </w:rPr>
+        <w:t xml:space="preserve"> </w:t>
+      </w:r>
+      <w:proofErr w:type="spellStart"/>
+      <w:r>
+        <w:rPr>
+          <w:rStyle w:val="a6"/>
+          <w:sz w:val="26"/>
+          <w:szCs w:val="26"/>
+        </w:rPr>
+        <w:t>the</w:t>
+      </w:r>
+      <w:proofErr w:type="spellEnd"/>
+      <w:r>
+        <w:rPr>
+          <w:rStyle w:val="a6"/>
+          <w:sz w:val="26"/>
+          <w:szCs w:val="26"/>
+        </w:rPr>
+        <w:t xml:space="preserve"> </w:t>
+      </w:r>
+      <w:proofErr w:type="spellStart"/>
+      <w:r>
+        <w:rPr>
+          <w:rStyle w:val="a6"/>
+          <w:sz w:val="26"/>
+          <w:szCs w:val="26"/>
+        </w:rPr>
+        <w:t>difference</w:t>
+      </w:r>
+      <w:proofErr w:type="spellEnd"/>
+      <w:r>
+        <w:rPr>
+          <w:rStyle w:val="a6"/>
+          <w:sz w:val="26"/>
+          <w:szCs w:val="26"/>
+        </w:rPr>
+        <w:t>?</w:t>
       </w:r>
     </w:p>
     <w:p>
@@ -1627,13 +1727,59 @@
         <w:fldChar w:fldCharType="end"/>
       </w:r>
       <w:hyperlink r:id="rId15" w:history="1">
+        <w:proofErr w:type="spellStart"/>
         <w:r>
           <w:rPr>
             <w:rStyle w:val="a6"/>
             <w:sz w:val="26"/>
             <w:szCs w:val="26"/>
           </w:rPr>
-          <w:t>Ютуб: "Git та GitHub для початківців" (українською)</w:t>
+          <w:t>Ютуб</w:t>
+        </w:r>
+        <w:proofErr w:type="spellEnd"/>
+        <w:r>
+          <w:rPr>
+            <w:rStyle w:val="a6"/>
+            <w:sz w:val="26"/>
+            <w:szCs w:val="26"/>
+          </w:rPr>
+          <w:t>: "</w:t>
+        </w:r>
+        <w:proofErr w:type="spellStart"/>
+        <w:r>
+          <w:rPr>
+            <w:rStyle w:val="a6"/>
+            <w:sz w:val="26"/>
+            <w:szCs w:val="26"/>
+          </w:rPr>
+          <w:t>Git</w:t>
+        </w:r>
+        <w:proofErr w:type="spellEnd"/>
+        <w:r>
+          <w:rPr>
+            <w:rStyle w:val="a6"/>
+            <w:sz w:val="26"/>
+            <w:szCs w:val="26"/>
+          </w:rPr>
+          <w:t xml:space="preserve"> та </w:t>
+        </w:r>
+        <w:proofErr w:type="spellStart"/>
+        <w:r>
+          <w:rPr>
+            <w:rStyle w:val="a6"/>
+            <w:sz w:val="26"/>
+            <w:szCs w:val="26"/>
+          </w:rPr>
+          <w:t>GitHub</w:t>
+        </w:r>
+        <w:proofErr w:type="spellEnd"/>
+        <w:r>
+          <w:rPr>
+            <w:rStyle w:val="a6"/>
+            <w:sz w:val="26"/>
+            <w:szCs w:val="26"/>
+          </w:rPr>
+          <w:t xml:space="preserve"> для початківців" (українською)</w:t>
         </w:r>
       </w:hyperlink>
     </w:p>
@@ -3117,7 +3263,274 @@
         <w:ind w:left="360"/>
         <w:textAlignment w:val="baseline"/>
         <w:rPr>
+          <w:b/>
+          <w:bCs/>
           <w:color w:val="000000"/>
+          <w:lang w:val="en-US"/>
+        </w:rPr>
+      </w:pPr>
+      <w:r>
+        <w:rPr>
+          <w:b/>
+          <w:bCs/>
+          <w:color w:val="000000"/>
+        </w:rPr>
+        <w:t xml:space="preserve">Задачі </w:t>
+      </w:r>
+      <w:r>
+        <w:rPr>
+          <w:b/>
+          <w:bCs/>
+          <w:color w:val="000000"/>
+          <w:lang w:val="en-US"/>
+        </w:rPr>
+        <w:t>self practice</w:t>
+      </w:r>
+      <w:r>
+        <w:rPr>
+          <w:b/>
+          <w:bCs/>
+          <w:color w:val="000000"/>
+        </w:rPr>
+        <w:t xml:space="preserve"> на платформі </w:t>
+      </w:r>
+      <w:proofErr w:type="spellStart"/>
+      <w:r>
+        <w:rPr>
+          <w:b/>
+          <w:bCs/>
+          <w:color w:val="000000"/>
+          <w:lang w:val="en-US"/>
+        </w:rPr>
+        <w:t>Algotester</w:t>
+      </w:r>
+      <w:proofErr w:type="spellEnd"/>
+    </w:p>
+    <w:p>
+      <w:pPr>
+        <w:pStyle w:val="a4"/>
+        <w:numPr>
+          <w:ilvl w:val="0"/>
+          <w:numId w:val="32"/>
+        </w:numPr>
+        <w:spacing w:before="0" w:beforeAutospacing="0" w:after="60" w:afterAutospacing="0"/>
+        <w:textAlignment w:val="baseline"/>
+        <w:rPr>
+          <w:color w:val="000000"/>
+          <w:lang w:val="en-US"/>
+        </w:rPr>
+      </w:pPr>
+      <w:r>
+        <w:rPr>
+          <w:color w:val="333333"/>
+          <w:sz w:val="27"/>
+          <w:szCs w:val="27"/>
+          <w:shd w:val="clear" w:color="auto" w:fill="FFFFFF"/>
+          <w:lang w:val="en-US"/>
+        </w:rPr>
+        <w:t xml:space="preserve">2701 </w:t>
+      </w:r>
+      <w:r>
+        <w:rPr>
+          <w:color w:val="333333"/>
+          <w:sz w:val="27"/>
+          <w:szCs w:val="27"/>
+          <w:shd w:val="clear" w:color="auto" w:fill="FFFFFF"/>
+        </w:rPr>
+        <w:t xml:space="preserve">Задача про яблука. У Зеника є </w:t>
+      </w:r>
+      <w:r>
+        <w:rPr>
+          <w:rStyle w:val="math"/>
+          <w:rFonts w:ascii="Cambria Math" w:hAnsi="Cambria Math" w:cs="Cambria Math"/>
+          <w:color w:val="333333"/>
+          <w:sz w:val="27"/>
+          <w:szCs w:val="27"/>
+          <w:shd w:val="clear" w:color="auto" w:fill="FFFFFF"/>
+        </w:rPr>
+        <w:t>𝑎</w:t>
+      </w:r>
+      <w:r>
+        <w:rPr>
+          <w:color w:val="333333"/>
+          <w:sz w:val="27"/>
+          <w:szCs w:val="27"/>
+          <w:shd w:val="clear" w:color="auto" w:fill="FFFFFF"/>
+        </w:rPr>
+        <w:t xml:space="preserve"> яблук. Також Зеник має </w:t>
+      </w:r>
+      <w:r>
+        <w:rPr>
+          <w:rStyle w:val="math"/>
+          <w:rFonts w:ascii="Cambria Math" w:hAnsi="Cambria Math" w:cs="Cambria Math"/>
+          <w:color w:val="333333"/>
+          <w:sz w:val="27"/>
+          <w:szCs w:val="27"/>
+          <w:shd w:val="clear" w:color="auto" w:fill="FFFFFF"/>
+        </w:rPr>
+        <w:t>𝑏</w:t>
+      </w:r>
+      <w:r>
+        <w:rPr>
+          <w:color w:val="333333"/>
+          <w:sz w:val="27"/>
+          <w:szCs w:val="27"/>
+          <w:shd w:val="clear" w:color="auto" w:fill="FFFFFF"/>
+        </w:rPr>
+        <w:t xml:space="preserve"> друзів, кожен із яких прийде до Зеника і дасть </w:t>
+      </w:r>
+      <w:r>
+        <w:rPr>
+          <w:rStyle w:val="math"/>
+          <w:rFonts w:ascii="Cambria Math" w:hAnsi="Cambria Math" w:cs="Cambria Math"/>
+          <w:color w:val="333333"/>
+          <w:sz w:val="27"/>
+          <w:szCs w:val="27"/>
+          <w:shd w:val="clear" w:color="auto" w:fill="FFFFFF"/>
+        </w:rPr>
+        <w:t>𝑐</w:t>
+      </w:r>
+      <w:r>
+        <w:rPr>
+          <w:color w:val="333333"/>
+          <w:sz w:val="27"/>
+          <w:szCs w:val="27"/>
+          <w:shd w:val="clear" w:color="auto" w:fill="FFFFFF"/>
+        </w:rPr>
+        <w:t xml:space="preserve"> яблук. Скільки яблук матиме Зеник?</w:t>
+      </w:r>
+    </w:p>
+    <w:p>
+      <w:pPr>
+        <w:pStyle w:val="a4"/>
+        <w:numPr>
+          <w:ilvl w:val="0"/>
+          <w:numId w:val="32"/>
+        </w:numPr>
+        <w:spacing w:before="0" w:beforeAutospacing="0" w:after="60" w:afterAutospacing="0"/>
+        <w:textAlignment w:val="baseline"/>
+        <w:rPr>
+          <w:color w:val="000000"/>
+          <w:lang w:val="en-US"/>
+        </w:rPr>
+      </w:pPr>
+      <w:r>
+        <w:rPr>
+          <w:color w:val="333333"/>
+          <w:sz w:val="27"/>
+          <w:szCs w:val="27"/>
+          <w:shd w:val="clear" w:color="auto" w:fill="FFFFFF"/>
+        </w:rPr>
+        <w:t xml:space="preserve">0481 Апельсини. </w:t>
+      </w:r>
+      <w:r>
+        <w:rPr>
+          <w:color w:val="333333"/>
+          <w:sz w:val="27"/>
+          <w:szCs w:val="27"/>
+        </w:rPr>
+        <w:t xml:space="preserve">Діти міряються різними </w:t>
+      </w:r>
+      <w:proofErr w:type="spellStart"/>
+      <w:r>
+        <w:rPr>
+          <w:color w:val="333333"/>
+          <w:sz w:val="27"/>
+          <w:szCs w:val="27"/>
+        </w:rPr>
+        <w:t>речима</w:t>
+      </w:r>
+      <w:proofErr w:type="spellEnd"/>
+      <w:r>
+        <w:rPr>
+          <w:color w:val="333333"/>
+          <w:sz w:val="27"/>
+          <w:szCs w:val="27"/>
+        </w:rPr>
+        <w:t>. У нашій задачі — апельсинами. Марічка і Софійка міряються з Петриком.</w:t>
+      </w:r>
+      <w:r>
+        <w:rPr>
+          <w:color w:val="333333"/>
+          <w:sz w:val="27"/>
+          <w:szCs w:val="27"/>
+        </w:rPr>
+        <w:t xml:space="preserve"> </w:t>
+      </w:r>
+      <w:r>
+        <w:rPr>
+          <w:color w:val="333333"/>
+          <w:sz w:val="27"/>
+          <w:szCs w:val="27"/>
+        </w:rPr>
+        <w:t>Потрібно визначити, чи Марічка й Софійка разом мають більше апельсинів, ніж Петрик.</w:t>
+      </w:r>
+    </w:p>
+    <w:p>
+      <w:pPr>
+        <w:pStyle w:val="a4"/>
+        <w:numPr>
+          <w:ilvl w:val="0"/>
+          <w:numId w:val="32"/>
+        </w:numPr>
+        <w:spacing w:before="0" w:beforeAutospacing="0" w:after="60" w:afterAutospacing="0"/>
+        <w:textAlignment w:val="baseline"/>
+        <w:rPr>
+          <w:color w:val="000000"/>
+          <w:lang w:val="en-US"/>
+        </w:rPr>
+      </w:pPr>
+      <w:r>
+        <w:rPr>
+          <w:color w:val="000000"/>
+        </w:rPr>
+        <w:t xml:space="preserve">1302 Загадкове число. </w:t>
+      </w:r>
+      <w:r>
+        <w:rPr>
+          <w:color w:val="333333"/>
+          <w:sz w:val="27"/>
+          <w:szCs w:val="27"/>
+        </w:rPr>
+        <w:t xml:space="preserve">Марічка, як і годиться усім представницям прекрасної статі, полюбляє говорити загадками. Так і цього разу, Марічка планувала написати Зенику записку з її улюбленим числом, проте вона не втрималася, і деякі цифри в числі замінила на зірочки (символ </w:t>
+      </w:r>
+      <w:r>
+        <w:rPr>
+          <w:color w:val="C7254E"/>
+          <w:sz w:val="20"/>
+          <w:szCs w:val="20"/>
+          <w:shd w:val="clear" w:color="auto" w:fill="F9F2F4"/>
+        </w:rPr>
+        <w:t>*</w:t>
+      </w:r>
+      <w:r>
+        <w:rPr>
+          <w:color w:val="333333"/>
+          <w:sz w:val="27"/>
+          <w:szCs w:val="27"/>
+        </w:rPr>
+        <w:t xml:space="preserve">). </w:t>
+      </w:r>
+      <w:r>
+        <w:rPr>
+          <w:color w:val="333333"/>
+          <w:sz w:val="27"/>
+          <w:szCs w:val="27"/>
+        </w:rPr>
+        <w:t>Коли Зеник отримав записку, він, як завжди, не зрозумів, що це мало означати і який прихований зміст у цьому повідомленні. Тому він вирішив визначити, яке мінімальне, та яке максимальне можливе число Марічка хотіла йому сказати.</w:t>
+      </w:r>
+    </w:p>
+    <w:p>
+      <w:pPr>
+        <w:pStyle w:val="a4"/>
+        <w:spacing w:before="0" w:beforeAutospacing="0" w:after="60" w:afterAutospacing="0"/>
+        <w:ind w:left="1080"/>
+        <w:textAlignment w:val="baseline"/>
+        <w:rPr>
+          <w:b/>
+          <w:bCs/>
+          <w:color w:val="000000"/>
+          <w:lang w:val="en-US"/>
         </w:rPr>
       </w:pPr>
     </w:p>
@@ -3167,7 +3580,61 @@
           <w:bCs/>
           <w:color w:val="000000"/>
         </w:rPr>
-        <w:t>Завдання №10 Run First Program - задача про автономність портативної зарядної станції</w:t>
+        <w:t xml:space="preserve">Завдання №10 </w:t>
+      </w:r>
+      <w:proofErr w:type="spellStart"/>
+      <w:r>
+        <w:rPr>
+          <w:b/>
+          <w:bCs/>
+          <w:color w:val="000000"/>
+        </w:rPr>
+        <w:t>Run</w:t>
+      </w:r>
+      <w:proofErr w:type="spellEnd"/>
+      <w:r>
+        <w:rPr>
+          <w:b/>
+          <w:bCs/>
+          <w:color w:val="000000"/>
+        </w:rPr>
+        <w:t xml:space="preserve"> </w:t>
+      </w:r>
+      <w:proofErr w:type="spellStart"/>
+      <w:r>
+        <w:rPr>
+          <w:b/>
+          <w:bCs/>
+          <w:color w:val="000000"/>
+        </w:rPr>
+        <w:t>First</w:t>
+      </w:r>
+      <w:proofErr w:type="spellEnd"/>
+      <w:r>
+        <w:rPr>
+          <w:b/>
+          <w:bCs/>
+          <w:color w:val="000000"/>
+        </w:rPr>
+        <w:t xml:space="preserve"> </w:t>
+      </w:r>
+      <w:proofErr w:type="spellStart"/>
+      <w:r>
+        <w:rPr>
+          <w:b/>
+          <w:bCs/>
+          <w:color w:val="000000"/>
+        </w:rPr>
+        <w:t>Program</w:t>
+      </w:r>
+      <w:proofErr w:type="spellEnd"/>
+      <w:r>
+        <w:rPr>
+          <w:b/>
+          <w:bCs/>
+          <w:color w:val="000000"/>
+        </w:rPr>
+        <w:t xml:space="preserve"> - задача про автономність портативної зарядної станції</w:t>
       </w:r>
     </w:p>
     <w:p>
@@ -3181,6 +3648,66 @@
         <w:jc w:val="both"/>
       </w:pPr>
       <w:r>
+        <w:rPr>
+          <w:noProof/>
+        </w:rPr>
+        <w:drawing>
+          <wp:anchor distT="0" distB="0" distL="114300" distR="114300" simplePos="0" relativeHeight="251694080" behindDoc="0" locked="0" layoutInCell="1" allowOverlap="1" wp14:anchorId="655F5BD6" wp14:editId="3056907D">
+            <wp:simplePos x="0" y="0"/>
+            <wp:positionH relativeFrom="margin">
+              <wp:posOffset>53975</wp:posOffset>
+            </wp:positionH>
+            <wp:positionV relativeFrom="margin">
+              <wp:posOffset>4900295</wp:posOffset>
+            </wp:positionV>
+            <wp:extent cx="3154680" cy="4382135"/>
+            <wp:effectExtent l="0" t="0" r="7620" b="0"/>
+            <wp:wrapSquare wrapText="bothSides"/>
+            <wp:docPr id="3" name="Рисунок 3"/>
+            <wp:cNvGraphicFramePr>
+              <a:graphicFrameLocks xmlns:a="http://schemas.openxmlformats.org/drawingml/2006/main" noChangeAspect="1"/>
+            </wp:cNvGraphicFramePr>
+            <a:graphic xmlns:a="http://schemas.openxmlformats.org/drawingml/2006/main">
+              <a:graphicData uri="http://schemas.openxmlformats.org/drawingml/2006/picture">
+                <pic:pic xmlns:pic="http://schemas.openxmlformats.org/drawingml/2006/picture">
+                  <pic:nvPicPr>
+                    <pic:cNvPr id="3" name="Знімок екрана 2026-09-24 171521.png"/>
+                    <pic:cNvPicPr/>
+                  </pic:nvPicPr>
+                  <pic:blipFill>
+                    <a:blip r:embed="rId21">
+                      <a:extLst>
+                        <a:ext uri="{28A0092B-C50C-407E-A947-70E740481C1C}">
+                          <a14:useLocalDpi xmlns:a14="http://schemas.microsoft.com/office/drawing/2010/main" val="0"/>
+                        </a:ext>
+                      </a:extLst>
+                    </a:blip>
+                    <a:stretch>
+                      <a:fillRect/>
+                    </a:stretch>
+                  </pic:blipFill>
+                  <pic:spPr>
+                    <a:xfrm>
+                      <a:off x="0" y="0"/>
+                      <a:ext cx="3154680" cy="4382135"/>
+                    </a:xfrm>
+                    <a:prstGeom prst="rect">
+                      <a:avLst/>
+                    </a:prstGeom>
+                  </pic:spPr>
+                </pic:pic>
+              </a:graphicData>
+            </a:graphic>
+            <wp14:sizeRelH relativeFrom="margin">
+              <wp14:pctWidth>0</wp14:pctWidth>
+            </wp14:sizeRelH>
+            <wp14:sizeRelV relativeFrom="margin">
+              <wp14:pctHeight>0</wp14:pctHeight>
+            </wp14:sizeRelV>
+          </wp:anchor>
+        </w:drawing>
+      </w:r>
+      <w:r>
         <w:t>Блок-схема</w:t>
       </w:r>
       <w:r>
@@ -3199,13 +3726,13 @@
           <w:noProof/>
         </w:rPr>
         <w:drawing>
-          <wp:anchor distT="0" distB="0" distL="114300" distR="114300" simplePos="0" relativeHeight="251695104" behindDoc="0" locked="0" layoutInCell="1" allowOverlap="1" wp14:anchorId="663B9622" wp14:editId="313317FA">
+          <wp:anchor distT="0" distB="0" distL="114300" distR="114300" simplePos="0" relativeHeight="251695104" behindDoc="0" locked="0" layoutInCell="1" allowOverlap="1" wp14:anchorId="663B9622" wp14:editId="4AAE329C">
             <wp:simplePos x="0" y="0"/>
             <wp:positionH relativeFrom="margin">
-              <wp:align>right</wp:align>
+              <wp:posOffset>3493135</wp:posOffset>
             </wp:positionH>
             <wp:positionV relativeFrom="margin">
-              <wp:posOffset>2255520</wp:posOffset>
+              <wp:posOffset>4815840</wp:posOffset>
             </wp:positionV>
             <wp:extent cx="2717800" cy="5202555"/>
             <wp:effectExtent l="0" t="0" r="6350" b="0"/>
@@ -3222,7 +3749,7 @@
                     <pic:cNvPicPr/>
                   </pic:nvPicPr>
                   <pic:blipFill>
-                    <a:blip r:embed="rId21">
+                    <a:blip r:embed="rId22">
                       <a:extLst>
                         <a:ext uri="{28A0092B-C50C-407E-A947-70E740481C1C}">
                           <a14:useLocalDpi xmlns:a14="http://schemas.microsoft.com/office/drawing/2010/main" val="0"/>
@@ -3254,66 +3781,6 @@
           </wp:anchor>
         </w:drawing>
       </w:r>
-      <w:r>
-        <w:rPr>
-          <w:noProof/>
-        </w:rPr>
-        <w:drawing>
-          <wp:anchor distT="0" distB="0" distL="114300" distR="114300" simplePos="0" relativeHeight="251694080" behindDoc="0" locked="0" layoutInCell="1" allowOverlap="1" wp14:anchorId="655F5BD6" wp14:editId="4B01D240">
-            <wp:simplePos x="0" y="0"/>
-            <wp:positionH relativeFrom="margin">
-              <wp:align>left</wp:align>
-            </wp:positionH>
-            <wp:positionV relativeFrom="margin">
-              <wp:posOffset>2266315</wp:posOffset>
-            </wp:positionV>
-            <wp:extent cx="2933700" cy="4075430"/>
-            <wp:effectExtent l="0" t="0" r="0" b="1270"/>
-            <wp:wrapSquare wrapText="bothSides"/>
-            <wp:docPr id="3" name="Рисунок 3"/>
-            <wp:cNvGraphicFramePr>
-              <a:graphicFrameLocks xmlns:a="http://schemas.openxmlformats.org/drawingml/2006/main" noChangeAspect="1"/>
-            </wp:cNvGraphicFramePr>
-            <a:graphic xmlns:a="http://schemas.openxmlformats.org/drawingml/2006/main">
-              <a:graphicData uri="http://schemas.openxmlformats.org/drawingml/2006/picture">
-                <pic:pic xmlns:pic="http://schemas.openxmlformats.org/drawingml/2006/picture">
-                  <pic:nvPicPr>
-                    <pic:cNvPr id="3" name="Знімок екрана 2026-09-24 171521.png"/>
-                    <pic:cNvPicPr/>
-                  </pic:nvPicPr>
-                  <pic:blipFill>
-                    <a:blip r:embed="rId22">
-                      <a:extLst>
-                        <a:ext uri="{28A0092B-C50C-407E-A947-70E740481C1C}">
-                          <a14:useLocalDpi xmlns:a14="http://schemas.microsoft.com/office/drawing/2010/main" val="0"/>
-                        </a:ext>
-                      </a:extLst>
-                    </a:blip>
-                    <a:stretch>
-                      <a:fillRect/>
-                    </a:stretch>
-                  </pic:blipFill>
-                  <pic:spPr>
-                    <a:xfrm>
-                      <a:off x="0" y="0"/>
-                      <a:ext cx="2933700" cy="4075430"/>
-                    </a:xfrm>
-                    <a:prstGeom prst="rect">
-                      <a:avLst/>
-                    </a:prstGeom>
-                  </pic:spPr>
-                </pic:pic>
-              </a:graphicData>
-            </a:graphic>
-            <wp14:sizeRelH relativeFrom="margin">
-              <wp14:pctWidth>0</wp14:pctWidth>
-            </wp14:sizeRelH>
-            <wp14:sizeRelV relativeFrom="margin">
-              <wp14:pctHeight>0</wp14:pctHeight>
-            </wp14:sizeRelV>
-          </wp:anchor>
-        </w:drawing>
-      </w:r>
     </w:p>
     <w:p>
       <w:pPr>
@@ -3328,90 +3795,12 @@
         <w:spacing w:before="0" w:beforeAutospacing="0" w:after="0" w:afterAutospacing="0"/>
         <w:jc w:val="both"/>
       </w:pPr>
-    </w:p>
-    <w:p>
-      <w:pPr>
-        <w:pStyle w:val="a4"/>
-        <w:spacing w:before="0" w:beforeAutospacing="0" w:after="0" w:afterAutospacing="0"/>
-        <w:jc w:val="both"/>
-      </w:pPr>
-    </w:p>
-    <w:p>
-      <w:pPr>
-        <w:pStyle w:val="a4"/>
-        <w:spacing w:before="0" w:beforeAutospacing="0" w:after="0" w:afterAutospacing="0"/>
-        <w:jc w:val="both"/>
-      </w:pPr>
-    </w:p>
-    <w:p>
-      <w:pPr>
-        <w:pStyle w:val="a4"/>
-        <w:spacing w:before="0" w:beforeAutospacing="0" w:after="0" w:afterAutospacing="0"/>
-        <w:jc w:val="both"/>
-      </w:pPr>
-    </w:p>
-    <w:p>
-      <w:pPr>
-        <w:pStyle w:val="a4"/>
-        <w:spacing w:before="0" w:beforeAutospacing="0" w:after="0" w:afterAutospacing="0"/>
-        <w:jc w:val="both"/>
-      </w:pPr>
-    </w:p>
-    <w:p>
-      <w:pPr>
-        <w:pStyle w:val="a4"/>
-        <w:spacing w:before="0" w:beforeAutospacing="0" w:after="0" w:afterAutospacing="0"/>
-        <w:jc w:val="both"/>
-      </w:pPr>
-    </w:p>
-    <w:p>
-      <w:pPr>
-        <w:pStyle w:val="a4"/>
-        <w:spacing w:before="0" w:beforeAutospacing="0" w:after="0" w:afterAutospacing="0"/>
-        <w:jc w:val="both"/>
-      </w:pPr>
-    </w:p>
-    <w:p>
-      <w:pPr>
-        <w:pStyle w:val="a4"/>
-        <w:spacing w:before="0" w:beforeAutospacing="0" w:after="0" w:afterAutospacing="0"/>
-        <w:jc w:val="both"/>
-      </w:pPr>
-    </w:p>
-    <w:p>
-      <w:pPr>
-        <w:pStyle w:val="a4"/>
-        <w:spacing w:before="0" w:beforeAutospacing="0" w:after="0" w:afterAutospacing="0"/>
-        <w:jc w:val="both"/>
-      </w:pPr>
-    </w:p>
-    <w:p>
-      <w:pPr>
-        <w:pStyle w:val="a4"/>
-        <w:spacing w:before="0" w:beforeAutospacing="0" w:after="0" w:afterAutospacing="0"/>
-        <w:jc w:val="both"/>
-      </w:pPr>
-    </w:p>
-    <w:p>
-      <w:pPr>
-        <w:pStyle w:val="a4"/>
-        <w:spacing w:before="0" w:beforeAutospacing="0" w:after="0" w:afterAutospacing="0"/>
-        <w:jc w:val="both"/>
-      </w:pPr>
-    </w:p>
-    <w:p>
-      <w:pPr>
-        <w:pStyle w:val="a4"/>
-        <w:spacing w:before="0" w:beforeAutospacing="0" w:after="0" w:afterAutospacing="0"/>
-        <w:jc w:val="both"/>
-      </w:pPr>
       <w:r>
         <w:rPr>
           <w:noProof/>
         </w:rPr>
-        <w:lastRenderedPageBreak/>
         <w:drawing>
-          <wp:anchor distT="0" distB="0" distL="114300" distR="114300" simplePos="0" relativeHeight="251697152" behindDoc="0" locked="0" layoutInCell="1" allowOverlap="1" wp14:anchorId="33FA6B33" wp14:editId="4307F246">
+          <wp:anchor distT="0" distB="0" distL="114300" distR="114300" simplePos="0" relativeHeight="251697152" behindDoc="0" locked="0" layoutInCell="1" allowOverlap="1" wp14:anchorId="33FA6B33" wp14:editId="1C8C6ADF">
             <wp:simplePos x="0" y="0"/>
             <wp:positionH relativeFrom="margin">
               <wp:align>right</wp:align>
@@ -3472,7 +3861,7 @@
           <w:noProof/>
         </w:rPr>
         <w:drawing>
-          <wp:anchor distT="0" distB="0" distL="114300" distR="114300" simplePos="0" relativeHeight="251696128" behindDoc="0" locked="0" layoutInCell="1" allowOverlap="1" wp14:anchorId="639759A1" wp14:editId="2397B3A8">
+          <wp:anchor distT="0" distB="0" distL="114300" distR="114300" simplePos="0" relativeHeight="251696128" behindDoc="0" locked="0" layoutInCell="1" allowOverlap="1" wp14:anchorId="639759A1" wp14:editId="214EDACA">
             <wp:simplePos x="0" y="0"/>
             <wp:positionH relativeFrom="margin">
               <wp:align>left</wp:align>
@@ -3588,21 +3977,14 @@
       <w:pPr>
         <w:pStyle w:val="a4"/>
         <w:spacing w:before="0" w:beforeAutospacing="0" w:after="0" w:afterAutospacing="0"/>
-        <w:jc w:val="both"/>
+        <w:jc w:val="center"/>
       </w:pPr>
     </w:p>
     <w:p>
       <w:pPr>
         <w:pStyle w:val="a4"/>
         <w:spacing w:before="0" w:beforeAutospacing="0" w:after="0" w:afterAutospacing="0"/>
-        <w:jc w:val="both"/>
-      </w:pPr>
-    </w:p>
-    <w:p>
-      <w:pPr>
-        <w:pStyle w:val="a4"/>
-        <w:spacing w:before="0" w:beforeAutospacing="0" w:after="0" w:afterAutospacing="0"/>
-        <w:jc w:val="both"/>
+        <w:jc w:val="center"/>
       </w:pPr>
       <w:r>
         <w:rPr>
@@ -3816,7 +4198,7 @@
       <w:pPr>
         <w:pStyle w:val="a4"/>
         <w:spacing w:before="0" w:beforeAutospacing="0" w:after="0" w:afterAutospacing="0"/>
-        <w:jc w:val="both"/>
+        <w:jc w:val="center"/>
         <w:rPr>
           <w:lang w:val="en-US"/>
         </w:rPr>
@@ -4021,7 +4403,7 @@
       <w:pPr>
         <w:pStyle w:val="a4"/>
         <w:spacing w:before="0" w:beforeAutospacing="0" w:after="0" w:afterAutospacing="0"/>
-        <w:jc w:val="both"/>
+        <w:jc w:val="center"/>
         <w:rPr>
           <w:lang w:val="en-US"/>
         </w:rPr>
@@ -4226,10 +4608,10 @@
         </w:rPr>
         <w:lastRenderedPageBreak/>
         <w:drawing>
-          <wp:anchor distT="0" distB="0" distL="114300" distR="114300" simplePos="0" relativeHeight="251682816" behindDoc="0" locked="0" layoutInCell="1" allowOverlap="1" wp14:anchorId="39AD662D" wp14:editId="10FB6070">
+          <wp:anchor distT="0" distB="0" distL="114300" distR="114300" simplePos="0" relativeHeight="251682816" behindDoc="0" locked="0" layoutInCell="1" allowOverlap="1" wp14:anchorId="39AD662D" wp14:editId="346FE6D2">
             <wp:simplePos x="0" y="0"/>
             <wp:positionH relativeFrom="margin">
-              <wp:align>left</wp:align>
+              <wp:posOffset>1092200</wp:posOffset>
             </wp:positionH>
             <wp:positionV relativeFrom="page">
               <wp:posOffset>561975</wp:posOffset>
@@ -4454,7 +4836,7 @@
       <w:pPr>
         <w:pStyle w:val="a4"/>
         <w:spacing w:before="0" w:beforeAutospacing="0" w:after="0" w:afterAutospacing="0"/>
-        <w:jc w:val="both"/>
+        <w:jc w:val="center"/>
         <w:rPr>
           <w:i/>
           <w:iCs/>
@@ -4605,10 +4987,10 @@
           <w:szCs w:val="24"/>
         </w:rPr>
         <w:drawing>
-          <wp:anchor distT="0" distB="0" distL="114300" distR="114300" simplePos="0" relativeHeight="251683840" behindDoc="0" locked="0" layoutInCell="1" allowOverlap="1" wp14:anchorId="45014EAE" wp14:editId="29AB28C7">
+          <wp:anchor distT="0" distB="0" distL="114300" distR="114300" simplePos="0" relativeHeight="251683840" behindDoc="0" locked="0" layoutInCell="1" allowOverlap="1" wp14:anchorId="45014EAE" wp14:editId="53FA0B29">
             <wp:simplePos x="0" y="0"/>
             <wp:positionH relativeFrom="margin">
-              <wp:posOffset>-139700</wp:posOffset>
+              <wp:posOffset>368300</wp:posOffset>
             </wp:positionH>
             <wp:positionV relativeFrom="margin">
               <wp:posOffset>3829685</wp:posOffset>
@@ -4803,6 +5185,7 @@
         </w:numPr>
         <w:spacing w:line="240" w:lineRule="auto"/>
         <w:ind w:left="360"/>
+        <w:jc w:val="center"/>
         <w:rPr>
           <w:rFonts w:ascii="Times New Roman" w:hAnsi="Times New Roman" w:cs="Times New Roman"/>
           <w:b/>
@@ -5378,6 +5761,7 @@
         </w:numPr>
         <w:spacing w:line="240" w:lineRule="auto"/>
         <w:ind w:left="360"/>
+        <w:jc w:val="center"/>
         <w:rPr>
           <w:rFonts w:ascii="Times New Roman" w:hAnsi="Times New Roman" w:cs="Times New Roman"/>
           <w:b/>
@@ -5508,7 +5892,6 @@
           <w:lang w:val="en-US" w:eastAsia="uk-UA"/>
         </w:rPr>
       </w:pPr>
-      <w:bookmarkStart w:id="0" w:name="_GoBack"/>
       <w:r>
         <w:rPr>
           <w:rFonts w:ascii="Times New Roman" w:eastAsia="Times New Roman" w:hAnsi="Times New Roman" w:cs="Times New Roman"/>
@@ -5518,10 +5901,10 @@
           <w:lang w:val="en-US" w:eastAsia="uk-UA"/>
         </w:rPr>
         <w:drawing>
-          <wp:anchor distT="0" distB="0" distL="114300" distR="114300" simplePos="0" relativeHeight="251685888" behindDoc="0" locked="0" layoutInCell="1" allowOverlap="1" wp14:anchorId="4A1EBB03" wp14:editId="07DF81C8">
+          <wp:anchor distT="0" distB="0" distL="114300" distR="114300" simplePos="0" relativeHeight="251685888" behindDoc="0" locked="0" layoutInCell="1" allowOverlap="1" wp14:anchorId="4A1EBB03" wp14:editId="43F5C146">
             <wp:simplePos x="0" y="0"/>
             <wp:positionH relativeFrom="margin">
-              <wp:align>left</wp:align>
+              <wp:posOffset>787400</wp:posOffset>
             </wp:positionH>
             <wp:positionV relativeFrom="margin">
               <wp:posOffset>4996815</wp:posOffset>
@@ -5573,7 +5956,6 @@
           </wp:anchor>
         </w:drawing>
       </w:r>
-      <w:bookmarkEnd w:id="0"/>
     </w:p>
     <w:p>
       <w:pPr>
@@ -5758,7 +6140,7 @@
       <w:pPr>
         <w:pStyle w:val="a4"/>
         <w:spacing w:before="0" w:beforeAutospacing="0" w:after="0" w:afterAutospacing="0"/>
-        <w:jc w:val="both"/>
+        <w:jc w:val="center"/>
         <w:rPr>
           <w:i/>
           <w:iCs/>
@@ -5784,7 +6166,7 @@
           <w:i/>
           <w:iCs/>
         </w:rPr>
-        <w:t xml:space="preserve">історія команд </w:t>
+        <w:t>історія команд</w:t>
       </w:r>
     </w:p>
     <w:p>
@@ -5793,6 +6175,7 @@
         <w:jc w:val="both"/>
         <w:rPr>
           <w:rFonts w:ascii="Times New Roman" w:eastAsia="Times New Roman" w:hAnsi="Times New Roman" w:cs="Times New Roman"/>
+          <w:color w:val="000000"/>
           <w:sz w:val="24"/>
           <w:szCs w:val="24"/>
           <w:lang w:eastAsia="uk-UA"/>
@@ -5818,8 +6201,42 @@
           <w:szCs w:val="24"/>
           <w:lang w:eastAsia="uk-UA"/>
         </w:rPr>
-        <w:t>  Configuration: GitHub</w:t>
-      </w:r>
+        <w:t xml:space="preserve">  </w:t>
+      </w:r>
+      <w:proofErr w:type="spellStart"/>
+      <w:r>
+        <w:rPr>
+          <w:rFonts w:ascii="Times New Roman" w:eastAsia="Times New Roman" w:hAnsi="Times New Roman" w:cs="Times New Roman"/>
+          <w:color w:val="000000"/>
+          <w:sz w:val="24"/>
+          <w:szCs w:val="24"/>
+          <w:lang w:eastAsia="uk-UA"/>
+        </w:rPr>
+        <w:t>Configuration</w:t>
+      </w:r>
+      <w:proofErr w:type="spellEnd"/>
+      <w:r>
+        <w:rPr>
+          <w:rFonts w:ascii="Times New Roman" w:eastAsia="Times New Roman" w:hAnsi="Times New Roman" w:cs="Times New Roman"/>
+          <w:color w:val="000000"/>
+          <w:sz w:val="24"/>
+          <w:szCs w:val="24"/>
+          <w:lang w:eastAsia="uk-UA"/>
+        </w:rPr>
+        <w:t xml:space="preserve">: </w:t>
+      </w:r>
+      <w:proofErr w:type="spellStart"/>
+      <w:r>
+        <w:rPr>
+          <w:rFonts w:ascii="Times New Roman" w:eastAsia="Times New Roman" w:hAnsi="Times New Roman" w:cs="Times New Roman"/>
+          <w:color w:val="000000"/>
+          <w:sz w:val="24"/>
+          <w:szCs w:val="24"/>
+          <w:lang w:eastAsia="uk-UA"/>
+        </w:rPr>
+        <w:t>GitHub</w:t>
+      </w:r>
+      <w:proofErr w:type="spellEnd"/>
     </w:p>
     <w:p>
       <w:pPr>
@@ -5838,64 +6255,19 @@
       </w:pPr>
       <w:r>
         <w:rPr>
-          <w:rFonts w:ascii="Times New Roman" w:hAnsi="Times New Roman" w:cs="Times New Roman"/>
-          <w:sz w:val="24"/>
-          <w:szCs w:val="24"/>
-        </w:rPr>
-        <w:t xml:space="preserve"> Зареєструвала акаунт на GitHub, згенерувала та додала SSH ключ для безпечної авторизації</w:t>
-      </w:r>
-      <w:r>
-        <w:rPr>
-          <w:rFonts w:ascii="Times New Roman" w:hAnsi="Times New Roman" w:cs="Times New Roman"/>
-          <w:color w:val="000000"/>
-          <w:sz w:val="24"/>
-          <w:szCs w:val="24"/>
-          <w:lang w:val="en-US"/>
-        </w:rPr>
-        <w:t>.</w:t>
-      </w:r>
-    </w:p>
-    <w:p>
-      <w:pPr>
-        <w:spacing w:before="100" w:beforeAutospacing="1" w:after="100" w:afterAutospacing="1" w:line="240" w:lineRule="auto"/>
-        <w:rPr>
-          <w:rFonts w:ascii="Times New Roman" w:hAnsi="Times New Roman" w:cs="Times New Roman"/>
-          <w:i/>
-          <w:iCs/>
-          <w:sz w:val="24"/>
-          <w:szCs w:val="24"/>
-        </w:rPr>
-      </w:pPr>
-    </w:p>
-    <w:p>
-      <w:pPr>
-        <w:spacing w:before="100" w:beforeAutospacing="1" w:after="100" w:afterAutospacing="1" w:line="240" w:lineRule="auto"/>
-        <w:rPr>
-          <w:rFonts w:ascii="Times New Roman" w:hAnsi="Times New Roman" w:cs="Times New Roman"/>
-          <w:i/>
-          <w:iCs/>
-          <w:sz w:val="24"/>
-          <w:szCs w:val="24"/>
-        </w:rPr>
-      </w:pPr>
-      <w:r>
-        <w:rPr>
           <w:rFonts w:ascii="Times New Roman" w:eastAsia="Times New Roman" w:hAnsi="Times New Roman" w:cs="Times New Roman"/>
           <w:noProof/>
-          <w:color w:val="000000"/>
-          <w:sz w:val="24"/>
-          <w:szCs w:val="24"/>
           <w:lang w:eastAsia="uk-UA"/>
         </w:rPr>
         <w:lastRenderedPageBreak/>
         <w:drawing>
-          <wp:anchor distT="0" distB="0" distL="114300" distR="114300" simplePos="0" relativeHeight="251699200" behindDoc="0" locked="0" layoutInCell="1" allowOverlap="1" wp14:anchorId="63BAED0D" wp14:editId="3E4CADA8">
+          <wp:anchor distT="0" distB="0" distL="114300" distR="114300" simplePos="0" relativeHeight="251699200" behindDoc="0" locked="0" layoutInCell="1" allowOverlap="1" wp14:anchorId="63BAED0D" wp14:editId="73A1129F">
             <wp:simplePos x="0" y="0"/>
             <wp:positionH relativeFrom="margin">
-              <wp:align>left</wp:align>
+              <wp:align>center</wp:align>
             </wp:positionH>
             <wp:positionV relativeFrom="margin">
-              <wp:align>top</wp:align>
+              <wp:posOffset>487680</wp:posOffset>
             </wp:positionV>
             <wp:extent cx="5895975" cy="2291080"/>
             <wp:effectExtent l="0" t="0" r="9525" b="0"/>
@@ -5944,78 +6316,97 @@
           </wp:anchor>
         </w:drawing>
       </w:r>
+      <w:r>
+        <w:rPr>
+          <w:rFonts w:ascii="Times New Roman" w:hAnsi="Times New Roman" w:cs="Times New Roman"/>
+          <w:sz w:val="24"/>
+          <w:szCs w:val="24"/>
+        </w:rPr>
+        <w:t xml:space="preserve"> Зареєструвала акаунт на </w:t>
+      </w:r>
+      <w:proofErr w:type="spellStart"/>
+      <w:r>
+        <w:rPr>
+          <w:rFonts w:ascii="Times New Roman" w:hAnsi="Times New Roman" w:cs="Times New Roman"/>
+          <w:sz w:val="24"/>
+          <w:szCs w:val="24"/>
+        </w:rPr>
+        <w:t>GitHub</w:t>
+      </w:r>
+      <w:proofErr w:type="spellEnd"/>
+      <w:r>
+        <w:rPr>
+          <w:rFonts w:ascii="Times New Roman" w:hAnsi="Times New Roman" w:cs="Times New Roman"/>
+          <w:sz w:val="24"/>
+          <w:szCs w:val="24"/>
+        </w:rPr>
+        <w:t>, згенерувала та додала SSH ключ для безпечної авторизації</w:t>
+      </w:r>
+      <w:r>
+        <w:rPr>
+          <w:rFonts w:ascii="Times New Roman" w:hAnsi="Times New Roman" w:cs="Times New Roman"/>
+          <w:color w:val="000000"/>
+          <w:sz w:val="24"/>
+          <w:szCs w:val="24"/>
+          <w:lang w:val="en-US"/>
+        </w:rPr>
+        <w:t>.</w:t>
+      </w:r>
     </w:p>
     <w:p>
       <w:pPr>
         <w:spacing w:before="100" w:beforeAutospacing="1" w:after="100" w:afterAutospacing="1" w:line="240" w:lineRule="auto"/>
-        <w:rPr>
-          <w:rFonts w:ascii="Times New Roman" w:hAnsi="Times New Roman" w:cs="Times New Roman"/>
-          <w:i/>
-          <w:iCs/>
-          <w:sz w:val="24"/>
-          <w:szCs w:val="24"/>
-        </w:rPr>
-      </w:pPr>
-    </w:p>
-    <w:p>
-      <w:pPr>
-        <w:spacing w:before="100" w:beforeAutospacing="1" w:after="100" w:afterAutospacing="1" w:line="240" w:lineRule="auto"/>
-        <w:rPr>
-          <w:rFonts w:ascii="Times New Roman" w:hAnsi="Times New Roman" w:cs="Times New Roman"/>
-          <w:i/>
-          <w:iCs/>
-          <w:sz w:val="24"/>
-          <w:szCs w:val="24"/>
-        </w:rPr>
-      </w:pPr>
-    </w:p>
-    <w:p>
-      <w:pPr>
-        <w:spacing w:before="100" w:beforeAutospacing="1" w:after="100" w:afterAutospacing="1" w:line="240" w:lineRule="auto"/>
-        <w:rPr>
-          <w:rFonts w:ascii="Times New Roman" w:hAnsi="Times New Roman" w:cs="Times New Roman"/>
-          <w:i/>
-          <w:iCs/>
-          <w:sz w:val="24"/>
-          <w:szCs w:val="24"/>
-        </w:rPr>
-      </w:pPr>
-    </w:p>
-    <w:p>
-      <w:pPr>
-        <w:spacing w:before="100" w:beforeAutospacing="1" w:after="100" w:afterAutospacing="1" w:line="240" w:lineRule="auto"/>
-        <w:rPr>
-          <w:rFonts w:ascii="Times New Roman" w:hAnsi="Times New Roman" w:cs="Times New Roman"/>
-          <w:i/>
-          <w:iCs/>
-          <w:sz w:val="24"/>
-          <w:szCs w:val="24"/>
-        </w:rPr>
-      </w:pPr>
-    </w:p>
-    <w:p>
-      <w:pPr>
-        <w:spacing w:before="100" w:beforeAutospacing="1" w:after="100" w:afterAutospacing="1" w:line="240" w:lineRule="auto"/>
-        <w:rPr>
-          <w:rFonts w:ascii="Times New Roman" w:hAnsi="Times New Roman" w:cs="Times New Roman"/>
-          <w:i/>
-          <w:iCs/>
-          <w:sz w:val="24"/>
-          <w:szCs w:val="24"/>
-        </w:rPr>
-      </w:pPr>
-    </w:p>
-    <w:p>
-      <w:pPr>
-        <w:spacing w:before="100" w:beforeAutospacing="1" w:after="100" w:afterAutospacing="1" w:line="240" w:lineRule="auto"/>
-        <w:rPr>
-          <w:rFonts w:ascii="Times New Roman" w:hAnsi="Times New Roman" w:cs="Times New Roman"/>
-          <w:i/>
-          <w:iCs/>
-          <w:sz w:val="24"/>
-          <w:szCs w:val="24"/>
-        </w:rPr>
-      </w:pPr>
+        <w:jc w:val="center"/>
+        <w:rPr>
+          <w:rFonts w:ascii="Times New Roman" w:hAnsi="Times New Roman" w:cs="Times New Roman"/>
+          <w:i/>
+          <w:iCs/>
+          <w:sz w:val="24"/>
+          <w:szCs w:val="24"/>
+        </w:rPr>
+      </w:pPr>
+      <w:r>
+        <w:rPr>
+          <w:rFonts w:ascii="Times New Roman" w:hAnsi="Times New Roman" w:cs="Times New Roman"/>
+          <w:i/>
+          <w:iCs/>
+          <w:sz w:val="24"/>
+          <w:szCs w:val="24"/>
+        </w:rPr>
+        <w:t>Рис.</w:t>
+      </w:r>
+      <w:r>
+        <w:rPr>
+          <w:rFonts w:ascii="Times New Roman" w:hAnsi="Times New Roman" w:cs="Times New Roman"/>
+          <w:i/>
+          <w:iCs/>
+          <w:sz w:val="24"/>
+          <w:szCs w:val="24"/>
+          <w:lang w:val="en-US"/>
+        </w:rPr>
+        <w:t>8</w:t>
+      </w:r>
+      <w:r>
+        <w:rPr>
+          <w:rFonts w:ascii="Times New Roman" w:hAnsi="Times New Roman" w:cs="Times New Roman"/>
+          <w:i/>
+          <w:iCs/>
+          <w:sz w:val="24"/>
+          <w:szCs w:val="24"/>
+        </w:rPr>
+        <w:t xml:space="preserve"> Профіль на </w:t>
+      </w:r>
+      <w:r>
+        <w:rPr>
+          <w:rFonts w:ascii="Times New Roman" w:hAnsi="Times New Roman" w:cs="Times New Roman"/>
+          <w:i/>
+          <w:iCs/>
+          <w:sz w:val="24"/>
+          <w:szCs w:val="24"/>
+          <w:lang w:val="en-US"/>
+        </w:rPr>
+        <w:t>GitHub.</w:t>
+      </w:r>
     </w:p>
     <w:p>
       <w:pPr>
@@ -6038,13 +6429,13 @@
           <w:lang w:eastAsia="uk-UA"/>
         </w:rPr>
         <w:drawing>
-          <wp:anchor distT="0" distB="0" distL="114300" distR="114300" simplePos="0" relativeHeight="251669504" behindDoc="0" locked="0" layoutInCell="1" allowOverlap="1" wp14:anchorId="3853FCC4" wp14:editId="085A1C84">
+          <wp:anchor distT="0" distB="0" distL="114300" distR="114300" simplePos="0" relativeHeight="251669504" behindDoc="0" locked="0" layoutInCell="1" allowOverlap="1" wp14:anchorId="3853FCC4" wp14:editId="2CF3C811">
             <wp:simplePos x="0" y="0"/>
             <wp:positionH relativeFrom="margin">
-              <wp:posOffset>-38100</wp:posOffset>
+              <wp:align>center</wp:align>
             </wp:positionH>
             <wp:positionV relativeFrom="margin">
-              <wp:posOffset>2764155</wp:posOffset>
+              <wp:posOffset>3320415</wp:posOffset>
             </wp:positionV>
             <wp:extent cx="5514975" cy="2482215"/>
             <wp:effectExtent l="0" t="0" r="9525" b="0"/>
@@ -6103,17 +6494,10 @@
           </wp:anchor>
         </w:drawing>
       </w:r>
-      <w:r>
-        <w:rPr>
-          <w:rFonts w:ascii="Times New Roman" w:hAnsi="Times New Roman" w:cs="Times New Roman"/>
-          <w:i/>
-          <w:iCs/>
-          <w:sz w:val="24"/>
-          <w:szCs w:val="24"/>
-        </w:rPr>
-        <w:t>Рис.</w:t>
-      </w:r>
-      <w:r>
+    </w:p>
+    <w:p>
+      <w:pPr>
+        <w:spacing w:before="100" w:beforeAutospacing="1" w:after="100" w:afterAutospacing="1" w:line="240" w:lineRule="auto"/>
         <w:rPr>
           <w:rFonts w:ascii="Times New Roman" w:hAnsi="Times New Roman" w:cs="Times New Roman"/>
           <w:i/>
@@ -6122,19 +6506,11 @@
           <w:szCs w:val="24"/>
           <w:lang w:val="en-US"/>
         </w:rPr>
-        <w:t>8</w:t>
-      </w:r>
-      <w:r>
-        <w:rPr>
-          <w:rFonts w:ascii="Times New Roman" w:hAnsi="Times New Roman" w:cs="Times New Roman"/>
-          <w:i/>
-          <w:iCs/>
-          <w:sz w:val="24"/>
-          <w:szCs w:val="24"/>
-        </w:rPr>
-        <w:t xml:space="preserve"> Профіль на </w:t>
-      </w:r>
-      <w:r>
+      </w:pPr>
+    </w:p>
+    <w:p>
+      <w:pPr>
+        <w:spacing w:before="100" w:beforeAutospacing="1" w:after="100" w:afterAutospacing="1" w:line="240" w:lineRule="auto"/>
         <w:rPr>
           <w:rFonts w:ascii="Times New Roman" w:hAnsi="Times New Roman" w:cs="Times New Roman"/>
           <w:i/>
@@ -6143,8 +6519,7 @@
           <w:szCs w:val="24"/>
           <w:lang w:val="en-US"/>
         </w:rPr>
-        <w:t>GitHub.</w:t>
-      </w:r>
+      </w:pPr>
     </w:p>
     <w:p>
       <w:pPr>
@@ -6194,7 +6569,6 @@
           <w:iCs/>
           <w:sz w:val="24"/>
           <w:szCs w:val="24"/>
-          <w:lang w:val="en-US"/>
         </w:rPr>
       </w:pPr>
     </w:p>
@@ -6207,38 +6581,13 @@
           <w:iCs/>
           <w:sz w:val="24"/>
           <w:szCs w:val="24"/>
-          <w:lang w:val="en-US"/>
         </w:rPr>
       </w:pPr>
     </w:p>
     <w:p>
       <w:pPr>
         <w:spacing w:before="100" w:beforeAutospacing="1" w:after="100" w:afterAutospacing="1" w:line="240" w:lineRule="auto"/>
-        <w:rPr>
-          <w:rFonts w:ascii="Times New Roman" w:hAnsi="Times New Roman" w:cs="Times New Roman"/>
-          <w:i/>
-          <w:iCs/>
-          <w:sz w:val="24"/>
-          <w:szCs w:val="24"/>
-          <w:lang w:val="en-US"/>
-        </w:rPr>
-      </w:pPr>
-    </w:p>
-    <w:p>
-      <w:pPr>
-        <w:spacing w:before="100" w:beforeAutospacing="1" w:after="100" w:afterAutospacing="1" w:line="240" w:lineRule="auto"/>
-        <w:rPr>
-          <w:rFonts w:ascii="Times New Roman" w:hAnsi="Times New Roman" w:cs="Times New Roman"/>
-          <w:i/>
-          <w:iCs/>
-          <w:sz w:val="24"/>
-          <w:szCs w:val="24"/>
-        </w:rPr>
-      </w:pPr>
-    </w:p>
-    <w:p>
-      <w:pPr>
-        <w:spacing w:before="100" w:beforeAutospacing="1" w:after="100" w:afterAutospacing="1" w:line="240" w:lineRule="auto"/>
+        <w:jc w:val="center"/>
         <w:rPr>
           <w:rFonts w:ascii="Times New Roman" w:hAnsi="Times New Roman" w:cs="Times New Roman"/>
           <w:i/>
@@ -6308,8 +6657,30 @@
         <w:rPr>
           <w:color w:val="000000"/>
         </w:rPr>
-        <w:t xml:space="preserve"> Configuration: Algotester</w:t>
-      </w:r>
+        <w:t xml:space="preserve"> </w:t>
+      </w:r>
+      <w:proofErr w:type="spellStart"/>
+      <w:r>
+        <w:rPr>
+          <w:color w:val="000000"/>
+        </w:rPr>
+        <w:t>Configuration</w:t>
+      </w:r>
+      <w:proofErr w:type="spellEnd"/>
+      <w:r>
+        <w:rPr>
+          <w:color w:val="000000"/>
+        </w:rPr>
+        <w:t xml:space="preserve">: </w:t>
+      </w:r>
+      <w:proofErr w:type="spellStart"/>
+      <w:r>
+        <w:rPr>
+          <w:color w:val="000000"/>
+        </w:rPr>
+        <w:t>Algotester</w:t>
+      </w:r>
+      <w:proofErr w:type="spellEnd"/>
     </w:p>
     <w:p>
       <w:pPr>
@@ -6345,14 +6716,23 @@
       <w:r>
         <w:rPr>
           <w:rFonts w:ascii="Times New Roman" w:hAnsi="Times New Roman" w:cs="Times New Roman"/>
+          <w:noProof/>
           <w:sz w:val="24"/>
           <w:szCs w:val="24"/>
           <w:lang w:val="en-US"/>
         </w:rPr>
         <w:drawing>
-          <wp:inline distT="0" distB="0" distL="0" distR="0" wp14:anchorId="32C06EB6" wp14:editId="3992F8A8">
-            <wp:extent cx="5064397" cy="2151525"/>
+          <wp:anchor distT="0" distB="0" distL="114300" distR="114300" simplePos="0" relativeHeight="251700224" behindDoc="0" locked="0" layoutInCell="1" allowOverlap="1" wp14:anchorId="32C06EB6" wp14:editId="59B82BFF">
+            <wp:simplePos x="0" y="0"/>
+            <wp:positionH relativeFrom="margin">
+              <wp:align>center</wp:align>
+            </wp:positionH>
+            <wp:positionV relativeFrom="margin">
+              <wp:posOffset>6960235</wp:posOffset>
+            </wp:positionV>
+            <wp:extent cx="5064125" cy="2151380"/>
             <wp:effectExtent l="0" t="0" r="3175" b="1270"/>
+            <wp:wrapSquare wrapText="bothSides"/>
             <wp:docPr id="8" name="Рисунок 8"/>
             <wp:cNvGraphicFramePr>
               <a:graphicFrameLocks xmlns:a="http://schemas.openxmlformats.org/drawingml/2006/main" noChangeAspect="1"/>
@@ -6365,7 +6745,13 @@
                     <pic:cNvPicPr/>
                   </pic:nvPicPr>
                   <pic:blipFill>
-                    <a:blip r:embed="rId33"/>
+                    <a:blip r:embed="rId33">
+                      <a:extLst>
+                        <a:ext uri="{28A0092B-C50C-407E-A947-70E740481C1C}">
+                          <a14:useLocalDpi xmlns:a14="http://schemas.microsoft.com/office/drawing/2010/main" val="0"/>
+                        </a:ext>
+                      </a:extLst>
+                    </a:blip>
                     <a:stretch>
                       <a:fillRect/>
                     </a:stretch>
@@ -6373,7 +6759,7 @@
                   <pic:spPr>
                     <a:xfrm>
                       <a:off x="0" y="0"/>
-                      <a:ext cx="5085936" cy="2160676"/>
+                      <a:ext cx="5064125" cy="2151380"/>
                     </a:xfrm>
                     <a:prstGeom prst="rect">
                       <a:avLst/>
@@ -6382,13 +6768,92 @@
                 </pic:pic>
               </a:graphicData>
             </a:graphic>
-          </wp:inline>
+          </wp:anchor>
         </w:drawing>
       </w:r>
     </w:p>
     <w:p>
       <w:pPr>
         <w:spacing w:before="100" w:beforeAutospacing="1" w:after="100" w:afterAutospacing="1" w:line="240" w:lineRule="auto"/>
+        <w:jc w:val="center"/>
+        <w:rPr>
+          <w:rFonts w:ascii="Times New Roman" w:hAnsi="Times New Roman" w:cs="Times New Roman"/>
+          <w:i/>
+          <w:iCs/>
+          <w:sz w:val="24"/>
+          <w:szCs w:val="24"/>
+        </w:rPr>
+      </w:pPr>
+    </w:p>
+    <w:p>
+      <w:pPr>
+        <w:spacing w:before="100" w:beforeAutospacing="1" w:after="100" w:afterAutospacing="1" w:line="240" w:lineRule="auto"/>
+        <w:jc w:val="center"/>
+        <w:rPr>
+          <w:rFonts w:ascii="Times New Roman" w:hAnsi="Times New Roman" w:cs="Times New Roman"/>
+          <w:i/>
+          <w:iCs/>
+          <w:sz w:val="24"/>
+          <w:szCs w:val="24"/>
+        </w:rPr>
+      </w:pPr>
+    </w:p>
+    <w:p>
+      <w:pPr>
+        <w:spacing w:before="100" w:beforeAutospacing="1" w:after="100" w:afterAutospacing="1" w:line="240" w:lineRule="auto"/>
+        <w:jc w:val="center"/>
+        <w:rPr>
+          <w:rFonts w:ascii="Times New Roman" w:hAnsi="Times New Roman" w:cs="Times New Roman"/>
+          <w:i/>
+          <w:iCs/>
+          <w:sz w:val="24"/>
+          <w:szCs w:val="24"/>
+        </w:rPr>
+      </w:pPr>
+    </w:p>
+    <w:p>
+      <w:pPr>
+        <w:spacing w:before="100" w:beforeAutospacing="1" w:after="100" w:afterAutospacing="1" w:line="240" w:lineRule="auto"/>
+        <w:jc w:val="center"/>
+        <w:rPr>
+          <w:rFonts w:ascii="Times New Roman" w:hAnsi="Times New Roman" w:cs="Times New Roman"/>
+          <w:i/>
+          <w:iCs/>
+          <w:sz w:val="24"/>
+          <w:szCs w:val="24"/>
+        </w:rPr>
+      </w:pPr>
+    </w:p>
+    <w:p>
+      <w:pPr>
+        <w:spacing w:before="100" w:beforeAutospacing="1" w:after="100" w:afterAutospacing="1" w:line="240" w:lineRule="auto"/>
+        <w:jc w:val="center"/>
+        <w:rPr>
+          <w:rFonts w:ascii="Times New Roman" w:hAnsi="Times New Roman" w:cs="Times New Roman"/>
+          <w:i/>
+          <w:iCs/>
+          <w:sz w:val="24"/>
+          <w:szCs w:val="24"/>
+        </w:rPr>
+      </w:pPr>
+    </w:p>
+    <w:p>
+      <w:pPr>
+        <w:spacing w:before="100" w:beforeAutospacing="1" w:after="100" w:afterAutospacing="1" w:line="240" w:lineRule="auto"/>
+        <w:jc w:val="center"/>
+        <w:rPr>
+          <w:rFonts w:ascii="Times New Roman" w:hAnsi="Times New Roman" w:cs="Times New Roman"/>
+          <w:i/>
+          <w:iCs/>
+          <w:sz w:val="24"/>
+          <w:szCs w:val="24"/>
+        </w:rPr>
+      </w:pPr>
+    </w:p>
+    <w:p>
+      <w:pPr>
+        <w:spacing w:before="100" w:beforeAutospacing="1" w:after="100" w:afterAutospacing="1" w:line="240" w:lineRule="auto"/>
+        <w:jc w:val="center"/>
         <w:rPr>
           <w:rFonts w:ascii="Times New Roman" w:hAnsi="Times New Roman" w:cs="Times New Roman"/>
           <w:i/>
@@ -6408,6 +6873,7 @@
         </w:rPr>
         <w:t xml:space="preserve">Рис.10 акаунт на платформі </w:t>
       </w:r>
+      <w:proofErr w:type="spellStart"/>
       <w:r>
         <w:rPr>
           <w:rFonts w:ascii="Times New Roman" w:hAnsi="Times New Roman" w:cs="Times New Roman"/>
@@ -6419,52 +6885,128 @@
         </w:rPr>
         <w:t>Algotester</w:t>
       </w:r>
+      <w:proofErr w:type="spellEnd"/>
+    </w:p>
+    <w:p>
+      <w:pPr>
+        <w:pStyle w:val="a4"/>
+      </w:pPr>
+      <w:r>
+        <w:rPr>
+          <w:b/>
+          <w:bCs/>
+        </w:rPr>
+        <w:lastRenderedPageBreak/>
+        <w:t xml:space="preserve">Завдання №8 </w:t>
+      </w:r>
+      <w:proofErr w:type="spellStart"/>
+      <w:r>
+        <w:rPr>
+          <w:b/>
+          <w:bCs/>
+        </w:rPr>
+        <w:t>Configuration</w:t>
+      </w:r>
+      <w:proofErr w:type="spellEnd"/>
+      <w:r>
+        <w:rPr>
+          <w:b/>
+          <w:bCs/>
+        </w:rPr>
+        <w:t xml:space="preserve">: </w:t>
+      </w:r>
+      <w:proofErr w:type="spellStart"/>
+      <w:r>
+        <w:rPr>
+          <w:b/>
+          <w:bCs/>
+        </w:rPr>
+        <w:t>Create</w:t>
+      </w:r>
+      <w:proofErr w:type="spellEnd"/>
+      <w:r>
+        <w:rPr>
+          <w:b/>
+          <w:bCs/>
+        </w:rPr>
+        <w:t xml:space="preserve"> </w:t>
+      </w:r>
+      <w:proofErr w:type="spellStart"/>
+      <w:r>
+        <w:rPr>
+          <w:b/>
+          <w:bCs/>
+        </w:rPr>
+        <w:t>Own</w:t>
+      </w:r>
+      <w:proofErr w:type="spellEnd"/>
+      <w:r>
+        <w:rPr>
+          <w:b/>
+          <w:bCs/>
+        </w:rPr>
+        <w:t xml:space="preserve"> </w:t>
+      </w:r>
+      <w:proofErr w:type="spellStart"/>
+      <w:r>
+        <w:rPr>
+          <w:b/>
+          <w:bCs/>
+        </w:rPr>
+        <w:t>Git</w:t>
+      </w:r>
+      <w:proofErr w:type="spellEnd"/>
+      <w:r>
+        <w:rPr>
+          <w:b/>
+          <w:bCs/>
+        </w:rPr>
+        <w:t xml:space="preserve"> Repo and Exchange Files with Teammate</w:t>
+      </w:r>
+    </w:p>
+    <w:p>
+      <w:pPr>
+        <w:pStyle w:val="a4"/>
+        <w:numPr>
+          <w:ilvl w:val="0"/>
+          <w:numId w:val="29"/>
+        </w:numPr>
+      </w:pPr>
+      <w:r>
+        <w:t>Створила власний приватний репозиторій на GitHub для виконання індивідуальних завдань.</w:t>
+      </w:r>
     </w:p>
     <w:p>
       <w:pPr>
         <w:spacing w:before="100" w:beforeAutospacing="1" w:after="100" w:afterAutospacing="1" w:line="240" w:lineRule="auto"/>
         <w:rPr>
-          <w:rFonts w:ascii="Times New Roman" w:hAnsi="Times New Roman" w:cs="Times New Roman"/>
-          <w:i/>
-          <w:iCs/>
-          <w:sz w:val="24"/>
-          <w:szCs w:val="24"/>
+          <w:rFonts w:ascii="Times New Roman" w:eastAsia="Times New Roman" w:hAnsi="Times New Roman" w:cs="Times New Roman"/>
+          <w:color w:val="000000"/>
+          <w:sz w:val="24"/>
+          <w:szCs w:val="24"/>
+          <w:lang w:val="en-US" w:eastAsia="uk-UA"/>
+        </w:rPr>
+      </w:pPr>
+      <w:r>
+        <w:rPr>
+          <w:rFonts w:ascii="Times New Roman" w:hAnsi="Times New Roman" w:cs="Times New Roman"/>
+          <w:noProof/>
+          <w:color w:val="000000"/>
           <w:lang w:val="en-US"/>
         </w:rPr>
-      </w:pPr>
-    </w:p>
-    <w:p>
-      <w:pPr>
-        <w:pStyle w:val="a4"/>
-        <w:spacing w:before="0" w:beforeAutospacing="0" w:after="0" w:afterAutospacing="0"/>
-        <w:jc w:val="both"/>
-        <w:rPr>
-          <w:i/>
-          <w:iCs/>
-        </w:rPr>
-      </w:pPr>
-    </w:p>
-    <w:p>
-      <w:pPr>
-        <w:pStyle w:val="a4"/>
-        <w:spacing w:before="0" w:beforeAutospacing="0" w:after="0" w:afterAutospacing="0"/>
-        <w:jc w:val="both"/>
-        <w:rPr>
-          <w:i/>
-          <w:iCs/>
-        </w:rPr>
-      </w:pPr>
-      <w:r>
-        <w:rPr>
-          <w:i/>
-          <w:iCs/>
-        </w:rPr>
-        <w:lastRenderedPageBreak/>
         <w:drawing>
-          <wp:inline distT="0" distB="0" distL="0" distR="0" wp14:anchorId="1DBB5272" wp14:editId="035C1FC1">
-            <wp:extent cx="4288971" cy="2129775"/>
-            <wp:effectExtent l="0" t="0" r="0" b="4445"/>
-            <wp:docPr id="11" name="Рисунок 11"/>
+          <wp:anchor distT="0" distB="0" distL="114300" distR="114300" simplePos="0" relativeHeight="251703296" behindDoc="0" locked="0" layoutInCell="1" allowOverlap="1" wp14:anchorId="2A5C7506" wp14:editId="4F35886F">
+            <wp:simplePos x="0" y="0"/>
+            <wp:positionH relativeFrom="margin">
+              <wp:align>center</wp:align>
+            </wp:positionH>
+            <wp:positionV relativeFrom="margin">
+              <wp:posOffset>908322</wp:posOffset>
+            </wp:positionV>
+            <wp:extent cx="4818120" cy="2841172"/>
+            <wp:effectExtent l="0" t="0" r="1905" b="0"/>
+            <wp:wrapSquare wrapText="bothSides"/>
+            <wp:docPr id="30" name="Рисунок 30"/>
             <wp:cNvGraphicFramePr>
               <a:graphicFrameLocks xmlns:a="http://schemas.openxmlformats.org/drawingml/2006/main" noChangeAspect="1"/>
             </wp:cNvGraphicFramePr>
@@ -6472,81 +7014,24 @@
               <a:graphicData uri="http://schemas.openxmlformats.org/drawingml/2006/picture">
                 <pic:pic xmlns:pic="http://schemas.openxmlformats.org/drawingml/2006/picture">
                   <pic:nvPicPr>
-                    <pic:cNvPr id="1" name=""/>
-                    <pic:cNvPicPr/>
-                  </pic:nvPicPr>
-                  <pic:blipFill>
-                    <a:blip r:embed="rId34"/>
-                    <a:stretch>
-                      <a:fillRect/>
-                    </a:stretch>
-                  </pic:blipFill>
-                  <pic:spPr>
-                    <a:xfrm>
-                      <a:off x="0" y="0"/>
-                      <a:ext cx="4310088" cy="2140261"/>
-                    </a:xfrm>
-                    <a:prstGeom prst="rect">
-                      <a:avLst/>
-                    </a:prstGeom>
-                  </pic:spPr>
-                </pic:pic>
-              </a:graphicData>
-            </a:graphic>
-          </wp:inline>
-        </w:drawing>
-      </w:r>
-    </w:p>
-    <w:p>
-      <w:pPr>
-        <w:pStyle w:val="a4"/>
-        <w:spacing w:before="0" w:beforeAutospacing="0" w:after="0" w:afterAutospacing="0"/>
-        <w:jc w:val="both"/>
-        <w:rPr>
-          <w:i/>
-          <w:iCs/>
-        </w:rPr>
-      </w:pPr>
-    </w:p>
-    <w:p>
-      <w:pPr>
-        <w:pStyle w:val="a4"/>
-        <w:spacing w:before="0" w:beforeAutospacing="0" w:after="0" w:afterAutospacing="0"/>
-        <w:jc w:val="both"/>
-        <w:rPr>
-          <w:i/>
-          <w:iCs/>
-        </w:rPr>
-      </w:pPr>
-      <w:r>
-        <w:rPr>
-          <w:i/>
-          <w:iCs/>
-        </w:rPr>
-        <w:drawing>
-          <wp:inline distT="0" distB="0" distL="0" distR="0" wp14:anchorId="3E78B141" wp14:editId="21A8CC08">
-            <wp:extent cx="4288790" cy="2170452"/>
-            <wp:effectExtent l="0" t="0" r="0" b="1270"/>
-            <wp:docPr id="12" name="Рисунок 12"/>
-            <wp:cNvGraphicFramePr>
-              <a:graphicFrameLocks xmlns:a="http://schemas.openxmlformats.org/drawingml/2006/main" noChangeAspect="1"/>
-            </wp:cNvGraphicFramePr>
-            <a:graphic xmlns:a="http://schemas.openxmlformats.org/drawingml/2006/main">
-              <a:graphicData uri="http://schemas.openxmlformats.org/drawingml/2006/picture">
-                <pic:pic xmlns:pic="http://schemas.openxmlformats.org/drawingml/2006/picture">
-                  <pic:nvPicPr>
-                    <pic:cNvPr id="1" name=""/>
+                    <pic:cNvPr id="30" name="Знімок екрана 2026-09-23 213252.png"/>
                     <pic:cNvPicPr/>
                   </pic:nvPicPr>
                   <pic:blipFill rotWithShape="1">
-                    <a:blip r:embed="rId35"/>
-                    <a:srcRect r="5751"/>
+                    <a:blip r:embed="rId34" cstate="print">
+                      <a:extLst>
+                        <a:ext uri="{28A0092B-C50C-407E-A947-70E740481C1C}">
+                          <a14:useLocalDpi xmlns:a14="http://schemas.microsoft.com/office/drawing/2010/main" val="0"/>
+                        </a:ext>
+                      </a:extLst>
+                    </a:blip>
+                    <a:srcRect b="10299"/>
                     <a:stretch/>
                   </pic:blipFill>
                   <pic:spPr bwMode="auto">
                     <a:xfrm>
                       <a:off x="0" y="0"/>
-                      <a:ext cx="4316486" cy="2184468"/>
+                      <a:ext cx="4818120" cy="2841172"/>
                     </a:xfrm>
                     <a:prstGeom prst="rect">
                       <a:avLst/>
@@ -6563,209 +7048,118 @@
                 </pic:pic>
               </a:graphicData>
             </a:graphic>
-          </wp:inline>
+          </wp:anchor>
         </w:drawing>
       </w:r>
     </w:p>
     <w:p>
       <w:pPr>
-        <w:pStyle w:val="a4"/>
-        <w:spacing w:before="0" w:beforeAutospacing="0" w:after="0" w:afterAutospacing="0"/>
-        <w:jc w:val="both"/>
-        <w:rPr>
-          <w:i/>
-          <w:iCs/>
-        </w:rPr>
-      </w:pPr>
-    </w:p>
-    <w:p>
-      <w:pPr>
-        <w:pStyle w:val="a4"/>
-        <w:spacing w:before="0" w:beforeAutospacing="0" w:after="0" w:afterAutospacing="0"/>
-        <w:jc w:val="both"/>
-        <w:rPr>
-          <w:i/>
-          <w:iCs/>
-          <w:lang w:val="en-US"/>
-        </w:rPr>
-      </w:pPr>
-      <w:r>
-        <w:rPr>
-          <w:i/>
-          <w:iCs/>
-        </w:rPr>
-        <w:t>Рис.11 зада</w:t>
-      </w:r>
-      <w:r>
-        <w:rPr>
-          <w:i/>
-          <w:iCs/>
-        </w:rPr>
-        <w:t>чі</w:t>
-      </w:r>
-      <w:r>
-        <w:rPr>
-          <w:i/>
-          <w:iCs/>
-        </w:rPr>
-        <w:t xml:space="preserve"> на алготестері </w:t>
-      </w:r>
-      <w:r>
-        <w:rPr>
-          <w:i/>
-          <w:iCs/>
-          <w:lang w:val="en-US"/>
-        </w:rPr>
-        <w:t>self practice</w:t>
-      </w:r>
-    </w:p>
-    <w:p>
-      <w:pPr>
-        <w:pStyle w:val="a4"/>
-        <w:spacing w:before="0" w:beforeAutospacing="0" w:after="0" w:afterAutospacing="0"/>
-        <w:jc w:val="both"/>
-        <w:rPr>
-          <w:lang w:val="en-US"/>
-        </w:rPr>
-      </w:pPr>
-      <w:r>
-        <w:rPr>
-          <w:color w:val="000000"/>
-        </w:rPr>
-        <w:t>Посилання на файл коду в пулреквесті:</w:t>
-      </w:r>
-      <w:hyperlink r:id="rId36" w:history="1">
-        <w:r>
-          <w:rPr>
-            <w:rStyle w:val="a6"/>
-            <w:color w:val="1155CC"/>
-          </w:rPr>
-          <w:t xml:space="preserve"> </w:t>
-        </w:r>
-      </w:hyperlink>
-    </w:p>
-    <w:p>
-      <w:pPr>
-        <w:pStyle w:val="a4"/>
-        <w:spacing w:before="0" w:beforeAutospacing="0" w:after="0" w:afterAutospacing="0"/>
-        <w:jc w:val="both"/>
-        <w:rPr>
-          <w:lang w:val="en-US"/>
-        </w:rPr>
-      </w:pPr>
-      <w:hyperlink r:id="rId37" w:anchor="diff-652cd53ad6e8c44c8476512e9788432efeb5481a339ac133c9584a859e790159" w:history="1">
-        <w:r>
-          <w:rPr>
-            <w:rStyle w:val="a6"/>
-            <w:lang w:val="en-US"/>
-          </w:rPr>
-          <w:t>https://github.com/sawinx16/ai_programming_playground_2026/pull/1/changes#diff-652cd53ad6e8c44c8476512e9788432efeb5481a339ac133c9584a859e790159</w:t>
-        </w:r>
-      </w:hyperlink>
-      <w:r>
-        <w:rPr>
-          <w:lang w:val="en-US"/>
-        </w:rPr>
-        <w:t xml:space="preserve"> </w:t>
-      </w:r>
-    </w:p>
-    <w:p>
-      <w:pPr>
-        <w:pStyle w:val="a4"/>
-      </w:pPr>
-      <w:r>
-        <w:rPr>
-          <w:b/>
-          <w:bCs/>
-        </w:rPr>
-        <w:t>Завдання №8 Configuration: Create Own Git Repo and Exchange Files with Teammate</w:t>
-      </w:r>
-    </w:p>
-    <w:p>
-      <w:pPr>
-        <w:pStyle w:val="a4"/>
-        <w:numPr>
-          <w:ilvl w:val="0"/>
-          <w:numId w:val="29"/>
-        </w:numPr>
-      </w:pPr>
-      <w:r>
-        <w:t>Створила власний приватний репозиторій на GitHub для виконання індивідуальних завдань.</w:t>
-      </w:r>
-    </w:p>
-    <w:p>
-      <w:pPr>
         <w:spacing w:before="100" w:beforeAutospacing="1" w:after="100" w:afterAutospacing="1" w:line="240" w:lineRule="auto"/>
-        <w:rPr>
-          <w:rFonts w:ascii="Times New Roman" w:eastAsia="Times New Roman" w:hAnsi="Times New Roman" w:cs="Times New Roman"/>
-          <w:color w:val="000000"/>
-          <w:sz w:val="24"/>
-          <w:szCs w:val="24"/>
-          <w:lang w:val="en-US" w:eastAsia="uk-UA"/>
-        </w:rPr>
-      </w:pPr>
-      <w:r>
-        <w:rPr>
-          <w:rFonts w:ascii="Times New Roman" w:eastAsia="Times New Roman" w:hAnsi="Times New Roman" w:cs="Times New Roman"/>
-          <w:noProof/>
-          <w:color w:val="000000"/>
-          <w:sz w:val="24"/>
-          <w:szCs w:val="24"/>
-          <w:lang w:val="en-US" w:eastAsia="uk-UA"/>
-        </w:rPr>
-        <w:drawing>
-          <wp:inline distT="0" distB="0" distL="0" distR="0" wp14:anchorId="2A5C7506" wp14:editId="64F0DBAE">
-            <wp:extent cx="4818120" cy="2841172"/>
-            <wp:effectExtent l="0" t="0" r="1905" b="0"/>
-            <wp:docPr id="30" name="Рисунок 30"/>
-            <wp:cNvGraphicFramePr>
-              <a:graphicFrameLocks xmlns:a="http://schemas.openxmlformats.org/drawingml/2006/main" noChangeAspect="1"/>
-            </wp:cNvGraphicFramePr>
-            <a:graphic xmlns:a="http://schemas.openxmlformats.org/drawingml/2006/main">
-              <a:graphicData uri="http://schemas.openxmlformats.org/drawingml/2006/picture">
-                <pic:pic xmlns:pic="http://schemas.openxmlformats.org/drawingml/2006/picture">
-                  <pic:nvPicPr>
-                    <pic:cNvPr id="30" name="Знімок екрана 2026-09-23 213252.png"/>
-                    <pic:cNvPicPr/>
-                  </pic:nvPicPr>
-                  <pic:blipFill rotWithShape="1">
-                    <a:blip r:embed="rId38" cstate="print">
-                      <a:extLst>
-                        <a:ext uri="{28A0092B-C50C-407E-A947-70E740481C1C}">
-                          <a14:useLocalDpi xmlns:a14="http://schemas.microsoft.com/office/drawing/2010/main" val="0"/>
-                        </a:ext>
-                      </a:extLst>
-                    </a:blip>
-                    <a:srcRect b="10299"/>
-                    <a:stretch/>
-                  </pic:blipFill>
-                  <pic:spPr bwMode="auto">
-                    <a:xfrm>
-                      <a:off x="0" y="0"/>
-                      <a:ext cx="4826016" cy="2845828"/>
-                    </a:xfrm>
-                    <a:prstGeom prst="rect">
-                      <a:avLst/>
-                    </a:prstGeom>
-                    <a:ln>
-                      <a:noFill/>
-                    </a:ln>
-                    <a:extLst>
-                      <a:ext uri="{53640926-AAD7-44D8-BBD7-CCE9431645EC}">
-                        <a14:shadowObscured xmlns:a14="http://schemas.microsoft.com/office/drawing/2010/main"/>
-                      </a:ext>
-                    </a:extLst>
-                  </pic:spPr>
-                </pic:pic>
-              </a:graphicData>
-            </a:graphic>
-          </wp:inline>
-        </w:drawing>
-      </w:r>
+        <w:jc w:val="center"/>
+        <w:rPr>
+          <w:rFonts w:ascii="Times New Roman" w:hAnsi="Times New Roman" w:cs="Times New Roman"/>
+          <w:i/>
+          <w:iCs/>
+          <w:sz w:val="24"/>
+          <w:szCs w:val="24"/>
+        </w:rPr>
+      </w:pPr>
     </w:p>
     <w:p>
       <w:pPr>
         <w:spacing w:before="100" w:beforeAutospacing="1" w:after="100" w:afterAutospacing="1" w:line="240" w:lineRule="auto"/>
+        <w:jc w:val="center"/>
+        <w:rPr>
+          <w:rFonts w:ascii="Times New Roman" w:hAnsi="Times New Roman" w:cs="Times New Roman"/>
+          <w:i/>
+          <w:iCs/>
+          <w:sz w:val="24"/>
+          <w:szCs w:val="24"/>
+        </w:rPr>
+      </w:pPr>
+    </w:p>
+    <w:p>
+      <w:pPr>
+        <w:spacing w:before="100" w:beforeAutospacing="1" w:after="100" w:afterAutospacing="1" w:line="240" w:lineRule="auto"/>
+        <w:jc w:val="center"/>
+        <w:rPr>
+          <w:rFonts w:ascii="Times New Roman" w:hAnsi="Times New Roman" w:cs="Times New Roman"/>
+          <w:i/>
+          <w:iCs/>
+          <w:sz w:val="24"/>
+          <w:szCs w:val="24"/>
+        </w:rPr>
+      </w:pPr>
+    </w:p>
+    <w:p>
+      <w:pPr>
+        <w:spacing w:before="100" w:beforeAutospacing="1" w:after="100" w:afterAutospacing="1" w:line="240" w:lineRule="auto"/>
+        <w:jc w:val="center"/>
+        <w:rPr>
+          <w:rFonts w:ascii="Times New Roman" w:hAnsi="Times New Roman" w:cs="Times New Roman"/>
+          <w:i/>
+          <w:iCs/>
+          <w:sz w:val="24"/>
+          <w:szCs w:val="24"/>
+        </w:rPr>
+      </w:pPr>
+    </w:p>
+    <w:p>
+      <w:pPr>
+        <w:spacing w:before="100" w:beforeAutospacing="1" w:after="100" w:afterAutospacing="1" w:line="240" w:lineRule="auto"/>
+        <w:jc w:val="center"/>
+        <w:rPr>
+          <w:rFonts w:ascii="Times New Roman" w:hAnsi="Times New Roman" w:cs="Times New Roman"/>
+          <w:i/>
+          <w:iCs/>
+          <w:sz w:val="24"/>
+          <w:szCs w:val="24"/>
+        </w:rPr>
+      </w:pPr>
+    </w:p>
+    <w:p>
+      <w:pPr>
+        <w:spacing w:before="100" w:beforeAutospacing="1" w:after="100" w:afterAutospacing="1" w:line="240" w:lineRule="auto"/>
+        <w:jc w:val="center"/>
+        <w:rPr>
+          <w:rFonts w:ascii="Times New Roman" w:hAnsi="Times New Roman" w:cs="Times New Roman"/>
+          <w:i/>
+          <w:iCs/>
+          <w:sz w:val="24"/>
+          <w:szCs w:val="24"/>
+        </w:rPr>
+      </w:pPr>
+    </w:p>
+    <w:p>
+      <w:pPr>
+        <w:spacing w:before="100" w:beforeAutospacing="1" w:after="100" w:afterAutospacing="1" w:line="240" w:lineRule="auto"/>
+        <w:jc w:val="center"/>
+        <w:rPr>
+          <w:rFonts w:ascii="Times New Roman" w:hAnsi="Times New Roman" w:cs="Times New Roman"/>
+          <w:i/>
+          <w:iCs/>
+          <w:sz w:val="24"/>
+          <w:szCs w:val="24"/>
+        </w:rPr>
+      </w:pPr>
+    </w:p>
+    <w:p>
+      <w:pPr>
+        <w:spacing w:before="100" w:beforeAutospacing="1" w:after="100" w:afterAutospacing="1" w:line="240" w:lineRule="auto"/>
+        <w:jc w:val="center"/>
+        <w:rPr>
+          <w:rFonts w:ascii="Times New Roman" w:hAnsi="Times New Roman" w:cs="Times New Roman"/>
+          <w:i/>
+          <w:iCs/>
+          <w:sz w:val="24"/>
+          <w:szCs w:val="24"/>
+        </w:rPr>
+      </w:pPr>
+    </w:p>
+    <w:p>
+      <w:pPr>
+        <w:spacing w:before="100" w:beforeAutospacing="1" w:after="100" w:afterAutospacing="1" w:line="240" w:lineRule="auto"/>
+        <w:jc w:val="center"/>
         <w:rPr>
           <w:rFonts w:ascii="Times New Roman" w:hAnsi="Times New Roman" w:cs="Times New Roman"/>
           <w:i/>
@@ -6821,7 +7215,6 @@
           <w:sz w:val="26"/>
           <w:szCs w:val="26"/>
         </w:rPr>
-        <w:lastRenderedPageBreak/>
         <w:t>Код програм з посиланням на зовнішні ресурси:</w:t>
       </w:r>
     </w:p>
@@ -6924,6 +7317,8 @@
           <w:lang w:val="en-US"/>
         </w:rPr>
       </w:pPr>
+      <w:bookmarkStart w:id="0" w:name="_GoBack"/>
+      <w:bookmarkEnd w:id="0"/>
       <w:r>
         <w:rPr>
           <w:rFonts w:ascii="Times New Roman" w:hAnsi="Times New Roman" w:cs="Times New Roman"/>
@@ -6935,13 +7330,13 @@
           <w:lang w:val="en-US"/>
         </w:rPr>
         <w:drawing>
-          <wp:anchor distT="0" distB="0" distL="114300" distR="114300" simplePos="0" relativeHeight="251687936" behindDoc="0" locked="0" layoutInCell="1" allowOverlap="1" wp14:anchorId="08CC5F3D" wp14:editId="0CAFB94C">
+          <wp:anchor distT="0" distB="0" distL="114300" distR="114300" simplePos="0" relativeHeight="251687936" behindDoc="0" locked="0" layoutInCell="1" allowOverlap="1" wp14:anchorId="08CC5F3D" wp14:editId="1EB09460">
             <wp:simplePos x="0" y="0"/>
             <wp:positionH relativeFrom="margin">
               <wp:posOffset>-635</wp:posOffset>
             </wp:positionH>
             <wp:positionV relativeFrom="margin">
-              <wp:posOffset>652417</wp:posOffset>
+              <wp:posOffset>5056505</wp:posOffset>
             </wp:positionV>
             <wp:extent cx="3689985" cy="3980815"/>
             <wp:effectExtent l="0" t="0" r="5715" b="635"/>
@@ -6958,7 +7353,7 @@
                     <pic:cNvPicPr/>
                   </pic:nvPicPr>
                   <pic:blipFill>
-                    <a:blip r:embed="rId39">
+                    <a:blip r:embed="rId35">
                       <a:extLst>
                         <a:ext uri="{28A0092B-C50C-407E-A947-70E740481C1C}">
                           <a14:useLocalDpi xmlns:a14="http://schemas.microsoft.com/office/drawing/2010/main" val="0"/>
@@ -7159,130 +7554,28 @@
           <w:lang w:val="en-US"/>
         </w:rPr>
       </w:pPr>
-    </w:p>
-    <w:p>
-      <w:pPr>
-        <w:spacing w:before="100" w:beforeAutospacing="1" w:after="100" w:afterAutospacing="1" w:line="240" w:lineRule="auto"/>
-        <w:rPr>
-          <w:rFonts w:ascii="Times New Roman" w:hAnsi="Times New Roman" w:cs="Times New Roman"/>
-          <w:i/>
-          <w:iCs/>
+      <w:r>
+        <w:rPr>
+          <w:rFonts w:ascii="Times New Roman" w:hAnsi="Times New Roman" w:cs="Times New Roman"/>
+          <w:i/>
+          <w:iCs/>
+          <w:noProof/>
           <w:sz w:val="24"/>
           <w:szCs w:val="24"/>
           <w:lang w:val="en-US"/>
         </w:rPr>
-      </w:pPr>
-    </w:p>
-    <w:p>
-      <w:pPr>
-        <w:spacing w:before="100" w:beforeAutospacing="1" w:after="100" w:afterAutospacing="1" w:line="240" w:lineRule="auto"/>
-        <w:rPr>
-          <w:rFonts w:ascii="Times New Roman" w:hAnsi="Times New Roman" w:cs="Times New Roman"/>
-          <w:i/>
-          <w:iCs/>
-          <w:sz w:val="24"/>
-          <w:szCs w:val="24"/>
-          <w:lang w:val="en-US"/>
-        </w:rPr>
-      </w:pPr>
-    </w:p>
-    <w:p>
-      <w:pPr>
-        <w:spacing w:before="100" w:beforeAutospacing="1" w:after="100" w:afterAutospacing="1" w:line="240" w:lineRule="auto"/>
-        <w:rPr>
-          <w:rFonts w:ascii="Times New Roman" w:hAnsi="Times New Roman" w:cs="Times New Roman"/>
-          <w:i/>
-          <w:iCs/>
-          <w:sz w:val="24"/>
-          <w:szCs w:val="24"/>
-          <w:lang w:val="en-US"/>
-        </w:rPr>
-      </w:pPr>
-    </w:p>
-    <w:p>
-      <w:pPr>
-        <w:spacing w:before="100" w:beforeAutospacing="1" w:after="100" w:afterAutospacing="1" w:line="240" w:lineRule="auto"/>
-        <w:rPr>
-          <w:rFonts w:ascii="Times New Roman" w:hAnsi="Times New Roman" w:cs="Times New Roman"/>
-          <w:i/>
-          <w:iCs/>
-          <w:sz w:val="24"/>
-          <w:szCs w:val="24"/>
-          <w:lang w:val="en-US"/>
-        </w:rPr>
-      </w:pPr>
-    </w:p>
-    <w:p>
-      <w:pPr>
-        <w:spacing w:before="100" w:beforeAutospacing="1" w:after="100" w:afterAutospacing="1" w:line="240" w:lineRule="auto"/>
-        <w:rPr>
-          <w:rFonts w:ascii="Times New Roman" w:hAnsi="Times New Roman" w:cs="Times New Roman"/>
-          <w:i/>
-          <w:iCs/>
-          <w:sz w:val="24"/>
-          <w:szCs w:val="24"/>
-          <w:lang w:val="en-US"/>
-        </w:rPr>
-      </w:pPr>
-    </w:p>
-    <w:p>
-      <w:pPr>
-        <w:spacing w:before="100" w:beforeAutospacing="1" w:after="100" w:afterAutospacing="1" w:line="240" w:lineRule="auto"/>
-        <w:rPr>
-          <w:rFonts w:ascii="Times New Roman" w:hAnsi="Times New Roman" w:cs="Times New Roman"/>
-          <w:i/>
-          <w:iCs/>
-          <w:sz w:val="24"/>
-          <w:szCs w:val="24"/>
-          <w:lang w:val="en-US"/>
-        </w:rPr>
-      </w:pPr>
-    </w:p>
-    <w:p>
-      <w:pPr>
-        <w:spacing w:before="100" w:beforeAutospacing="1" w:after="100" w:afterAutospacing="1" w:line="240" w:lineRule="auto"/>
-        <w:rPr>
-          <w:rFonts w:ascii="Times New Roman" w:hAnsi="Times New Roman" w:cs="Times New Roman"/>
-          <w:i/>
-          <w:iCs/>
-          <w:sz w:val="24"/>
-          <w:szCs w:val="24"/>
-          <w:lang w:val="en-US"/>
-        </w:rPr>
-      </w:pPr>
-    </w:p>
-    <w:p>
-      <w:pPr>
-        <w:spacing w:before="100" w:beforeAutospacing="1" w:after="100" w:afterAutospacing="1" w:line="240" w:lineRule="auto"/>
-        <w:rPr>
-          <w:rFonts w:ascii="Times New Roman" w:hAnsi="Times New Roman" w:cs="Times New Roman"/>
-          <w:i/>
-          <w:iCs/>
-          <w:sz w:val="24"/>
-          <w:szCs w:val="24"/>
-        </w:rPr>
-      </w:pPr>
-      <w:r>
-        <w:rPr>
-          <w:rFonts w:ascii="Times New Roman" w:hAnsi="Times New Roman" w:cs="Times New Roman"/>
-          <w:i/>
-          <w:iCs/>
-          <w:noProof/>
-          <w:sz w:val="24"/>
-          <w:szCs w:val="24"/>
-          <w:lang w:val="en-US"/>
-        </w:rPr>
+        <w:lastRenderedPageBreak/>
         <w:drawing>
-          <wp:anchor distT="0" distB="0" distL="114300" distR="114300" simplePos="0" relativeHeight="251688960" behindDoc="0" locked="0" layoutInCell="1" allowOverlap="1" wp14:anchorId="72EDF316" wp14:editId="58901F45">
+          <wp:anchor distT="0" distB="0" distL="114300" distR="114300" simplePos="0" relativeHeight="251688960" behindDoc="0" locked="0" layoutInCell="1" allowOverlap="1" wp14:anchorId="72EDF316" wp14:editId="618CC86C">
             <wp:simplePos x="0" y="0"/>
             <wp:positionH relativeFrom="margin">
-              <wp:align>left</wp:align>
+              <wp:align>center</wp:align>
             </wp:positionH>
             <wp:positionV relativeFrom="margin">
-              <wp:posOffset>4927600</wp:posOffset>
+              <wp:posOffset>5715</wp:posOffset>
             </wp:positionV>
-            <wp:extent cx="4890770" cy="3058795"/>
-            <wp:effectExtent l="0" t="0" r="5080" b="8255"/>
+            <wp:extent cx="4546600" cy="2843530"/>
+            <wp:effectExtent l="0" t="0" r="6350" b="0"/>
             <wp:wrapSquare wrapText="bothSides"/>
             <wp:docPr id="32" name="Рисунок 32"/>
             <wp:cNvGraphicFramePr>
@@ -7293,6 +7586,980 @@
                 <pic:pic xmlns:pic="http://schemas.openxmlformats.org/drawingml/2006/picture">
                   <pic:nvPicPr>
                     <pic:cNvPr id="32" name="Знімок екрана 2026-09-23 213915.png"/>
+                    <pic:cNvPicPr/>
+                  </pic:nvPicPr>
+                  <pic:blipFill>
+                    <a:blip r:embed="rId36">
+                      <a:extLst>
+                        <a:ext uri="{28A0092B-C50C-407E-A947-70E740481C1C}">
+                          <a14:useLocalDpi xmlns:a14="http://schemas.microsoft.com/office/drawing/2010/main" val="0"/>
+                        </a:ext>
+                      </a:extLst>
+                    </a:blip>
+                    <a:stretch>
+                      <a:fillRect/>
+                    </a:stretch>
+                  </pic:blipFill>
+                  <pic:spPr>
+                    <a:xfrm>
+                      <a:off x="0" y="0"/>
+                      <a:ext cx="4546600" cy="2843530"/>
+                    </a:xfrm>
+                    <a:prstGeom prst="rect">
+                      <a:avLst/>
+                    </a:prstGeom>
+                  </pic:spPr>
+                </pic:pic>
+              </a:graphicData>
+            </a:graphic>
+            <wp14:sizeRelH relativeFrom="margin">
+              <wp14:pctWidth>0</wp14:pctWidth>
+            </wp14:sizeRelH>
+            <wp14:sizeRelV relativeFrom="margin">
+              <wp14:pctHeight>0</wp14:pctHeight>
+            </wp14:sizeRelV>
+          </wp:anchor>
+        </w:drawing>
+      </w:r>
+    </w:p>
+    <w:p>
+      <w:pPr>
+        <w:spacing w:before="100" w:beforeAutospacing="1" w:after="100" w:afterAutospacing="1" w:line="240" w:lineRule="auto"/>
+        <w:rPr>
+          <w:rFonts w:ascii="Times New Roman" w:hAnsi="Times New Roman" w:cs="Times New Roman"/>
+          <w:i/>
+          <w:iCs/>
+          <w:sz w:val="24"/>
+          <w:szCs w:val="24"/>
+          <w:lang w:val="en-US"/>
+        </w:rPr>
+      </w:pPr>
+    </w:p>
+    <w:p>
+      <w:pPr>
+        <w:spacing w:before="100" w:beforeAutospacing="1" w:after="100" w:afterAutospacing="1" w:line="240" w:lineRule="auto"/>
+        <w:rPr>
+          <w:rFonts w:ascii="Times New Roman" w:hAnsi="Times New Roman" w:cs="Times New Roman"/>
+          <w:i/>
+          <w:iCs/>
+          <w:sz w:val="24"/>
+          <w:szCs w:val="24"/>
+          <w:lang w:val="en-US"/>
+        </w:rPr>
+      </w:pPr>
+    </w:p>
+    <w:p>
+      <w:pPr>
+        <w:spacing w:before="100" w:beforeAutospacing="1" w:after="100" w:afterAutospacing="1" w:line="240" w:lineRule="auto"/>
+        <w:rPr>
+          <w:rFonts w:ascii="Times New Roman" w:hAnsi="Times New Roman" w:cs="Times New Roman"/>
+          <w:i/>
+          <w:iCs/>
+          <w:sz w:val="24"/>
+          <w:szCs w:val="24"/>
+          <w:lang w:val="en-US"/>
+        </w:rPr>
+      </w:pPr>
+    </w:p>
+    <w:p>
+      <w:pPr>
+        <w:spacing w:before="100" w:beforeAutospacing="1" w:after="100" w:afterAutospacing="1" w:line="240" w:lineRule="auto"/>
+        <w:rPr>
+          <w:rFonts w:ascii="Times New Roman" w:hAnsi="Times New Roman" w:cs="Times New Roman"/>
+          <w:i/>
+          <w:iCs/>
+          <w:sz w:val="24"/>
+          <w:szCs w:val="24"/>
+          <w:lang w:val="en-US"/>
+        </w:rPr>
+      </w:pPr>
+    </w:p>
+    <w:p>
+      <w:pPr>
+        <w:spacing w:before="100" w:beforeAutospacing="1" w:after="100" w:afterAutospacing="1" w:line="240" w:lineRule="auto"/>
+        <w:rPr>
+          <w:rFonts w:ascii="Times New Roman" w:hAnsi="Times New Roman" w:cs="Times New Roman"/>
+          <w:i/>
+          <w:iCs/>
+          <w:sz w:val="24"/>
+          <w:szCs w:val="24"/>
+          <w:lang w:val="en-US"/>
+        </w:rPr>
+      </w:pPr>
+    </w:p>
+    <w:p>
+      <w:pPr>
+        <w:spacing w:before="100" w:beforeAutospacing="1" w:after="100" w:afterAutospacing="1" w:line="240" w:lineRule="auto"/>
+        <w:rPr>
+          <w:rFonts w:ascii="Times New Roman" w:hAnsi="Times New Roman" w:cs="Times New Roman"/>
+          <w:i/>
+          <w:iCs/>
+          <w:sz w:val="24"/>
+          <w:szCs w:val="24"/>
+          <w:lang w:val="en-US"/>
+        </w:rPr>
+      </w:pPr>
+    </w:p>
+    <w:p>
+      <w:pPr>
+        <w:spacing w:before="100" w:beforeAutospacing="1" w:after="100" w:afterAutospacing="1" w:line="240" w:lineRule="auto"/>
+        <w:rPr>
+          <w:rFonts w:ascii="Times New Roman" w:hAnsi="Times New Roman" w:cs="Times New Roman"/>
+          <w:i/>
+          <w:iCs/>
+          <w:sz w:val="24"/>
+          <w:szCs w:val="24"/>
+          <w:lang w:val="en-US"/>
+        </w:rPr>
+      </w:pPr>
+    </w:p>
+    <w:p>
+      <w:pPr>
+        <w:spacing w:before="100" w:beforeAutospacing="1" w:after="100" w:afterAutospacing="1" w:line="240" w:lineRule="auto"/>
+        <w:rPr>
+          <w:rFonts w:ascii="Times New Roman" w:hAnsi="Times New Roman" w:cs="Times New Roman"/>
+          <w:i/>
+          <w:iCs/>
+          <w:sz w:val="24"/>
+          <w:szCs w:val="24"/>
+          <w:lang w:val="en-US"/>
+        </w:rPr>
+      </w:pPr>
+    </w:p>
+    <w:p>
+      <w:pPr>
+        <w:spacing w:before="100" w:beforeAutospacing="1" w:after="100" w:afterAutospacing="1" w:line="240" w:lineRule="auto"/>
+        <w:jc w:val="center"/>
+        <w:rPr>
+          <w:rFonts w:ascii="Times New Roman" w:hAnsi="Times New Roman" w:cs="Times New Roman"/>
+          <w:i/>
+          <w:iCs/>
+          <w:sz w:val="24"/>
+          <w:szCs w:val="24"/>
+        </w:rPr>
+      </w:pPr>
+      <w:r>
+        <w:rPr>
+          <w:rFonts w:ascii="Times New Roman" w:hAnsi="Times New Roman" w:cs="Times New Roman"/>
+          <w:i/>
+          <w:iCs/>
+          <w:sz w:val="24"/>
+          <w:szCs w:val="24"/>
+          <w:lang w:val="en-US"/>
+        </w:rPr>
+        <w:t>Code#1/</w:t>
+      </w:r>
+      <w:r>
+        <w:rPr>
+          <w:rFonts w:ascii="Times New Roman" w:hAnsi="Times New Roman" w:cs="Times New Roman"/>
+          <w:i/>
+          <w:iCs/>
+          <w:sz w:val="24"/>
+          <w:szCs w:val="24"/>
+        </w:rPr>
+        <w:t>Рис.</w:t>
+      </w:r>
+      <w:r>
+        <w:rPr>
+          <w:rFonts w:ascii="Times New Roman" w:hAnsi="Times New Roman" w:cs="Times New Roman"/>
+          <w:i/>
+          <w:iCs/>
+          <w:sz w:val="24"/>
+          <w:szCs w:val="24"/>
+          <w:lang w:val="en-US"/>
+        </w:rPr>
+        <w:t>1</w:t>
+      </w:r>
+      <w:r>
+        <w:rPr>
+          <w:rFonts w:ascii="Times New Roman" w:hAnsi="Times New Roman" w:cs="Times New Roman"/>
+          <w:i/>
+          <w:iCs/>
+          <w:sz w:val="24"/>
+          <w:szCs w:val="24"/>
+        </w:rPr>
+        <w:t>2</w:t>
+      </w:r>
+      <w:r>
+        <w:rPr>
+          <w:rFonts w:ascii="Times New Roman" w:hAnsi="Times New Roman" w:cs="Times New Roman"/>
+          <w:i/>
+          <w:iCs/>
+          <w:sz w:val="24"/>
+          <w:szCs w:val="24"/>
+          <w:lang w:val="en-US"/>
+        </w:rPr>
+        <w:t xml:space="preserve"> </w:t>
+      </w:r>
+      <w:r>
+        <w:rPr>
+          <w:rFonts w:ascii="Times New Roman" w:hAnsi="Times New Roman" w:cs="Times New Roman"/>
+          <w:i/>
+          <w:iCs/>
+          <w:sz w:val="24"/>
+          <w:szCs w:val="24"/>
+        </w:rPr>
+        <w:t>код до задачі про зарядну станці</w:t>
+      </w:r>
+      <w:r>
+        <w:rPr>
+          <w:rFonts w:ascii="Times New Roman" w:hAnsi="Times New Roman" w:cs="Times New Roman"/>
+          <w:i/>
+          <w:iCs/>
+          <w:sz w:val="24"/>
+          <w:szCs w:val="24"/>
+        </w:rPr>
+        <w:t>ю</w:t>
+      </w:r>
+    </w:p>
+    <w:p>
+      <w:pPr>
+        <w:spacing w:before="100" w:beforeAutospacing="1" w:after="100" w:afterAutospacing="1" w:line="240" w:lineRule="auto"/>
+        <w:rPr>
+          <w:rFonts w:ascii="Times New Roman" w:hAnsi="Times New Roman" w:cs="Times New Roman"/>
+          <w:sz w:val="24"/>
+          <w:szCs w:val="24"/>
+          <w:lang w:val="en-US"/>
+        </w:rPr>
+      </w:pPr>
+      <w:r>
+        <w:rPr>
+          <w:rFonts w:ascii="Times New Roman" w:hAnsi="Times New Roman" w:cs="Times New Roman"/>
+          <w:sz w:val="24"/>
+          <w:szCs w:val="24"/>
+        </w:rPr>
+        <w:t xml:space="preserve">Посилання на </w:t>
+      </w:r>
+      <w:r>
+        <w:rPr>
+          <w:rFonts w:ascii="Times New Roman" w:hAnsi="Times New Roman" w:cs="Times New Roman"/>
+          <w:sz w:val="24"/>
+          <w:szCs w:val="24"/>
+        </w:rPr>
+        <w:t xml:space="preserve">файл </w:t>
+      </w:r>
+      <w:r>
+        <w:rPr>
+          <w:rFonts w:ascii="Times New Roman" w:hAnsi="Times New Roman" w:cs="Times New Roman"/>
+          <w:sz w:val="24"/>
+          <w:szCs w:val="24"/>
+        </w:rPr>
+        <w:t>код</w:t>
+      </w:r>
+      <w:r>
+        <w:rPr>
+          <w:rFonts w:ascii="Times New Roman" w:hAnsi="Times New Roman" w:cs="Times New Roman"/>
+          <w:sz w:val="24"/>
+          <w:szCs w:val="24"/>
+        </w:rPr>
+        <w:t>у</w:t>
+      </w:r>
+      <w:r>
+        <w:rPr>
+          <w:rFonts w:ascii="Times New Roman" w:hAnsi="Times New Roman" w:cs="Times New Roman"/>
+          <w:sz w:val="24"/>
+          <w:szCs w:val="24"/>
+        </w:rPr>
+        <w:t xml:space="preserve"> у </w:t>
+      </w:r>
+      <w:proofErr w:type="spellStart"/>
+      <w:r>
+        <w:rPr>
+          <w:rFonts w:ascii="Times New Roman" w:hAnsi="Times New Roman" w:cs="Times New Roman"/>
+          <w:sz w:val="24"/>
+          <w:szCs w:val="24"/>
+        </w:rPr>
+        <w:t>пулреквесті</w:t>
+      </w:r>
+      <w:proofErr w:type="spellEnd"/>
+      <w:r>
+        <w:rPr>
+          <w:rFonts w:ascii="Times New Roman" w:hAnsi="Times New Roman" w:cs="Times New Roman"/>
+          <w:sz w:val="24"/>
+          <w:szCs w:val="24"/>
+          <w:lang w:val="en-US"/>
+        </w:rPr>
+        <w:t xml:space="preserve"> </w:t>
+      </w:r>
+    </w:p>
+    <w:p>
+      <w:pPr>
+        <w:spacing w:before="100" w:beforeAutospacing="1" w:after="100" w:afterAutospacing="1" w:line="240" w:lineRule="auto"/>
+        <w:rPr>
+          <w:rFonts w:ascii="Times New Roman" w:hAnsi="Times New Roman" w:cs="Times New Roman"/>
+          <w:sz w:val="24"/>
+          <w:szCs w:val="24"/>
+          <w:lang w:val="en-US"/>
+        </w:rPr>
+      </w:pPr>
+      <w:hyperlink r:id="rId37" w:anchor="diff-bbeed0d9d4c7aa1cb15ecc918816d708df5cc48cd5bf554324b18a1e44728450" w:history="1">
+        <w:proofErr w:type="spellStart"/>
+        <w:r>
+          <w:rPr>
+            <w:rStyle w:val="a6"/>
+          </w:rPr>
+          <w:t>Epic</w:t>
+        </w:r>
+        <w:proofErr w:type="spellEnd"/>
+        <w:r>
+          <w:rPr>
+            <w:rStyle w:val="a6"/>
+          </w:rPr>
+          <w:t xml:space="preserve"> 1 - </w:t>
+        </w:r>
+        <w:proofErr w:type="spellStart"/>
+        <w:r>
+          <w:rPr>
+            <w:rStyle w:val="a6"/>
+          </w:rPr>
+          <w:t>Oleksandra</w:t>
+        </w:r>
+        <w:proofErr w:type="spellEnd"/>
+        <w:r>
+          <w:rPr>
+            <w:rStyle w:val="a6"/>
+          </w:rPr>
+          <w:t xml:space="preserve"> </w:t>
+        </w:r>
+        <w:proofErr w:type="spellStart"/>
+        <w:r>
+          <w:rPr>
+            <w:rStyle w:val="a6"/>
+          </w:rPr>
+          <w:t>Melnyk</w:t>
+        </w:r>
+        <w:proofErr w:type="spellEnd"/>
+        <w:r>
+          <w:rPr>
+            <w:rStyle w:val="a6"/>
+          </w:rPr>
+          <w:t xml:space="preserve"> </w:t>
+        </w:r>
+        <w:proofErr w:type="spellStart"/>
+        <w:r>
+          <w:rPr>
+            <w:rStyle w:val="a6"/>
+          </w:rPr>
+          <w:t>by</w:t>
+        </w:r>
+        <w:proofErr w:type="spellEnd"/>
+        <w:r>
+          <w:rPr>
+            <w:rStyle w:val="a6"/>
+          </w:rPr>
+          <w:t xml:space="preserve"> sawinx16 · </w:t>
+        </w:r>
+        <w:proofErr w:type="spellStart"/>
+        <w:r>
+          <w:rPr>
+            <w:rStyle w:val="a6"/>
+          </w:rPr>
+          <w:t>Pull</w:t>
+        </w:r>
+        <w:proofErr w:type="spellEnd"/>
+        <w:r>
+          <w:rPr>
+            <w:rStyle w:val="a6"/>
+          </w:rPr>
+          <w:t xml:space="preserve"> </w:t>
+        </w:r>
+        <w:proofErr w:type="spellStart"/>
+        <w:r>
+          <w:rPr>
+            <w:rStyle w:val="a6"/>
+          </w:rPr>
+          <w:t>Request</w:t>
+        </w:r>
+        <w:proofErr w:type="spellEnd"/>
+        <w:r>
+          <w:rPr>
+            <w:rStyle w:val="a6"/>
+          </w:rPr>
+          <w:t xml:space="preserve"> #70 · artificial-intelligence-department/ai_programming_playground_2026</w:t>
+        </w:r>
+      </w:hyperlink>
+    </w:p>
+    <w:p>
+      <w:pPr>
+        <w:spacing w:before="100" w:beforeAutospacing="1" w:after="100" w:afterAutospacing="1" w:line="240" w:lineRule="auto"/>
+        <w:jc w:val="center"/>
+        <w:rPr>
+          <w:rFonts w:ascii="Times New Roman" w:hAnsi="Times New Roman" w:cs="Times New Roman"/>
+          <w:i/>
+          <w:iCs/>
+          <w:sz w:val="24"/>
+          <w:szCs w:val="24"/>
+        </w:rPr>
+      </w:pPr>
+      <w:r>
+        <w:rPr>
+          <w:rStyle w:val="60"/>
+          <w:rFonts w:ascii="Times New Roman" w:hAnsi="Times New Roman" w:cs="Times New Roman"/>
+          <w:noProof/>
+          <w:sz w:val="24"/>
+          <w:szCs w:val="24"/>
+        </w:rPr>
+        <w:drawing>
+          <wp:anchor distT="0" distB="0" distL="114300" distR="114300" simplePos="0" relativeHeight="251714560" behindDoc="0" locked="0" layoutInCell="1" allowOverlap="1" wp14:anchorId="3BC7C9FC" wp14:editId="5AF833A9">
+            <wp:simplePos x="0" y="0"/>
+            <wp:positionH relativeFrom="margin">
+              <wp:align>center</wp:align>
+            </wp:positionH>
+            <wp:positionV relativeFrom="margin">
+              <wp:posOffset>4389755</wp:posOffset>
+            </wp:positionV>
+            <wp:extent cx="2766695" cy="3842385"/>
+            <wp:effectExtent l="0" t="0" r="0" b="5715"/>
+            <wp:wrapSquare wrapText="bothSides"/>
+            <wp:docPr id="20" name="Рисунок 20"/>
+            <wp:cNvGraphicFramePr>
+              <a:graphicFrameLocks xmlns:a="http://schemas.openxmlformats.org/drawingml/2006/main" noChangeAspect="1"/>
+            </wp:cNvGraphicFramePr>
+            <a:graphic xmlns:a="http://schemas.openxmlformats.org/drawingml/2006/main">
+              <a:graphicData uri="http://schemas.openxmlformats.org/drawingml/2006/picture">
+                <pic:pic xmlns:pic="http://schemas.openxmlformats.org/drawingml/2006/picture">
+                  <pic:nvPicPr>
+                    <pic:cNvPr id="1" name=""/>
+                    <pic:cNvPicPr/>
+                  </pic:nvPicPr>
+                  <pic:blipFill>
+                    <a:blip r:embed="rId38">
+                      <a:extLst>
+                        <a:ext uri="{28A0092B-C50C-407E-A947-70E740481C1C}">
+                          <a14:useLocalDpi xmlns:a14="http://schemas.microsoft.com/office/drawing/2010/main" val="0"/>
+                        </a:ext>
+                      </a:extLst>
+                    </a:blip>
+                    <a:stretch>
+                      <a:fillRect/>
+                    </a:stretch>
+                  </pic:blipFill>
+                  <pic:spPr>
+                    <a:xfrm>
+                      <a:off x="0" y="0"/>
+                      <a:ext cx="2766695" cy="3842385"/>
+                    </a:xfrm>
+                    <a:prstGeom prst="rect">
+                      <a:avLst/>
+                    </a:prstGeom>
+                  </pic:spPr>
+                </pic:pic>
+              </a:graphicData>
+            </a:graphic>
+          </wp:anchor>
+        </w:drawing>
+      </w:r>
+    </w:p>
+    <w:p>
+      <w:pPr>
+        <w:spacing w:before="100" w:beforeAutospacing="1" w:after="100" w:afterAutospacing="1" w:line="240" w:lineRule="auto"/>
+        <w:jc w:val="center"/>
+        <w:rPr>
+          <w:rFonts w:ascii="Times New Roman" w:hAnsi="Times New Roman" w:cs="Times New Roman"/>
+          <w:sz w:val="24"/>
+          <w:szCs w:val="24"/>
+        </w:rPr>
+      </w:pPr>
+    </w:p>
+    <w:p>
+      <w:pPr>
+        <w:spacing w:before="100" w:beforeAutospacing="1" w:after="100" w:afterAutospacing="1" w:line="240" w:lineRule="auto"/>
+        <w:rPr>
+          <w:rFonts w:ascii="Times New Roman" w:hAnsi="Times New Roman" w:cs="Times New Roman"/>
+          <w:i/>
+          <w:iCs/>
+          <w:sz w:val="24"/>
+          <w:szCs w:val="24"/>
+          <w:lang w:val="en-US"/>
+        </w:rPr>
+      </w:pPr>
+    </w:p>
+    <w:p>
+      <w:pPr>
+        <w:spacing w:before="100" w:beforeAutospacing="1" w:after="100" w:afterAutospacing="1" w:line="240" w:lineRule="auto"/>
+        <w:rPr>
+          <w:rFonts w:ascii="Times New Roman" w:hAnsi="Times New Roman" w:cs="Times New Roman"/>
+          <w:i/>
+          <w:iCs/>
+          <w:sz w:val="24"/>
+          <w:szCs w:val="24"/>
+          <w:lang w:val="en-US"/>
+        </w:rPr>
+      </w:pPr>
+    </w:p>
+    <w:p>
+      <w:pPr>
+        <w:spacing w:before="100" w:beforeAutospacing="1" w:after="100" w:afterAutospacing="1" w:line="240" w:lineRule="auto"/>
+        <w:rPr>
+          <w:rFonts w:ascii="Times New Roman" w:hAnsi="Times New Roman" w:cs="Times New Roman"/>
+          <w:i/>
+          <w:iCs/>
+          <w:sz w:val="24"/>
+          <w:szCs w:val="24"/>
+          <w:lang w:val="en-US"/>
+        </w:rPr>
+      </w:pPr>
+    </w:p>
+    <w:p>
+      <w:pPr>
+        <w:spacing w:before="100" w:beforeAutospacing="1" w:after="100" w:afterAutospacing="1" w:line="240" w:lineRule="auto"/>
+        <w:rPr>
+          <w:rFonts w:ascii="Times New Roman" w:hAnsi="Times New Roman" w:cs="Times New Roman"/>
+          <w:i/>
+          <w:iCs/>
+          <w:sz w:val="24"/>
+          <w:szCs w:val="24"/>
+          <w:lang w:val="en-US"/>
+        </w:rPr>
+      </w:pPr>
+    </w:p>
+    <w:p>
+      <w:pPr>
+        <w:spacing w:before="100" w:beforeAutospacing="1" w:after="100" w:afterAutospacing="1" w:line="240" w:lineRule="auto"/>
+        <w:rPr>
+          <w:rFonts w:ascii="Times New Roman" w:hAnsi="Times New Roman" w:cs="Times New Roman"/>
+          <w:i/>
+          <w:iCs/>
+          <w:sz w:val="24"/>
+          <w:szCs w:val="24"/>
+          <w:lang w:val="en-US"/>
+        </w:rPr>
+      </w:pPr>
+    </w:p>
+    <w:p>
+      <w:pPr>
+        <w:spacing w:before="100" w:beforeAutospacing="1" w:after="100" w:afterAutospacing="1" w:line="240" w:lineRule="auto"/>
+        <w:rPr>
+          <w:rFonts w:ascii="Times New Roman" w:hAnsi="Times New Roman" w:cs="Times New Roman"/>
+          <w:i/>
+          <w:iCs/>
+          <w:sz w:val="24"/>
+          <w:szCs w:val="24"/>
+          <w:lang w:val="en-US"/>
+        </w:rPr>
+      </w:pPr>
+    </w:p>
+    <w:p>
+      <w:pPr>
+        <w:spacing w:before="100" w:beforeAutospacing="1" w:after="100" w:afterAutospacing="1" w:line="240" w:lineRule="auto"/>
+        <w:rPr>
+          <w:rFonts w:ascii="Times New Roman" w:hAnsi="Times New Roman" w:cs="Times New Roman"/>
+          <w:i/>
+          <w:iCs/>
+          <w:sz w:val="24"/>
+          <w:szCs w:val="24"/>
+          <w:lang w:val="en-US"/>
+        </w:rPr>
+      </w:pPr>
+    </w:p>
+    <w:p>
+      <w:pPr>
+        <w:spacing w:before="100" w:beforeAutospacing="1" w:after="100" w:afterAutospacing="1" w:line="240" w:lineRule="auto"/>
+        <w:jc w:val="center"/>
+        <w:rPr>
+          <w:rFonts w:ascii="Times New Roman" w:hAnsi="Times New Roman" w:cs="Times New Roman"/>
+          <w:i/>
+          <w:iCs/>
+          <w:sz w:val="24"/>
+          <w:szCs w:val="24"/>
+          <w:lang w:val="en-US"/>
+        </w:rPr>
+      </w:pPr>
+    </w:p>
+    <w:p>
+      <w:pPr>
+        <w:spacing w:before="100" w:beforeAutospacing="1" w:after="100" w:afterAutospacing="1" w:line="240" w:lineRule="auto"/>
+        <w:jc w:val="center"/>
+        <w:rPr>
+          <w:rFonts w:ascii="Times New Roman" w:hAnsi="Times New Roman" w:cs="Times New Roman"/>
+          <w:i/>
+          <w:iCs/>
+          <w:sz w:val="24"/>
+          <w:szCs w:val="24"/>
+          <w:lang w:val="en-US"/>
+        </w:rPr>
+      </w:pPr>
+    </w:p>
+    <w:p>
+      <w:pPr>
+        <w:spacing w:before="100" w:beforeAutospacing="1" w:after="100" w:afterAutospacing="1" w:line="240" w:lineRule="auto"/>
+        <w:jc w:val="center"/>
+        <w:rPr>
+          <w:rFonts w:ascii="Times New Roman" w:hAnsi="Times New Roman" w:cs="Times New Roman"/>
+          <w:i/>
+          <w:iCs/>
+          <w:sz w:val="24"/>
+          <w:szCs w:val="24"/>
+        </w:rPr>
+      </w:pPr>
+      <w:r>
+        <w:rPr>
+          <w:rFonts w:ascii="Times New Roman" w:hAnsi="Times New Roman" w:cs="Times New Roman"/>
+          <w:i/>
+          <w:iCs/>
+          <w:sz w:val="24"/>
+          <w:szCs w:val="24"/>
+          <w:lang w:val="en-US"/>
+        </w:rPr>
+        <w:t>Code#</w:t>
+      </w:r>
+      <w:r>
+        <w:rPr>
+          <w:rFonts w:ascii="Times New Roman" w:hAnsi="Times New Roman" w:cs="Times New Roman"/>
+          <w:i/>
+          <w:iCs/>
+          <w:sz w:val="24"/>
+          <w:szCs w:val="24"/>
+        </w:rPr>
+        <w:t>2</w:t>
+      </w:r>
+      <w:r>
+        <w:rPr>
+          <w:rFonts w:ascii="Times New Roman" w:hAnsi="Times New Roman" w:cs="Times New Roman"/>
+          <w:i/>
+          <w:iCs/>
+          <w:sz w:val="24"/>
+          <w:szCs w:val="24"/>
+          <w:lang w:val="en-US"/>
+        </w:rPr>
+        <w:t>/</w:t>
+      </w:r>
+      <w:r>
+        <w:rPr>
+          <w:rFonts w:ascii="Times New Roman" w:hAnsi="Times New Roman" w:cs="Times New Roman"/>
+          <w:i/>
+          <w:iCs/>
+          <w:sz w:val="24"/>
+          <w:szCs w:val="24"/>
+        </w:rPr>
+        <w:t>Рис.</w:t>
+      </w:r>
+      <w:r>
+        <w:rPr>
+          <w:rFonts w:ascii="Times New Roman" w:hAnsi="Times New Roman" w:cs="Times New Roman"/>
+          <w:i/>
+          <w:iCs/>
+          <w:sz w:val="24"/>
+          <w:szCs w:val="24"/>
+          <w:lang w:val="en-US"/>
+        </w:rPr>
+        <w:t>1</w:t>
+      </w:r>
+      <w:r>
+        <w:rPr>
+          <w:rFonts w:ascii="Times New Roman" w:hAnsi="Times New Roman" w:cs="Times New Roman"/>
+          <w:i/>
+          <w:iCs/>
+          <w:sz w:val="24"/>
+          <w:szCs w:val="24"/>
+        </w:rPr>
+        <w:t>3</w:t>
+      </w:r>
+      <w:r>
+        <w:rPr>
+          <w:rFonts w:ascii="Times New Roman" w:hAnsi="Times New Roman" w:cs="Times New Roman"/>
+          <w:i/>
+          <w:iCs/>
+          <w:sz w:val="24"/>
+          <w:szCs w:val="24"/>
+          <w:lang w:val="en-US"/>
+        </w:rPr>
+        <w:t xml:space="preserve"> </w:t>
+      </w:r>
+      <w:r>
+        <w:rPr>
+          <w:rFonts w:ascii="Times New Roman" w:hAnsi="Times New Roman" w:cs="Times New Roman"/>
+          <w:i/>
+          <w:iCs/>
+          <w:sz w:val="24"/>
+          <w:szCs w:val="24"/>
+        </w:rPr>
+        <w:t>код</w:t>
+      </w:r>
+      <w:r>
+        <w:rPr>
+          <w:rFonts w:ascii="Times New Roman" w:hAnsi="Times New Roman" w:cs="Times New Roman"/>
+          <w:i/>
+          <w:iCs/>
+          <w:sz w:val="24"/>
+          <w:szCs w:val="24"/>
+          <w:lang w:val="en-US"/>
+        </w:rPr>
+        <w:t xml:space="preserve"> self practice</w:t>
+      </w:r>
+      <w:r>
+        <w:rPr>
+          <w:rFonts w:ascii="Times New Roman" w:hAnsi="Times New Roman" w:cs="Times New Roman"/>
+          <w:i/>
+          <w:iCs/>
+          <w:sz w:val="24"/>
+          <w:szCs w:val="24"/>
+        </w:rPr>
+        <w:t xml:space="preserve"> Загадкове число</w:t>
+      </w:r>
+    </w:p>
+    <w:p>
+      <w:pPr>
+        <w:spacing w:before="100" w:beforeAutospacing="1" w:after="100" w:afterAutospacing="1" w:line="240" w:lineRule="auto"/>
+        <w:rPr>
+          <w:rFonts w:ascii="Times New Roman" w:hAnsi="Times New Roman" w:cs="Times New Roman"/>
+          <w:sz w:val="24"/>
+          <w:szCs w:val="24"/>
+          <w:lang w:val="en-US"/>
+        </w:rPr>
+      </w:pPr>
+      <w:r>
+        <w:rPr>
+          <w:rFonts w:ascii="Times New Roman" w:hAnsi="Times New Roman" w:cs="Times New Roman"/>
+          <w:sz w:val="24"/>
+          <w:szCs w:val="24"/>
+        </w:rPr>
+        <w:t xml:space="preserve">Посилання на </w:t>
+      </w:r>
+      <w:r>
+        <w:rPr>
+          <w:rFonts w:ascii="Times New Roman" w:hAnsi="Times New Roman" w:cs="Times New Roman"/>
+          <w:sz w:val="24"/>
+          <w:szCs w:val="24"/>
+        </w:rPr>
+        <w:t xml:space="preserve">файл </w:t>
+      </w:r>
+      <w:r>
+        <w:rPr>
+          <w:rFonts w:ascii="Times New Roman" w:hAnsi="Times New Roman" w:cs="Times New Roman"/>
+          <w:sz w:val="24"/>
+          <w:szCs w:val="24"/>
+        </w:rPr>
+        <w:t>код</w:t>
+      </w:r>
+      <w:r>
+        <w:rPr>
+          <w:rFonts w:ascii="Times New Roman" w:hAnsi="Times New Roman" w:cs="Times New Roman"/>
+          <w:sz w:val="24"/>
+          <w:szCs w:val="24"/>
+        </w:rPr>
+        <w:t>у</w:t>
+      </w:r>
+      <w:r>
+        <w:rPr>
+          <w:rFonts w:ascii="Times New Roman" w:hAnsi="Times New Roman" w:cs="Times New Roman"/>
+          <w:sz w:val="24"/>
+          <w:szCs w:val="24"/>
+        </w:rPr>
+        <w:t xml:space="preserve"> у </w:t>
+      </w:r>
+      <w:proofErr w:type="spellStart"/>
+      <w:r>
+        <w:rPr>
+          <w:rFonts w:ascii="Times New Roman" w:hAnsi="Times New Roman" w:cs="Times New Roman"/>
+          <w:sz w:val="24"/>
+          <w:szCs w:val="24"/>
+        </w:rPr>
+        <w:t>пулреквесті</w:t>
+      </w:r>
+      <w:proofErr w:type="spellEnd"/>
+      <w:r>
+        <w:rPr>
+          <w:rFonts w:ascii="Times New Roman" w:hAnsi="Times New Roman" w:cs="Times New Roman"/>
+          <w:sz w:val="24"/>
+          <w:szCs w:val="24"/>
+          <w:lang w:val="en-US"/>
+        </w:rPr>
+        <w:t xml:space="preserve"> </w:t>
+      </w:r>
+    </w:p>
+    <w:p>
+      <w:pPr>
+        <w:spacing w:before="100" w:beforeAutospacing="1" w:after="100" w:afterAutospacing="1" w:line="240" w:lineRule="auto"/>
+        <w:rPr>
+          <w:rFonts w:ascii="Times New Roman" w:hAnsi="Times New Roman" w:cs="Times New Roman"/>
+          <w:sz w:val="24"/>
+          <w:szCs w:val="24"/>
+          <w:lang w:val="en-US"/>
+        </w:rPr>
+      </w:pPr>
+      <w:hyperlink r:id="rId39" w:anchor="diff-bbeed0d9d4c7aa1cb15ecc918816d708df5cc48cd5bf554324b18a1e44728450" w:history="1">
+        <w:proofErr w:type="spellStart"/>
+        <w:r>
+          <w:rPr>
+            <w:rStyle w:val="a6"/>
+          </w:rPr>
+          <w:t>Epic</w:t>
+        </w:r>
+        <w:proofErr w:type="spellEnd"/>
+        <w:r>
+          <w:rPr>
+            <w:rStyle w:val="a6"/>
+          </w:rPr>
+          <w:t xml:space="preserve"> 1 - </w:t>
+        </w:r>
+        <w:proofErr w:type="spellStart"/>
+        <w:r>
+          <w:rPr>
+            <w:rStyle w:val="a6"/>
+          </w:rPr>
+          <w:t>Oleksandra</w:t>
+        </w:r>
+        <w:proofErr w:type="spellEnd"/>
+        <w:r>
+          <w:rPr>
+            <w:rStyle w:val="a6"/>
+          </w:rPr>
+          <w:t xml:space="preserve"> </w:t>
+        </w:r>
+        <w:proofErr w:type="spellStart"/>
+        <w:r>
+          <w:rPr>
+            <w:rStyle w:val="a6"/>
+          </w:rPr>
+          <w:t>Melnyk</w:t>
+        </w:r>
+        <w:proofErr w:type="spellEnd"/>
+        <w:r>
+          <w:rPr>
+            <w:rStyle w:val="a6"/>
+          </w:rPr>
+          <w:t xml:space="preserve"> </w:t>
+        </w:r>
+        <w:proofErr w:type="spellStart"/>
+        <w:r>
+          <w:rPr>
+            <w:rStyle w:val="a6"/>
+          </w:rPr>
+          <w:t>by</w:t>
+        </w:r>
+        <w:proofErr w:type="spellEnd"/>
+        <w:r>
+          <w:rPr>
+            <w:rStyle w:val="a6"/>
+          </w:rPr>
+          <w:t xml:space="preserve"> sawinx16 · </w:t>
+        </w:r>
+        <w:proofErr w:type="spellStart"/>
+        <w:r>
+          <w:rPr>
+            <w:rStyle w:val="a6"/>
+          </w:rPr>
+          <w:t>Pull</w:t>
+        </w:r>
+        <w:proofErr w:type="spellEnd"/>
+        <w:r>
+          <w:rPr>
+            <w:rStyle w:val="a6"/>
+          </w:rPr>
+          <w:t xml:space="preserve"> </w:t>
+        </w:r>
+        <w:proofErr w:type="spellStart"/>
+        <w:r>
+          <w:rPr>
+            <w:rStyle w:val="a6"/>
+          </w:rPr>
+          <w:t>Request</w:t>
+        </w:r>
+        <w:proofErr w:type="spellEnd"/>
+        <w:r>
+          <w:rPr>
+            <w:rStyle w:val="a6"/>
+          </w:rPr>
+          <w:t xml:space="preserve"> #70 · artificial-intelligence-department/ai_programming_playground_2026</w:t>
+        </w:r>
+      </w:hyperlink>
+    </w:p>
+    <w:p>
+      <w:pPr>
+        <w:spacing w:before="100" w:beforeAutospacing="1" w:after="100" w:afterAutospacing="1" w:line="240" w:lineRule="auto"/>
+        <w:rPr>
+          <w:rFonts w:ascii="Times New Roman" w:hAnsi="Times New Roman" w:cs="Times New Roman"/>
+          <w:i/>
+          <w:iCs/>
+          <w:sz w:val="24"/>
+          <w:szCs w:val="24"/>
+          <w:lang w:val="en-US"/>
+        </w:rPr>
+      </w:pPr>
+    </w:p>
+    <w:p>
+      <w:pPr>
+        <w:spacing w:before="100" w:beforeAutospacing="1" w:after="100" w:afterAutospacing="1" w:line="240" w:lineRule="auto"/>
+        <w:rPr>
+          <w:rFonts w:ascii="Times New Roman" w:hAnsi="Times New Roman" w:cs="Times New Roman"/>
+          <w:i/>
+          <w:iCs/>
+          <w:sz w:val="24"/>
+          <w:szCs w:val="24"/>
+          <w:lang w:val="en-US"/>
+        </w:rPr>
+      </w:pPr>
+    </w:p>
+    <w:p>
+      <w:pPr>
+        <w:spacing w:before="100" w:beforeAutospacing="1" w:after="100" w:afterAutospacing="1" w:line="240" w:lineRule="auto"/>
+        <w:rPr>
+          <w:rFonts w:ascii="Times New Roman" w:hAnsi="Times New Roman" w:cs="Times New Roman"/>
+          <w:i/>
+          <w:iCs/>
+          <w:sz w:val="24"/>
+          <w:szCs w:val="24"/>
+          <w:lang w:val="en-US"/>
+        </w:rPr>
+      </w:pPr>
+    </w:p>
+    <w:p>
+      <w:pPr>
+        <w:spacing w:before="100" w:beforeAutospacing="1" w:after="100" w:afterAutospacing="1" w:line="240" w:lineRule="auto"/>
+        <w:rPr>
+          <w:rFonts w:ascii="Times New Roman" w:hAnsi="Times New Roman" w:cs="Times New Roman"/>
+          <w:i/>
+          <w:iCs/>
+          <w:sz w:val="24"/>
+          <w:szCs w:val="24"/>
+          <w:lang w:val="en-US"/>
+        </w:rPr>
+      </w:pPr>
+    </w:p>
+    <w:p>
+      <w:pPr>
+        <w:spacing w:before="100" w:beforeAutospacing="1" w:after="100" w:afterAutospacing="1" w:line="240" w:lineRule="auto"/>
+        <w:rPr>
+          <w:rFonts w:ascii="Times New Roman" w:hAnsi="Times New Roman" w:cs="Times New Roman"/>
+          <w:i/>
+          <w:iCs/>
+          <w:sz w:val="24"/>
+          <w:szCs w:val="24"/>
+          <w:lang w:val="en-US"/>
+        </w:rPr>
+      </w:pPr>
+      <w:r>
+        <w:rPr>
+          <w:rFonts w:ascii="Times New Roman" w:hAnsi="Times New Roman" w:cs="Times New Roman"/>
+          <w:i/>
+          <w:iCs/>
+          <w:noProof/>
+          <w:sz w:val="24"/>
+          <w:szCs w:val="24"/>
+          <w:lang w:val="en-US"/>
+        </w:rPr>
+        <w:drawing>
+          <wp:anchor distT="0" distB="0" distL="114300" distR="114300" simplePos="0" relativeHeight="251705344" behindDoc="0" locked="0" layoutInCell="1" allowOverlap="1" wp14:anchorId="4EC8462F" wp14:editId="685F54A3">
+            <wp:simplePos x="0" y="0"/>
+            <wp:positionH relativeFrom="margin">
+              <wp:align>center</wp:align>
+            </wp:positionH>
+            <wp:positionV relativeFrom="margin">
+              <wp:posOffset>1270</wp:posOffset>
+            </wp:positionV>
+            <wp:extent cx="2924583" cy="3762900"/>
+            <wp:effectExtent l="0" t="0" r="9525" b="9525"/>
+            <wp:wrapSquare wrapText="bothSides"/>
+            <wp:docPr id="10" name="Рисунок 10"/>
+            <wp:cNvGraphicFramePr>
+              <a:graphicFrameLocks xmlns:a="http://schemas.openxmlformats.org/drawingml/2006/main" noChangeAspect="1"/>
+            </wp:cNvGraphicFramePr>
+            <a:graphic xmlns:a="http://schemas.openxmlformats.org/drawingml/2006/main">
+              <a:graphicData uri="http://schemas.openxmlformats.org/drawingml/2006/picture">
+                <pic:pic xmlns:pic="http://schemas.openxmlformats.org/drawingml/2006/picture">
+                  <pic:nvPicPr>
+                    <pic:cNvPr id="10" name="Знімок екрана 2026-09-28 173703.png"/>
                     <pic:cNvPicPr/>
                   </pic:nvPicPr>
                   <pic:blipFill>
@@ -7310,7 +8577,7 @@
                   <pic:spPr>
                     <a:xfrm>
                       <a:off x="0" y="0"/>
-                      <a:ext cx="4890770" cy="3058795"/>
+                      <a:ext cx="2924583" cy="3762900"/>
                     </a:xfrm>
                     <a:prstGeom prst="rect">
                       <a:avLst/>
@@ -7319,16 +8586,13 @@
                 </pic:pic>
               </a:graphicData>
             </a:graphic>
-            <wp14:sizeRelH relativeFrom="margin">
-              <wp14:pctWidth>0</wp14:pctWidth>
-            </wp14:sizeRelH>
-            <wp14:sizeRelV relativeFrom="margin">
-              <wp14:pctHeight>0</wp14:pctHeight>
-            </wp14:sizeRelV>
           </wp:anchor>
         </w:drawing>
       </w:r>
-      <w:r>
+    </w:p>
+    <w:p>
+      <w:pPr>
+        <w:spacing w:before="100" w:beforeAutospacing="1" w:after="100" w:afterAutospacing="1" w:line="240" w:lineRule="auto"/>
         <w:rPr>
           <w:rFonts w:ascii="Times New Roman" w:hAnsi="Times New Roman" w:cs="Times New Roman"/>
           <w:i/>
@@ -7337,7 +8601,116 @@
           <w:szCs w:val="24"/>
           <w:lang w:val="en-US"/>
         </w:rPr>
-        <w:t>Code#1/</w:t>
+      </w:pPr>
+    </w:p>
+    <w:p>
+      <w:pPr>
+        <w:spacing w:before="100" w:beforeAutospacing="1" w:after="100" w:afterAutospacing="1" w:line="240" w:lineRule="auto"/>
+        <w:rPr>
+          <w:rFonts w:ascii="Times New Roman" w:hAnsi="Times New Roman" w:cs="Times New Roman"/>
+          <w:i/>
+          <w:iCs/>
+          <w:sz w:val="24"/>
+          <w:szCs w:val="24"/>
+          <w:lang w:val="en-US"/>
+        </w:rPr>
+      </w:pPr>
+    </w:p>
+    <w:p>
+      <w:pPr>
+        <w:spacing w:before="100" w:beforeAutospacing="1" w:after="100" w:afterAutospacing="1" w:line="240" w:lineRule="auto"/>
+        <w:rPr>
+          <w:rFonts w:ascii="Times New Roman" w:hAnsi="Times New Roman" w:cs="Times New Roman"/>
+          <w:i/>
+          <w:iCs/>
+          <w:sz w:val="24"/>
+          <w:szCs w:val="24"/>
+          <w:lang w:val="en-US"/>
+        </w:rPr>
+      </w:pPr>
+    </w:p>
+    <w:p>
+      <w:pPr>
+        <w:spacing w:before="100" w:beforeAutospacing="1" w:after="100" w:afterAutospacing="1" w:line="240" w:lineRule="auto"/>
+        <w:rPr>
+          <w:rFonts w:ascii="Times New Roman" w:hAnsi="Times New Roman" w:cs="Times New Roman"/>
+          <w:i/>
+          <w:iCs/>
+          <w:sz w:val="24"/>
+          <w:szCs w:val="24"/>
+          <w:lang w:val="en-US"/>
+        </w:rPr>
+      </w:pPr>
+    </w:p>
+    <w:p>
+      <w:pPr>
+        <w:spacing w:before="100" w:beforeAutospacing="1" w:after="100" w:afterAutospacing="1" w:line="240" w:lineRule="auto"/>
+        <w:rPr>
+          <w:rFonts w:ascii="Times New Roman" w:hAnsi="Times New Roman" w:cs="Times New Roman"/>
+          <w:i/>
+          <w:iCs/>
+          <w:sz w:val="24"/>
+          <w:szCs w:val="24"/>
+          <w:lang w:val="en-US"/>
+        </w:rPr>
+      </w:pPr>
+    </w:p>
+    <w:p>
+      <w:pPr>
+        <w:spacing w:before="100" w:beforeAutospacing="1" w:after="100" w:afterAutospacing="1" w:line="240" w:lineRule="auto"/>
+        <w:rPr>
+          <w:rFonts w:ascii="Times New Roman" w:hAnsi="Times New Roman" w:cs="Times New Roman"/>
+          <w:i/>
+          <w:iCs/>
+          <w:sz w:val="24"/>
+          <w:szCs w:val="24"/>
+          <w:lang w:val="en-US"/>
+        </w:rPr>
+      </w:pPr>
+    </w:p>
+    <w:p>
+      <w:pPr>
+        <w:spacing w:before="100" w:beforeAutospacing="1" w:after="100" w:afterAutospacing="1" w:line="240" w:lineRule="auto"/>
+        <w:jc w:val="center"/>
+        <w:rPr>
+          <w:rFonts w:ascii="Times New Roman" w:hAnsi="Times New Roman" w:cs="Times New Roman"/>
+          <w:i/>
+          <w:iCs/>
+          <w:sz w:val="24"/>
+          <w:szCs w:val="24"/>
+        </w:rPr>
+      </w:pPr>
+      <w:r>
+        <w:rPr>
+          <w:rFonts w:ascii="Times New Roman" w:hAnsi="Times New Roman" w:cs="Times New Roman"/>
+          <w:i/>
+          <w:iCs/>
+          <w:sz w:val="24"/>
+          <w:szCs w:val="24"/>
+          <w:lang w:val="en-US"/>
+        </w:rPr>
+        <w:t>Code#</w:t>
+      </w:r>
+      <w:r>
+        <w:rPr>
+          <w:rFonts w:ascii="Times New Roman" w:hAnsi="Times New Roman" w:cs="Times New Roman"/>
+          <w:i/>
+          <w:iCs/>
+          <w:sz w:val="24"/>
+          <w:szCs w:val="24"/>
+        </w:rPr>
+        <w:t>3</w:t>
+      </w:r>
+      <w:r>
+        <w:rPr>
+          <w:rFonts w:ascii="Times New Roman" w:hAnsi="Times New Roman" w:cs="Times New Roman"/>
+          <w:i/>
+          <w:iCs/>
+          <w:sz w:val="24"/>
+          <w:szCs w:val="24"/>
+          <w:lang w:val="en-US"/>
+        </w:rPr>
+        <w:t>/</w:t>
       </w:r>
       <w:r>
         <w:rPr>
@@ -7358,24 +8731,657 @@
           <w:szCs w:val="24"/>
           <w:lang w:val="en-US"/>
         </w:rPr>
-        <w:t xml:space="preserve">10 </w:t>
-      </w:r>
-      <w:r>
-        <w:rPr>
-          <w:rFonts w:ascii="Times New Roman" w:hAnsi="Times New Roman" w:cs="Times New Roman"/>
-          <w:i/>
-          <w:iCs/>
-          <w:sz w:val="24"/>
-          <w:szCs w:val="24"/>
-        </w:rPr>
-        <w:t>код до задачі про зарядну станцію</w:t>
-      </w:r>
+        <w:t>1</w:t>
+      </w:r>
+      <w:r>
+        <w:rPr>
+          <w:rFonts w:ascii="Times New Roman" w:hAnsi="Times New Roman" w:cs="Times New Roman"/>
+          <w:i/>
+          <w:iCs/>
+          <w:sz w:val="24"/>
+          <w:szCs w:val="24"/>
+        </w:rPr>
+        <w:t>4</w:t>
+      </w:r>
+      <w:r>
+        <w:rPr>
+          <w:rFonts w:ascii="Times New Roman" w:hAnsi="Times New Roman" w:cs="Times New Roman"/>
+          <w:i/>
+          <w:iCs/>
+          <w:sz w:val="24"/>
+          <w:szCs w:val="24"/>
+          <w:lang w:val="en-US"/>
+        </w:rPr>
+        <w:t xml:space="preserve"> </w:t>
+      </w:r>
+      <w:r>
+        <w:rPr>
+          <w:rFonts w:ascii="Times New Roman" w:hAnsi="Times New Roman" w:cs="Times New Roman"/>
+          <w:i/>
+          <w:iCs/>
+          <w:sz w:val="24"/>
+          <w:szCs w:val="24"/>
+        </w:rPr>
+        <w:t>код</w:t>
+      </w:r>
+      <w:r>
+        <w:rPr>
+          <w:rFonts w:ascii="Times New Roman" w:hAnsi="Times New Roman" w:cs="Times New Roman"/>
+          <w:i/>
+          <w:iCs/>
+          <w:sz w:val="24"/>
+          <w:szCs w:val="24"/>
+          <w:lang w:val="en-US"/>
+        </w:rPr>
+        <w:t xml:space="preserve"> self practice</w:t>
+      </w:r>
+      <w:r>
+        <w:rPr>
+          <w:rFonts w:ascii="Times New Roman" w:hAnsi="Times New Roman" w:cs="Times New Roman"/>
+          <w:i/>
+          <w:iCs/>
+          <w:sz w:val="24"/>
+          <w:szCs w:val="24"/>
+        </w:rPr>
+        <w:t xml:space="preserve"> Апельсини</w:t>
+      </w:r>
+    </w:p>
+    <w:p>
+      <w:pPr>
+        <w:spacing w:before="100" w:beforeAutospacing="1" w:after="100" w:afterAutospacing="1" w:line="240" w:lineRule="auto"/>
+        <w:rPr>
+          <w:rFonts w:ascii="Times New Roman" w:hAnsi="Times New Roman" w:cs="Times New Roman"/>
+          <w:sz w:val="24"/>
+          <w:szCs w:val="24"/>
+          <w:lang w:val="en-US"/>
+        </w:rPr>
+      </w:pPr>
+      <w:r>
+        <w:rPr>
+          <w:rFonts w:ascii="Times New Roman" w:hAnsi="Times New Roman" w:cs="Times New Roman"/>
+          <w:sz w:val="24"/>
+          <w:szCs w:val="24"/>
+        </w:rPr>
+        <w:t xml:space="preserve">Посилання на </w:t>
+      </w:r>
+      <w:r>
+        <w:rPr>
+          <w:rFonts w:ascii="Times New Roman" w:hAnsi="Times New Roman" w:cs="Times New Roman"/>
+          <w:sz w:val="24"/>
+          <w:szCs w:val="24"/>
+        </w:rPr>
+        <w:t xml:space="preserve">файл </w:t>
+      </w:r>
+      <w:r>
+        <w:rPr>
+          <w:rFonts w:ascii="Times New Roman" w:hAnsi="Times New Roman" w:cs="Times New Roman"/>
+          <w:sz w:val="24"/>
+          <w:szCs w:val="24"/>
+        </w:rPr>
+        <w:t>код</w:t>
+      </w:r>
+      <w:r>
+        <w:rPr>
+          <w:rFonts w:ascii="Times New Roman" w:hAnsi="Times New Roman" w:cs="Times New Roman"/>
+          <w:sz w:val="24"/>
+          <w:szCs w:val="24"/>
+        </w:rPr>
+        <w:t>у</w:t>
+      </w:r>
+      <w:r>
+        <w:rPr>
+          <w:rFonts w:ascii="Times New Roman" w:hAnsi="Times New Roman" w:cs="Times New Roman"/>
+          <w:sz w:val="24"/>
+          <w:szCs w:val="24"/>
+        </w:rPr>
+        <w:t xml:space="preserve"> у </w:t>
+      </w:r>
+      <w:proofErr w:type="spellStart"/>
+      <w:r>
+        <w:rPr>
+          <w:rFonts w:ascii="Times New Roman" w:hAnsi="Times New Roman" w:cs="Times New Roman"/>
+          <w:sz w:val="24"/>
+          <w:szCs w:val="24"/>
+        </w:rPr>
+        <w:t>пулреквесті</w:t>
+      </w:r>
+      <w:proofErr w:type="spellEnd"/>
+      <w:r>
+        <w:rPr>
+          <w:rFonts w:ascii="Times New Roman" w:hAnsi="Times New Roman" w:cs="Times New Roman"/>
+          <w:sz w:val="24"/>
+          <w:szCs w:val="24"/>
+          <w:lang w:val="en-US"/>
+        </w:rPr>
+        <w:t xml:space="preserve"> </w:t>
+      </w:r>
+    </w:p>
+    <w:p>
+      <w:pPr>
+        <w:spacing w:before="100" w:beforeAutospacing="1" w:after="100" w:afterAutospacing="1" w:line="240" w:lineRule="auto"/>
+        <w:rPr>
+          <w:rFonts w:ascii="Times New Roman" w:hAnsi="Times New Roman" w:cs="Times New Roman"/>
+          <w:sz w:val="24"/>
+          <w:szCs w:val="24"/>
+          <w:lang w:val="en-US"/>
+        </w:rPr>
+      </w:pPr>
+      <w:hyperlink r:id="rId41" w:anchor="diff-bbeed0d9d4c7aa1cb15ecc918816d708df5cc48cd5bf554324b18a1e44728450" w:history="1">
+        <w:proofErr w:type="spellStart"/>
+        <w:r>
+          <w:rPr>
+            <w:rStyle w:val="a6"/>
+          </w:rPr>
+          <w:t>Epic</w:t>
+        </w:r>
+        <w:proofErr w:type="spellEnd"/>
+        <w:r>
+          <w:rPr>
+            <w:rStyle w:val="a6"/>
+          </w:rPr>
+          <w:t xml:space="preserve"> 1 - </w:t>
+        </w:r>
+        <w:proofErr w:type="spellStart"/>
+        <w:r>
+          <w:rPr>
+            <w:rStyle w:val="a6"/>
+          </w:rPr>
+          <w:t>Oleksandra</w:t>
+        </w:r>
+        <w:proofErr w:type="spellEnd"/>
+        <w:r>
+          <w:rPr>
+            <w:rStyle w:val="a6"/>
+          </w:rPr>
+          <w:t xml:space="preserve"> </w:t>
+        </w:r>
+        <w:proofErr w:type="spellStart"/>
+        <w:r>
+          <w:rPr>
+            <w:rStyle w:val="a6"/>
+          </w:rPr>
+          <w:t>Melnyk</w:t>
+        </w:r>
+        <w:proofErr w:type="spellEnd"/>
+        <w:r>
+          <w:rPr>
+            <w:rStyle w:val="a6"/>
+          </w:rPr>
+          <w:t xml:space="preserve"> </w:t>
+        </w:r>
+        <w:proofErr w:type="spellStart"/>
+        <w:r>
+          <w:rPr>
+            <w:rStyle w:val="a6"/>
+          </w:rPr>
+          <w:t>by</w:t>
+        </w:r>
+        <w:proofErr w:type="spellEnd"/>
+        <w:r>
+          <w:rPr>
+            <w:rStyle w:val="a6"/>
+          </w:rPr>
+          <w:t xml:space="preserve"> sawinx16 · </w:t>
+        </w:r>
+        <w:proofErr w:type="spellStart"/>
+        <w:r>
+          <w:rPr>
+            <w:rStyle w:val="a6"/>
+          </w:rPr>
+          <w:t>Pull</w:t>
+        </w:r>
+        <w:proofErr w:type="spellEnd"/>
+        <w:r>
+          <w:rPr>
+            <w:rStyle w:val="a6"/>
+          </w:rPr>
+          <w:t xml:space="preserve"> </w:t>
+        </w:r>
+        <w:proofErr w:type="spellStart"/>
+        <w:r>
+          <w:rPr>
+            <w:rStyle w:val="a6"/>
+          </w:rPr>
+          <w:t>Request</w:t>
+        </w:r>
+        <w:proofErr w:type="spellEnd"/>
+        <w:r>
+          <w:rPr>
+            <w:rStyle w:val="a6"/>
+          </w:rPr>
+          <w:t xml:space="preserve"> #70 · artificial-intelligence-department/ai_programming_playground_2026</w:t>
+        </w:r>
+      </w:hyperlink>
+    </w:p>
+    <w:p>
+      <w:pPr>
+        <w:spacing w:before="100" w:beforeAutospacing="1" w:after="100" w:afterAutospacing="1" w:line="240" w:lineRule="auto"/>
+        <w:rPr>
+          <w:rFonts w:ascii="Times New Roman" w:hAnsi="Times New Roman" w:cs="Times New Roman"/>
+          <w:i/>
+          <w:iCs/>
+          <w:sz w:val="24"/>
+          <w:szCs w:val="24"/>
+        </w:rPr>
+      </w:pPr>
+      <w:r>
+        <w:rPr>
+          <w:rFonts w:ascii="Times New Roman" w:hAnsi="Times New Roman" w:cs="Times New Roman"/>
+          <w:i/>
+          <w:iCs/>
+          <w:noProof/>
+          <w:sz w:val="24"/>
+          <w:szCs w:val="24"/>
+          <w:lang w:val="en-US"/>
+        </w:rPr>
+        <w:drawing>
+          <wp:anchor distT="0" distB="0" distL="114300" distR="114300" simplePos="0" relativeHeight="251706368" behindDoc="0" locked="0" layoutInCell="1" allowOverlap="1" wp14:anchorId="68A38ECE" wp14:editId="3A668548">
+            <wp:simplePos x="0" y="0"/>
+            <wp:positionH relativeFrom="margin">
+              <wp:align>center</wp:align>
+            </wp:positionH>
+            <wp:positionV relativeFrom="margin">
+              <wp:posOffset>5213350</wp:posOffset>
+            </wp:positionV>
+            <wp:extent cx="2505425" cy="2191056"/>
+            <wp:effectExtent l="0" t="0" r="9525" b="0"/>
+            <wp:wrapSquare wrapText="bothSides"/>
+            <wp:docPr id="13" name="Рисунок 13"/>
+            <wp:cNvGraphicFramePr>
+              <a:graphicFrameLocks xmlns:a="http://schemas.openxmlformats.org/drawingml/2006/main" noChangeAspect="1"/>
+            </wp:cNvGraphicFramePr>
+            <a:graphic xmlns:a="http://schemas.openxmlformats.org/drawingml/2006/main">
+              <a:graphicData uri="http://schemas.openxmlformats.org/drawingml/2006/picture">
+                <pic:pic xmlns:pic="http://schemas.openxmlformats.org/drawingml/2006/picture">
+                  <pic:nvPicPr>
+                    <pic:cNvPr id="13" name="Знімок екрана 2026-09-28 173715.png"/>
+                    <pic:cNvPicPr/>
+                  </pic:nvPicPr>
+                  <pic:blipFill>
+                    <a:blip r:embed="rId42">
+                      <a:extLst>
+                        <a:ext uri="{28A0092B-C50C-407E-A947-70E740481C1C}">
+                          <a14:useLocalDpi xmlns:a14="http://schemas.microsoft.com/office/drawing/2010/main" val="0"/>
+                        </a:ext>
+                      </a:extLst>
+                    </a:blip>
+                    <a:stretch>
+                      <a:fillRect/>
+                    </a:stretch>
+                  </pic:blipFill>
+                  <pic:spPr>
+                    <a:xfrm>
+                      <a:off x="0" y="0"/>
+                      <a:ext cx="2505425" cy="2191056"/>
+                    </a:xfrm>
+                    <a:prstGeom prst="rect">
+                      <a:avLst/>
+                    </a:prstGeom>
+                  </pic:spPr>
+                </pic:pic>
+              </a:graphicData>
+            </a:graphic>
+          </wp:anchor>
+        </w:drawing>
+      </w:r>
+    </w:p>
+    <w:p>
+      <w:pPr>
+        <w:spacing w:before="100" w:beforeAutospacing="1" w:after="100" w:afterAutospacing="1" w:line="240" w:lineRule="auto"/>
+        <w:rPr>
+          <w:rFonts w:ascii="Times New Roman" w:hAnsi="Times New Roman" w:cs="Times New Roman"/>
+          <w:i/>
+          <w:iCs/>
+          <w:sz w:val="24"/>
+          <w:szCs w:val="24"/>
+          <w:lang w:val="en-US"/>
+        </w:rPr>
+      </w:pPr>
+    </w:p>
+    <w:p>
+      <w:pPr>
+        <w:spacing w:before="100" w:beforeAutospacing="1" w:after="100" w:afterAutospacing="1" w:line="240" w:lineRule="auto"/>
+        <w:rPr>
+          <w:rFonts w:ascii="Times New Roman" w:hAnsi="Times New Roman" w:cs="Times New Roman"/>
+          <w:i/>
+          <w:iCs/>
+          <w:sz w:val="24"/>
+          <w:szCs w:val="24"/>
+          <w:lang w:val="en-US"/>
+        </w:rPr>
+      </w:pPr>
+    </w:p>
+    <w:p>
+      <w:pPr>
+        <w:spacing w:before="100" w:beforeAutospacing="1" w:after="100" w:afterAutospacing="1" w:line="240" w:lineRule="auto"/>
+        <w:rPr>
+          <w:rFonts w:ascii="Times New Roman" w:hAnsi="Times New Roman" w:cs="Times New Roman"/>
+          <w:i/>
+          <w:iCs/>
+          <w:sz w:val="24"/>
+          <w:szCs w:val="24"/>
+          <w:lang w:val="en-US"/>
+        </w:rPr>
+      </w:pPr>
+    </w:p>
+    <w:p>
+      <w:pPr>
+        <w:spacing w:before="100" w:beforeAutospacing="1" w:after="100" w:afterAutospacing="1" w:line="240" w:lineRule="auto"/>
+        <w:rPr>
+          <w:rFonts w:ascii="Times New Roman" w:hAnsi="Times New Roman" w:cs="Times New Roman"/>
+          <w:i/>
+          <w:iCs/>
+          <w:sz w:val="24"/>
+          <w:szCs w:val="24"/>
+          <w:lang w:val="en-US"/>
+        </w:rPr>
+      </w:pPr>
+    </w:p>
+    <w:p>
+      <w:pPr>
+        <w:spacing w:before="100" w:beforeAutospacing="1" w:after="100" w:afterAutospacing="1" w:line="240" w:lineRule="auto"/>
+        <w:rPr>
+          <w:rFonts w:ascii="Times New Roman" w:hAnsi="Times New Roman" w:cs="Times New Roman"/>
+          <w:i/>
+          <w:iCs/>
+          <w:sz w:val="24"/>
+          <w:szCs w:val="24"/>
+          <w:lang w:val="en-US"/>
+        </w:rPr>
+      </w:pPr>
+    </w:p>
+    <w:p>
+      <w:pPr>
+        <w:spacing w:before="100" w:beforeAutospacing="1" w:after="100" w:afterAutospacing="1" w:line="240" w:lineRule="auto"/>
+        <w:rPr>
+          <w:rFonts w:ascii="Times New Roman" w:hAnsi="Times New Roman" w:cs="Times New Roman"/>
+          <w:i/>
+          <w:iCs/>
+          <w:sz w:val="24"/>
+          <w:szCs w:val="24"/>
+          <w:lang w:val="en-US"/>
+        </w:rPr>
+      </w:pPr>
+    </w:p>
+    <w:p>
+      <w:pPr>
+        <w:spacing w:before="100" w:beforeAutospacing="1" w:after="100" w:afterAutospacing="1" w:line="240" w:lineRule="auto"/>
+        <w:jc w:val="center"/>
+        <w:rPr>
+          <w:rFonts w:ascii="Times New Roman" w:hAnsi="Times New Roman" w:cs="Times New Roman"/>
+          <w:i/>
+          <w:iCs/>
+          <w:sz w:val="24"/>
+          <w:szCs w:val="24"/>
+        </w:rPr>
+      </w:pPr>
+      <w:r>
+        <w:rPr>
+          <w:rFonts w:ascii="Times New Roman" w:hAnsi="Times New Roman" w:cs="Times New Roman"/>
+          <w:i/>
+          <w:iCs/>
+          <w:sz w:val="24"/>
+          <w:szCs w:val="24"/>
+          <w:lang w:val="en-US"/>
+        </w:rPr>
+        <w:t>Code#</w:t>
+      </w:r>
+      <w:r>
+        <w:rPr>
+          <w:rFonts w:ascii="Times New Roman" w:hAnsi="Times New Roman" w:cs="Times New Roman"/>
+          <w:i/>
+          <w:iCs/>
+          <w:sz w:val="24"/>
+          <w:szCs w:val="24"/>
+        </w:rPr>
+        <w:t>4</w:t>
+      </w:r>
+      <w:r>
+        <w:rPr>
+          <w:rFonts w:ascii="Times New Roman" w:hAnsi="Times New Roman" w:cs="Times New Roman"/>
+          <w:i/>
+          <w:iCs/>
+          <w:sz w:val="24"/>
+          <w:szCs w:val="24"/>
+          <w:lang w:val="en-US"/>
+        </w:rPr>
+        <w:t>/</w:t>
+      </w:r>
+      <w:r>
+        <w:rPr>
+          <w:rFonts w:ascii="Times New Roman" w:hAnsi="Times New Roman" w:cs="Times New Roman"/>
+          <w:i/>
+          <w:iCs/>
+          <w:sz w:val="24"/>
+          <w:szCs w:val="24"/>
+        </w:rPr>
+        <w:t>Рис.</w:t>
+      </w:r>
+      <w:r>
+        <w:rPr>
+          <w:rFonts w:ascii="Times New Roman" w:hAnsi="Times New Roman" w:cs="Times New Roman"/>
+          <w:i/>
+          <w:iCs/>
+          <w:sz w:val="24"/>
+          <w:szCs w:val="24"/>
+          <w:lang w:val="en-US"/>
+        </w:rPr>
+        <w:t>1</w:t>
+      </w:r>
+      <w:r>
+        <w:rPr>
+          <w:rFonts w:ascii="Times New Roman" w:hAnsi="Times New Roman" w:cs="Times New Roman"/>
+          <w:i/>
+          <w:iCs/>
+          <w:sz w:val="24"/>
+          <w:szCs w:val="24"/>
+        </w:rPr>
+        <w:t xml:space="preserve">5 </w:t>
+      </w:r>
+      <w:r>
+        <w:rPr>
+          <w:rFonts w:ascii="Times New Roman" w:hAnsi="Times New Roman" w:cs="Times New Roman"/>
+          <w:i/>
+          <w:iCs/>
+          <w:sz w:val="24"/>
+          <w:szCs w:val="24"/>
+        </w:rPr>
+        <w:t>код</w:t>
+      </w:r>
+      <w:r>
+        <w:rPr>
+          <w:rFonts w:ascii="Times New Roman" w:hAnsi="Times New Roman" w:cs="Times New Roman"/>
+          <w:i/>
+          <w:iCs/>
+          <w:sz w:val="24"/>
+          <w:szCs w:val="24"/>
+          <w:lang w:val="en-US"/>
+        </w:rPr>
+        <w:t xml:space="preserve"> self practice</w:t>
+      </w:r>
+      <w:r>
+        <w:rPr>
+          <w:rFonts w:ascii="Times New Roman" w:hAnsi="Times New Roman" w:cs="Times New Roman"/>
+          <w:i/>
+          <w:iCs/>
+          <w:sz w:val="24"/>
+          <w:szCs w:val="24"/>
+        </w:rPr>
+        <w:t xml:space="preserve"> Задача про яблука</w:t>
+      </w:r>
+    </w:p>
+    <w:p>
+      <w:pPr>
+        <w:spacing w:before="100" w:beforeAutospacing="1" w:after="100" w:afterAutospacing="1" w:line="240" w:lineRule="auto"/>
+        <w:rPr>
+          <w:rFonts w:ascii="Times New Roman" w:hAnsi="Times New Roman" w:cs="Times New Roman"/>
+          <w:sz w:val="24"/>
+          <w:szCs w:val="24"/>
+          <w:lang w:val="en-US"/>
+        </w:rPr>
+      </w:pPr>
+      <w:r>
+        <w:rPr>
+          <w:rFonts w:ascii="Times New Roman" w:hAnsi="Times New Roman" w:cs="Times New Roman"/>
+          <w:sz w:val="24"/>
+          <w:szCs w:val="24"/>
+        </w:rPr>
+        <w:t xml:space="preserve">Посилання на </w:t>
+      </w:r>
+      <w:r>
+        <w:rPr>
+          <w:rFonts w:ascii="Times New Roman" w:hAnsi="Times New Roman" w:cs="Times New Roman"/>
+          <w:sz w:val="24"/>
+          <w:szCs w:val="24"/>
+        </w:rPr>
+        <w:t xml:space="preserve">файл </w:t>
+      </w:r>
+      <w:r>
+        <w:rPr>
+          <w:rFonts w:ascii="Times New Roman" w:hAnsi="Times New Roman" w:cs="Times New Roman"/>
+          <w:sz w:val="24"/>
+          <w:szCs w:val="24"/>
+        </w:rPr>
+        <w:t>код</w:t>
+      </w:r>
+      <w:r>
+        <w:rPr>
+          <w:rFonts w:ascii="Times New Roman" w:hAnsi="Times New Roman" w:cs="Times New Roman"/>
+          <w:sz w:val="24"/>
+          <w:szCs w:val="24"/>
+        </w:rPr>
+        <w:t>у</w:t>
+      </w:r>
+      <w:r>
+        <w:rPr>
+          <w:rFonts w:ascii="Times New Roman" w:hAnsi="Times New Roman" w:cs="Times New Roman"/>
+          <w:sz w:val="24"/>
+          <w:szCs w:val="24"/>
+        </w:rPr>
+        <w:t xml:space="preserve"> у </w:t>
+      </w:r>
+      <w:proofErr w:type="spellStart"/>
+      <w:r>
+        <w:rPr>
+          <w:rFonts w:ascii="Times New Roman" w:hAnsi="Times New Roman" w:cs="Times New Roman"/>
+          <w:sz w:val="24"/>
+          <w:szCs w:val="24"/>
+        </w:rPr>
+        <w:t>пулреквесті</w:t>
+      </w:r>
+      <w:proofErr w:type="spellEnd"/>
+      <w:r>
+        <w:rPr>
+          <w:rFonts w:ascii="Times New Roman" w:hAnsi="Times New Roman" w:cs="Times New Roman"/>
+          <w:sz w:val="24"/>
+          <w:szCs w:val="24"/>
+          <w:lang w:val="en-US"/>
+        </w:rPr>
+        <w:t xml:space="preserve"> </w:t>
+      </w:r>
+    </w:p>
+    <w:p>
+      <w:pPr>
+        <w:spacing w:before="100" w:beforeAutospacing="1" w:after="100" w:afterAutospacing="1" w:line="240" w:lineRule="auto"/>
+        <w:rPr>
+          <w:rFonts w:ascii="Times New Roman" w:hAnsi="Times New Roman" w:cs="Times New Roman"/>
+          <w:sz w:val="24"/>
+          <w:szCs w:val="24"/>
+          <w:lang w:val="en-US"/>
+        </w:rPr>
+      </w:pPr>
+      <w:hyperlink r:id="rId43" w:anchor="diff-bbeed0d9d4c7aa1cb15ecc918816d708df5cc48cd5bf554324b18a1e44728450" w:history="1">
+        <w:proofErr w:type="spellStart"/>
+        <w:r>
+          <w:rPr>
+            <w:rStyle w:val="a6"/>
+          </w:rPr>
+          <w:t>Epic</w:t>
+        </w:r>
+        <w:proofErr w:type="spellEnd"/>
+        <w:r>
+          <w:rPr>
+            <w:rStyle w:val="a6"/>
+          </w:rPr>
+          <w:t xml:space="preserve"> 1 - </w:t>
+        </w:r>
+        <w:proofErr w:type="spellStart"/>
+        <w:r>
+          <w:rPr>
+            <w:rStyle w:val="a6"/>
+          </w:rPr>
+          <w:t>Oleksandra</w:t>
+        </w:r>
+        <w:proofErr w:type="spellEnd"/>
+        <w:r>
+          <w:rPr>
+            <w:rStyle w:val="a6"/>
+          </w:rPr>
+          <w:t xml:space="preserve"> </w:t>
+        </w:r>
+        <w:proofErr w:type="spellStart"/>
+        <w:r>
+          <w:rPr>
+            <w:rStyle w:val="a6"/>
+          </w:rPr>
+          <w:t>Melnyk</w:t>
+        </w:r>
+        <w:proofErr w:type="spellEnd"/>
+        <w:r>
+          <w:rPr>
+            <w:rStyle w:val="a6"/>
+          </w:rPr>
+          <w:t xml:space="preserve"> </w:t>
+        </w:r>
+        <w:proofErr w:type="spellStart"/>
+        <w:r>
+          <w:rPr>
+            <w:rStyle w:val="a6"/>
+          </w:rPr>
+          <w:t>by</w:t>
+        </w:r>
+        <w:proofErr w:type="spellEnd"/>
+        <w:r>
+          <w:rPr>
+            <w:rStyle w:val="a6"/>
+          </w:rPr>
+          <w:t xml:space="preserve"> sawinx16 · </w:t>
+        </w:r>
+        <w:proofErr w:type="spellStart"/>
+        <w:r>
+          <w:rPr>
+            <w:rStyle w:val="a6"/>
+          </w:rPr>
+          <w:t>Pull</w:t>
+        </w:r>
+        <w:proofErr w:type="spellEnd"/>
+        <w:r>
+          <w:rPr>
+            <w:rStyle w:val="a6"/>
+          </w:rPr>
+          <w:t xml:space="preserve"> </w:t>
+        </w:r>
+        <w:proofErr w:type="spellStart"/>
+        <w:r>
+          <w:rPr>
+            <w:rStyle w:val="a6"/>
+          </w:rPr>
+          <w:t>Request</w:t>
+        </w:r>
+        <w:proofErr w:type="spellEnd"/>
+        <w:r>
+          <w:rPr>
+            <w:rStyle w:val="a6"/>
+          </w:rPr>
+          <w:t xml:space="preserve"> #70 · artificial-intelligence-department/ai_programming_playground_2026</w:t>
+        </w:r>
+      </w:hyperlink>
     </w:p>
     <w:p>
       <w:pPr>
         <w:pStyle w:val="a5"/>
         <w:numPr>
-          <w:ilvl w:val="1"/>
+          <w:ilvl w:val="2"/>
           <w:numId w:val="2"/>
         </w:numPr>
         <w:spacing w:before="100" w:beforeAutospacing="1" w:after="100" w:afterAutospacing="1" w:line="240" w:lineRule="auto"/>
@@ -7526,6 +9532,7 @@
           <w:sz w:val="24"/>
           <w:szCs w:val="24"/>
         </w:rPr>
+        <w:lastRenderedPageBreak/>
         <w:t>Час затрачений на виконання завдання: 2 години.</w:t>
       </w:r>
     </w:p>
@@ -7549,15 +9556,14 @@
           <w:sz w:val="18"/>
           <w:szCs w:val="18"/>
         </w:rPr>
-        <w:lastRenderedPageBreak/>
         <w:drawing>
-          <wp:anchor distT="0" distB="0" distL="114300" distR="114300" simplePos="0" relativeHeight="251689984" behindDoc="0" locked="0" layoutInCell="1" allowOverlap="1" wp14:anchorId="01150DF7" wp14:editId="113E5C37">
+          <wp:anchor distT="0" distB="0" distL="114300" distR="114300" simplePos="0" relativeHeight="251689984" behindDoc="0" locked="0" layoutInCell="1" allowOverlap="1" wp14:anchorId="01150DF7" wp14:editId="7BD6BD20">
             <wp:simplePos x="0" y="0"/>
             <wp:positionH relativeFrom="margin">
-              <wp:align>left</wp:align>
+              <wp:align>center</wp:align>
             </wp:positionH>
             <wp:positionV relativeFrom="margin">
-              <wp:align>top</wp:align>
+              <wp:posOffset>361950</wp:posOffset>
             </wp:positionV>
             <wp:extent cx="5170170" cy="3079115"/>
             <wp:effectExtent l="0" t="0" r="0" b="6985"/>
@@ -7574,7 +9580,7 @@
                     <pic:cNvPicPr/>
                   </pic:nvPicPr>
                   <pic:blipFill rotWithShape="1">
-                    <a:blip r:embed="rId41">
+                    <a:blip r:embed="rId44">
                       <a:extLst>
                         <a:ext uri="{28A0092B-C50C-407E-A947-70E740481C1C}">
                           <a14:useLocalDpi xmlns:a14="http://schemas.microsoft.com/office/drawing/2010/main" val="0"/>
@@ -7630,6 +9636,116 @@
     <w:p>
       <w:pPr>
         <w:spacing w:before="100" w:beforeAutospacing="1" w:after="100" w:afterAutospacing="1" w:line="240" w:lineRule="auto"/>
+        <w:jc w:val="center"/>
+        <w:rPr>
+          <w:rFonts w:ascii="Times New Roman" w:hAnsi="Times New Roman" w:cs="Times New Roman"/>
+          <w:i/>
+          <w:iCs/>
+          <w:sz w:val="24"/>
+          <w:szCs w:val="24"/>
+        </w:rPr>
+      </w:pPr>
+    </w:p>
+    <w:p>
+      <w:pPr>
+        <w:spacing w:before="100" w:beforeAutospacing="1" w:after="100" w:afterAutospacing="1" w:line="240" w:lineRule="auto"/>
+        <w:jc w:val="center"/>
+        <w:rPr>
+          <w:rFonts w:ascii="Times New Roman" w:hAnsi="Times New Roman" w:cs="Times New Roman"/>
+          <w:i/>
+          <w:iCs/>
+          <w:sz w:val="24"/>
+          <w:szCs w:val="24"/>
+        </w:rPr>
+      </w:pPr>
+    </w:p>
+    <w:p>
+      <w:pPr>
+        <w:spacing w:before="100" w:beforeAutospacing="1" w:after="100" w:afterAutospacing="1" w:line="240" w:lineRule="auto"/>
+        <w:jc w:val="center"/>
+        <w:rPr>
+          <w:rFonts w:ascii="Times New Roman" w:hAnsi="Times New Roman" w:cs="Times New Roman"/>
+          <w:i/>
+          <w:iCs/>
+          <w:sz w:val="24"/>
+          <w:szCs w:val="24"/>
+        </w:rPr>
+      </w:pPr>
+    </w:p>
+    <w:p>
+      <w:pPr>
+        <w:spacing w:before="100" w:beforeAutospacing="1" w:after="100" w:afterAutospacing="1" w:line="240" w:lineRule="auto"/>
+        <w:jc w:val="center"/>
+        <w:rPr>
+          <w:rFonts w:ascii="Times New Roman" w:hAnsi="Times New Roman" w:cs="Times New Roman"/>
+          <w:i/>
+          <w:iCs/>
+          <w:sz w:val="24"/>
+          <w:szCs w:val="24"/>
+        </w:rPr>
+      </w:pPr>
+    </w:p>
+    <w:p>
+      <w:pPr>
+        <w:spacing w:before="100" w:beforeAutospacing="1" w:after="100" w:afterAutospacing="1" w:line="240" w:lineRule="auto"/>
+        <w:jc w:val="center"/>
+        <w:rPr>
+          <w:rFonts w:ascii="Times New Roman" w:hAnsi="Times New Roman" w:cs="Times New Roman"/>
+          <w:i/>
+          <w:iCs/>
+          <w:sz w:val="24"/>
+          <w:szCs w:val="24"/>
+        </w:rPr>
+      </w:pPr>
+    </w:p>
+    <w:p>
+      <w:pPr>
+        <w:spacing w:before="100" w:beforeAutospacing="1" w:after="100" w:afterAutospacing="1" w:line="240" w:lineRule="auto"/>
+        <w:rPr>
+          <w:rFonts w:ascii="Times New Roman" w:hAnsi="Times New Roman" w:cs="Times New Roman"/>
+          <w:i/>
+          <w:iCs/>
+          <w:sz w:val="24"/>
+          <w:szCs w:val="24"/>
+        </w:rPr>
+      </w:pPr>
+    </w:p>
+    <w:p>
+      <w:pPr>
+        <w:spacing w:before="100" w:beforeAutospacing="1" w:after="100" w:afterAutospacing="1" w:line="240" w:lineRule="auto"/>
+        <w:jc w:val="center"/>
+        <w:rPr>
+          <w:rFonts w:ascii="Times New Roman" w:hAnsi="Times New Roman" w:cs="Times New Roman"/>
+          <w:i/>
+          <w:iCs/>
+          <w:sz w:val="24"/>
+          <w:szCs w:val="24"/>
+        </w:rPr>
+      </w:pPr>
+    </w:p>
+    <w:p>
+      <w:pPr>
+        <w:spacing w:before="100" w:beforeAutospacing="1" w:after="100" w:afterAutospacing="1" w:line="240" w:lineRule="auto"/>
+        <w:jc w:val="center"/>
+        <w:rPr>
+          <w:rFonts w:ascii="Times New Roman" w:hAnsi="Times New Roman" w:cs="Times New Roman"/>
+          <w:i/>
+          <w:iCs/>
+          <w:sz w:val="24"/>
+          <w:szCs w:val="24"/>
+        </w:rPr>
+      </w:pPr>
+      <w:r>
+        <w:rPr>
+          <w:rFonts w:ascii="Times New Roman" w:hAnsi="Times New Roman" w:cs="Times New Roman"/>
+          <w:i/>
+          <w:iCs/>
+          <w:sz w:val="24"/>
+          <w:szCs w:val="24"/>
+        </w:rPr>
+        <w:t>Рис.</w:t>
+      </w:r>
+      <w:r>
         <w:rPr>
           <w:rFonts w:ascii="Times New Roman" w:hAnsi="Times New Roman" w:cs="Times New Roman"/>
           <w:i/>
@@ -7638,134 +9754,24 @@
           <w:szCs w:val="24"/>
           <w:lang w:val="en-US"/>
         </w:rPr>
-      </w:pPr>
+        <w:t xml:space="preserve">11 </w:t>
+      </w:r>
+      <w:r>
+        <w:rPr>
+          <w:rFonts w:ascii="Times New Roman" w:hAnsi="Times New Roman" w:cs="Times New Roman"/>
+          <w:i/>
+          <w:iCs/>
+          <w:sz w:val="24"/>
+          <w:szCs w:val="24"/>
+        </w:rPr>
+        <w:t>Виконання програми</w:t>
+      </w:r>
     </w:p>
     <w:p>
       <w:pPr>
         <w:spacing w:before="100" w:beforeAutospacing="1" w:after="100" w:afterAutospacing="1" w:line="240" w:lineRule="auto"/>
         <w:rPr>
           <w:rFonts w:ascii="Times New Roman" w:hAnsi="Times New Roman" w:cs="Times New Roman"/>
-          <w:i/>
-          <w:iCs/>
-          <w:sz w:val="24"/>
-          <w:szCs w:val="24"/>
-          <w:lang w:val="en-US"/>
-        </w:rPr>
-      </w:pPr>
-    </w:p>
-    <w:p>
-      <w:pPr>
-        <w:spacing w:before="100" w:beforeAutospacing="1" w:after="100" w:afterAutospacing="1" w:line="240" w:lineRule="auto"/>
-        <w:rPr>
-          <w:rFonts w:ascii="Times New Roman" w:hAnsi="Times New Roman" w:cs="Times New Roman"/>
-          <w:i/>
-          <w:iCs/>
-          <w:sz w:val="24"/>
-          <w:szCs w:val="24"/>
-          <w:lang w:val="en-US"/>
-        </w:rPr>
-      </w:pPr>
-    </w:p>
-    <w:p>
-      <w:pPr>
-        <w:spacing w:before="100" w:beforeAutospacing="1" w:after="100" w:afterAutospacing="1" w:line="240" w:lineRule="auto"/>
-        <w:rPr>
-          <w:rFonts w:ascii="Times New Roman" w:hAnsi="Times New Roman" w:cs="Times New Roman"/>
-          <w:i/>
-          <w:iCs/>
-          <w:sz w:val="24"/>
-          <w:szCs w:val="24"/>
-          <w:lang w:val="en-US"/>
-        </w:rPr>
-      </w:pPr>
-    </w:p>
-    <w:p>
-      <w:pPr>
-        <w:spacing w:before="100" w:beforeAutospacing="1" w:after="100" w:afterAutospacing="1" w:line="240" w:lineRule="auto"/>
-        <w:rPr>
-          <w:rFonts w:ascii="Times New Roman" w:hAnsi="Times New Roman" w:cs="Times New Roman"/>
-          <w:i/>
-          <w:iCs/>
-          <w:sz w:val="24"/>
-          <w:szCs w:val="24"/>
-          <w:lang w:val="en-US"/>
-        </w:rPr>
-      </w:pPr>
-    </w:p>
-    <w:p>
-      <w:pPr>
-        <w:spacing w:before="100" w:beforeAutospacing="1" w:after="100" w:afterAutospacing="1" w:line="240" w:lineRule="auto"/>
-        <w:rPr>
-          <w:rFonts w:ascii="Times New Roman" w:hAnsi="Times New Roman" w:cs="Times New Roman"/>
-          <w:i/>
-          <w:iCs/>
-          <w:sz w:val="24"/>
-          <w:szCs w:val="24"/>
-          <w:lang w:val="en-US"/>
-        </w:rPr>
-      </w:pPr>
-    </w:p>
-    <w:p>
-      <w:pPr>
-        <w:spacing w:before="100" w:beforeAutospacing="1" w:after="100" w:afterAutospacing="1" w:line="240" w:lineRule="auto"/>
-        <w:rPr>
-          <w:rFonts w:ascii="Times New Roman" w:hAnsi="Times New Roman" w:cs="Times New Roman"/>
-          <w:i/>
-          <w:iCs/>
-          <w:sz w:val="24"/>
-          <w:szCs w:val="24"/>
-          <w:lang w:val="en-US"/>
-        </w:rPr>
-      </w:pPr>
-    </w:p>
-    <w:p>
-      <w:pPr>
-        <w:spacing w:before="100" w:beforeAutospacing="1" w:after="100" w:afterAutospacing="1" w:line="240" w:lineRule="auto"/>
-        <w:rPr>
-          <w:rFonts w:ascii="Times New Roman" w:hAnsi="Times New Roman" w:cs="Times New Roman"/>
-          <w:i/>
-          <w:iCs/>
-          <w:sz w:val="24"/>
-          <w:szCs w:val="24"/>
-        </w:rPr>
-      </w:pPr>
-      <w:r>
-        <w:rPr>
-          <w:rFonts w:ascii="Times New Roman" w:hAnsi="Times New Roman" w:cs="Times New Roman"/>
-          <w:i/>
-          <w:iCs/>
-          <w:sz w:val="24"/>
-          <w:szCs w:val="24"/>
-        </w:rPr>
-        <w:t>Рис.</w:t>
-      </w:r>
-      <w:r>
-        <w:rPr>
-          <w:rFonts w:ascii="Times New Roman" w:hAnsi="Times New Roman" w:cs="Times New Roman"/>
-          <w:i/>
-          <w:iCs/>
-          <w:sz w:val="24"/>
-          <w:szCs w:val="24"/>
-          <w:lang w:val="en-US"/>
-        </w:rPr>
-        <w:t xml:space="preserve">11 </w:t>
-      </w:r>
-      <w:r>
-        <w:rPr>
-          <w:rFonts w:ascii="Times New Roman" w:hAnsi="Times New Roman" w:cs="Times New Roman"/>
-          <w:i/>
-          <w:iCs/>
-          <w:sz w:val="24"/>
-          <w:szCs w:val="24"/>
-        </w:rPr>
-        <w:t xml:space="preserve">Виконання програми </w:t>
-      </w:r>
-    </w:p>
-    <w:p>
-      <w:pPr>
-        <w:spacing w:before="100" w:beforeAutospacing="1" w:after="100" w:afterAutospacing="1" w:line="240" w:lineRule="auto"/>
-        <w:rPr>
-          <w:rFonts w:ascii="Times New Roman" w:hAnsi="Times New Roman" w:cs="Times New Roman"/>
           <w:sz w:val="24"/>
           <w:szCs w:val="24"/>
         </w:rPr>
@@ -7777,9 +9783,29 @@
           <w:sz w:val="24"/>
           <w:szCs w:val="24"/>
         </w:rPr>
-        <w:t>Посилання на файл коду в пулреквесті:</w:t>
-      </w:r>
-      <w:hyperlink r:id="rId42" w:history="1">
+        <w:t xml:space="preserve">Посилання на файл коду в </w:t>
+      </w:r>
+      <w:proofErr w:type="spellStart"/>
+      <w:r>
+        <w:rPr>
+          <w:rFonts w:ascii="Times New Roman" w:hAnsi="Times New Roman" w:cs="Times New Roman"/>
+          <w:color w:val="000000"/>
+          <w:sz w:val="24"/>
+          <w:szCs w:val="24"/>
+        </w:rPr>
+        <w:t>пулреквесті</w:t>
+      </w:r>
+      <w:proofErr w:type="spellEnd"/>
+      <w:r>
+        <w:rPr>
+          <w:rFonts w:ascii="Times New Roman" w:hAnsi="Times New Roman" w:cs="Times New Roman"/>
+          <w:color w:val="000000"/>
+          <w:sz w:val="24"/>
+          <w:szCs w:val="24"/>
+        </w:rPr>
+        <w:t>:</w:t>
+      </w:r>
+      <w:hyperlink r:id="rId45" w:history="1">
         <w:r>
           <w:rPr>
             <w:rStyle w:val="a6"/>
@@ -7791,54 +9817,178 @@
           <w:t xml:space="preserve"> </w:t>
         </w:r>
       </w:hyperlink>
+      <w:r>
+        <w:rPr>
+          <w:rFonts w:ascii="Times New Roman" w:hAnsi="Times New Roman" w:cs="Times New Roman"/>
+          <w:sz w:val="24"/>
+          <w:szCs w:val="24"/>
+        </w:rPr>
+        <w:t xml:space="preserve"> </w:t>
+      </w:r>
     </w:p>
     <w:p>
       <w:pPr>
         <w:spacing w:before="100" w:beforeAutospacing="1" w:after="100" w:afterAutospacing="1" w:line="240" w:lineRule="auto"/>
         <w:rPr>
           <w:rFonts w:ascii="Times New Roman" w:hAnsi="Times New Roman" w:cs="Times New Roman"/>
-          <w:sz w:val="24"/>
-          <w:szCs w:val="24"/>
-        </w:rPr>
-      </w:pPr>
-      <w:hyperlink r:id="rId43" w:anchor="diff-bbeed0d9d4c7aa1cb15ecc918816d708df5cc48cd5bf554324b18a1e44728450" w:history="1">
-        <w:r>
-          <w:rPr>
-            <w:rStyle w:val="a6"/>
-            <w:rFonts w:ascii="Times New Roman" w:hAnsi="Times New Roman" w:cs="Times New Roman"/>
-            <w:sz w:val="24"/>
-            <w:szCs w:val="24"/>
-          </w:rPr>
-          <w:t>https://github.com/sawinx16/ai_programming_playground_2026/pull/1/changes#diff-bbeed0d9d4c7aa1cb15ecc918816d708df5cc48cd5bf554324b18a1e44728450</w:t>
-        </w:r>
-      </w:hyperlink>
-      <w:r>
-        <w:rPr>
-          <w:rFonts w:ascii="Times New Roman" w:hAnsi="Times New Roman" w:cs="Times New Roman"/>
-          <w:sz w:val="24"/>
-          <w:szCs w:val="24"/>
-        </w:rPr>
-        <w:t xml:space="preserve"> </w:t>
+          <w:b/>
+          <w:bCs/>
+          <w:sz w:val="24"/>
+          <w:szCs w:val="24"/>
+        </w:rPr>
+      </w:pPr>
+      <w:r>
+        <w:rPr>
+          <w:rFonts w:ascii="Times New Roman" w:hAnsi="Times New Roman" w:cs="Times New Roman"/>
+          <w:b/>
+          <w:bCs/>
+          <w:sz w:val="24"/>
+          <w:szCs w:val="24"/>
+          <w:lang w:val="en-US"/>
+        </w:rPr>
+        <w:t xml:space="preserve">Self practice </w:t>
+      </w:r>
+      <w:proofErr w:type="spellStart"/>
+      <w:r>
+        <w:rPr>
+          <w:rFonts w:ascii="Times New Roman" w:hAnsi="Times New Roman" w:cs="Times New Roman"/>
+          <w:b/>
+          <w:bCs/>
+          <w:sz w:val="24"/>
+          <w:szCs w:val="24"/>
+          <w:lang w:val="en-US"/>
+        </w:rPr>
+        <w:t>Algotester</w:t>
+      </w:r>
+      <w:proofErr w:type="spellEnd"/>
+      <w:r>
+        <w:rPr>
+          <w:rFonts w:ascii="Times New Roman" w:hAnsi="Times New Roman" w:cs="Times New Roman"/>
+          <w:b/>
+          <w:bCs/>
+          <w:sz w:val="24"/>
+          <w:szCs w:val="24"/>
+        </w:rPr>
+        <w:t>:</w:t>
+      </w:r>
+    </w:p>
+    <w:p>
+      <w:pPr>
+        <w:spacing w:before="100" w:beforeAutospacing="1" w:after="100" w:afterAutospacing="1" w:line="240" w:lineRule="auto"/>
+        <w:rPr>
+          <w:rFonts w:ascii="Times New Roman" w:hAnsi="Times New Roman" w:cs="Times New Roman"/>
+          <w:sz w:val="24"/>
+          <w:szCs w:val="24"/>
+        </w:rPr>
+      </w:pPr>
+      <w:r>
+        <w:rPr>
+          <w:rFonts w:ascii="Times New Roman" w:hAnsi="Times New Roman" w:cs="Times New Roman"/>
+          <w:sz w:val="24"/>
+          <w:szCs w:val="24"/>
+        </w:rPr>
+        <w:t xml:space="preserve">Час затрачений на виконання завдання: </w:t>
+      </w:r>
+      <w:r>
+        <w:rPr>
+          <w:rFonts w:ascii="Times New Roman" w:hAnsi="Times New Roman" w:cs="Times New Roman"/>
+          <w:sz w:val="24"/>
+          <w:szCs w:val="24"/>
+        </w:rPr>
+        <w:t>5 хвилин.</w:t>
+      </w:r>
+    </w:p>
+    <w:p>
+      <w:pPr>
+        <w:spacing w:before="100" w:beforeAutospacing="1" w:after="100" w:afterAutospacing="1" w:line="240" w:lineRule="auto"/>
+        <w:rPr>
+          <w:rFonts w:ascii="Times New Roman" w:hAnsi="Times New Roman" w:cs="Times New Roman"/>
+          <w:sz w:val="24"/>
+          <w:szCs w:val="24"/>
+        </w:rPr>
+      </w:pPr>
+      <w:r>
+        <w:rPr>
+          <w:rFonts w:ascii="Times New Roman" w:hAnsi="Times New Roman" w:cs="Times New Roman"/>
+          <w:noProof/>
+          <w:sz w:val="24"/>
+          <w:szCs w:val="24"/>
+        </w:rPr>
+        <w:drawing>
+          <wp:anchor distT="0" distB="0" distL="114300" distR="114300" simplePos="0" relativeHeight="251707392" behindDoc="0" locked="0" layoutInCell="1" allowOverlap="1" wp14:anchorId="7B334573" wp14:editId="005AE47F">
+            <wp:simplePos x="0" y="0"/>
+            <wp:positionH relativeFrom="margin">
+              <wp:align>center</wp:align>
+            </wp:positionH>
+            <wp:positionV relativeFrom="margin">
+              <wp:posOffset>4954270</wp:posOffset>
+            </wp:positionV>
+            <wp:extent cx="4887595" cy="2463800"/>
+            <wp:effectExtent l="0" t="0" r="8255" b="0"/>
+            <wp:wrapSquare wrapText="bothSides"/>
+            <wp:docPr id="16" name="Рисунок 16"/>
+            <wp:cNvGraphicFramePr>
+              <a:graphicFrameLocks xmlns:a="http://schemas.openxmlformats.org/drawingml/2006/main" noChangeAspect="1"/>
+            </wp:cNvGraphicFramePr>
+            <a:graphic xmlns:a="http://schemas.openxmlformats.org/drawingml/2006/main">
+              <a:graphicData uri="http://schemas.openxmlformats.org/drawingml/2006/picture">
+                <pic:pic xmlns:pic="http://schemas.openxmlformats.org/drawingml/2006/picture">
+                  <pic:nvPicPr>
+                    <pic:cNvPr id="16" name="Знімок екрана 2026-09-28 174737.png"/>
+                    <pic:cNvPicPr/>
+                  </pic:nvPicPr>
+                  <pic:blipFill rotWithShape="1">
+                    <a:blip r:embed="rId46" cstate="print">
+                      <a:extLst>
+                        <a:ext uri="{28A0092B-C50C-407E-A947-70E740481C1C}">
+                          <a14:useLocalDpi xmlns:a14="http://schemas.microsoft.com/office/drawing/2010/main" val="0"/>
+                        </a:ext>
+                      </a:extLst>
+                    </a:blip>
+                    <a:srcRect l="1881" r="4979"/>
+                    <a:stretch/>
+                  </pic:blipFill>
+                  <pic:spPr bwMode="auto">
+                    <a:xfrm>
+                      <a:off x="0" y="0"/>
+                      <a:ext cx="4887595" cy="2463800"/>
+                    </a:xfrm>
+                    <a:prstGeom prst="rect">
+                      <a:avLst/>
+                    </a:prstGeom>
+                    <a:ln>
+                      <a:noFill/>
+                    </a:ln>
+                    <a:extLst>
+                      <a:ext uri="{53640926-AAD7-44D8-BBD7-CCE9431645EC}">
+                        <a14:shadowObscured xmlns:a14="http://schemas.microsoft.com/office/drawing/2010/main"/>
+                      </a:ext>
+                    </a:extLst>
+                  </pic:spPr>
+                </pic:pic>
+              </a:graphicData>
+            </a:graphic>
+            <wp14:sizeRelH relativeFrom="margin">
+              <wp14:pctWidth>0</wp14:pctWidth>
+            </wp14:sizeRelH>
+            <wp14:sizeRelV relativeFrom="margin">
+              <wp14:pctHeight>0</wp14:pctHeight>
+            </wp14:sizeRelV>
+          </wp:anchor>
+        </w:drawing>
       </w:r>
     </w:p>
     <w:p>
       <w:pPr>
         <w:pStyle w:val="a4"/>
         <w:ind w:left="720"/>
-        <w:rPr>
-          <w:sz w:val="26"/>
-          <w:szCs w:val="26"/>
-        </w:rPr>
-      </w:pPr>
-      <w:r>
         <w:rPr>
           <w:b/>
           <w:bCs/>
           <w:sz w:val="26"/>
           <w:szCs w:val="26"/>
         </w:rPr>
-        <w:t xml:space="preserve">6. </w:t>
-      </w:r>
+      </w:pPr>
       <w:r>
         <w:rPr>
           <w:b/>
@@ -7846,6 +9996,764 @@
           <w:sz w:val="26"/>
           <w:szCs w:val="26"/>
         </w:rPr>
+        <w:t xml:space="preserve"> </w:t>
+      </w:r>
+    </w:p>
+    <w:p>
+      <w:pPr>
+        <w:pStyle w:val="a4"/>
+        <w:ind w:left="720"/>
+        <w:rPr>
+          <w:b/>
+          <w:bCs/>
+          <w:sz w:val="26"/>
+          <w:szCs w:val="26"/>
+        </w:rPr>
+      </w:pPr>
+    </w:p>
+    <w:p>
+      <w:pPr>
+        <w:pStyle w:val="a4"/>
+        <w:ind w:left="720"/>
+        <w:rPr>
+          <w:b/>
+          <w:bCs/>
+          <w:sz w:val="26"/>
+          <w:szCs w:val="26"/>
+        </w:rPr>
+      </w:pPr>
+    </w:p>
+    <w:p>
+      <w:pPr>
+        <w:pStyle w:val="a4"/>
+        <w:ind w:left="720"/>
+        <w:rPr>
+          <w:b/>
+          <w:bCs/>
+          <w:sz w:val="26"/>
+          <w:szCs w:val="26"/>
+        </w:rPr>
+      </w:pPr>
+    </w:p>
+    <w:p>
+      <w:pPr>
+        <w:pStyle w:val="a4"/>
+        <w:ind w:left="720"/>
+        <w:rPr>
+          <w:b/>
+          <w:bCs/>
+          <w:sz w:val="26"/>
+          <w:szCs w:val="26"/>
+        </w:rPr>
+      </w:pPr>
+    </w:p>
+    <w:p>
+      <w:pPr>
+        <w:spacing w:before="100" w:beforeAutospacing="1" w:after="100" w:afterAutospacing="1" w:line="240" w:lineRule="auto"/>
+        <w:jc w:val="center"/>
+        <w:rPr>
+          <w:rFonts w:ascii="Times New Roman" w:hAnsi="Times New Roman" w:cs="Times New Roman"/>
+          <w:i/>
+          <w:iCs/>
+          <w:sz w:val="24"/>
+          <w:szCs w:val="24"/>
+        </w:rPr>
+      </w:pPr>
+    </w:p>
+    <w:p>
+      <w:pPr>
+        <w:spacing w:before="100" w:beforeAutospacing="1" w:after="100" w:afterAutospacing="1" w:line="240" w:lineRule="auto"/>
+        <w:jc w:val="center"/>
+        <w:rPr>
+          <w:rFonts w:ascii="Times New Roman" w:hAnsi="Times New Roman" w:cs="Times New Roman"/>
+          <w:i/>
+          <w:iCs/>
+          <w:sz w:val="24"/>
+          <w:szCs w:val="24"/>
+        </w:rPr>
+      </w:pPr>
+      <w:r>
+        <w:rPr>
+          <w:rFonts w:ascii="Times New Roman" w:hAnsi="Times New Roman" w:cs="Times New Roman"/>
+          <w:i/>
+          <w:iCs/>
+          <w:sz w:val="24"/>
+          <w:szCs w:val="24"/>
+        </w:rPr>
+        <w:t>Рис.</w:t>
+      </w:r>
+      <w:r>
+        <w:rPr>
+          <w:rFonts w:ascii="Times New Roman" w:hAnsi="Times New Roman" w:cs="Times New Roman"/>
+          <w:i/>
+          <w:iCs/>
+          <w:sz w:val="24"/>
+          <w:szCs w:val="24"/>
+          <w:lang w:val="en-US"/>
+        </w:rPr>
+        <w:t>1</w:t>
+      </w:r>
+      <w:r>
+        <w:rPr>
+          <w:rFonts w:ascii="Times New Roman" w:hAnsi="Times New Roman" w:cs="Times New Roman"/>
+          <w:i/>
+          <w:iCs/>
+          <w:sz w:val="24"/>
+          <w:szCs w:val="24"/>
+        </w:rPr>
+        <w:t>2</w:t>
+      </w:r>
+      <w:r>
+        <w:rPr>
+          <w:rFonts w:ascii="Times New Roman" w:hAnsi="Times New Roman" w:cs="Times New Roman"/>
+          <w:i/>
+          <w:iCs/>
+          <w:sz w:val="24"/>
+          <w:szCs w:val="24"/>
+          <w:lang w:val="en-US"/>
+        </w:rPr>
+        <w:t xml:space="preserve"> </w:t>
+      </w:r>
+      <w:r>
+        <w:rPr>
+          <w:rFonts w:ascii="Times New Roman" w:hAnsi="Times New Roman" w:cs="Times New Roman"/>
+          <w:i/>
+          <w:iCs/>
+          <w:sz w:val="24"/>
+          <w:szCs w:val="24"/>
+        </w:rPr>
+        <w:t>Виконання задачі Апельсини 0481</w:t>
+      </w:r>
+    </w:p>
+    <w:p>
+      <w:pPr>
+        <w:spacing w:before="100" w:beforeAutospacing="1" w:after="100" w:afterAutospacing="1" w:line="240" w:lineRule="auto"/>
+        <w:jc w:val="center"/>
+        <w:rPr>
+          <w:rFonts w:ascii="Times New Roman" w:hAnsi="Times New Roman" w:cs="Times New Roman"/>
+          <w:i/>
+          <w:iCs/>
+          <w:sz w:val="24"/>
+          <w:szCs w:val="24"/>
+        </w:rPr>
+      </w:pPr>
+    </w:p>
+    <w:p>
+      <w:pPr>
+        <w:pStyle w:val="a4"/>
+        <w:ind w:left="720"/>
+        <w:rPr>
+          <w:b/>
+          <w:bCs/>
+          <w:sz w:val="26"/>
+          <w:szCs w:val="26"/>
+        </w:rPr>
+      </w:pPr>
+    </w:p>
+    <w:p>
+      <w:pPr>
+        <w:pStyle w:val="a4"/>
+        <w:ind w:left="720"/>
+        <w:rPr>
+          <w:b/>
+          <w:bCs/>
+          <w:sz w:val="26"/>
+          <w:szCs w:val="26"/>
+        </w:rPr>
+      </w:pPr>
+    </w:p>
+    <w:p>
+      <w:pPr>
+        <w:pStyle w:val="a4"/>
+        <w:ind w:left="720"/>
+        <w:rPr>
+          <w:b/>
+          <w:bCs/>
+          <w:sz w:val="26"/>
+          <w:szCs w:val="26"/>
+        </w:rPr>
+      </w:pPr>
+    </w:p>
+    <w:p>
+      <w:pPr>
+        <w:pStyle w:val="a4"/>
+        <w:ind w:left="720"/>
+        <w:rPr>
+          <w:b/>
+          <w:bCs/>
+          <w:sz w:val="26"/>
+          <w:szCs w:val="26"/>
+        </w:rPr>
+      </w:pPr>
+    </w:p>
+    <w:p>
+      <w:pPr>
+        <w:pStyle w:val="a4"/>
+        <w:ind w:left="720"/>
+        <w:rPr>
+          <w:b/>
+          <w:bCs/>
+          <w:sz w:val="26"/>
+          <w:szCs w:val="26"/>
+        </w:rPr>
+      </w:pPr>
+    </w:p>
+    <w:p>
+      <w:pPr>
+        <w:spacing w:before="100" w:beforeAutospacing="1" w:after="100" w:afterAutospacing="1" w:line="240" w:lineRule="auto"/>
+        <w:rPr>
+          <w:rFonts w:ascii="Times New Roman" w:hAnsi="Times New Roman" w:cs="Times New Roman"/>
+          <w:sz w:val="24"/>
+          <w:szCs w:val="24"/>
+        </w:rPr>
+      </w:pPr>
+      <w:r>
+        <w:rPr>
+          <w:rFonts w:ascii="Times New Roman" w:hAnsi="Times New Roman" w:cs="Times New Roman"/>
+          <w:sz w:val="24"/>
+          <w:szCs w:val="24"/>
+        </w:rPr>
+        <w:t xml:space="preserve">Час затрачений на виконання завдання: </w:t>
+      </w:r>
+      <w:r>
+        <w:rPr>
+          <w:rFonts w:ascii="Times New Roman" w:hAnsi="Times New Roman" w:cs="Times New Roman"/>
+          <w:sz w:val="24"/>
+          <w:szCs w:val="24"/>
+        </w:rPr>
+        <w:t>5 хвилин</w:t>
+      </w:r>
+      <w:r>
+        <w:rPr>
+          <w:rFonts w:ascii="Times New Roman" w:hAnsi="Times New Roman" w:cs="Times New Roman"/>
+          <w:sz w:val="24"/>
+          <w:szCs w:val="24"/>
+        </w:rPr>
+        <w:t>.</w:t>
+      </w:r>
+    </w:p>
+    <w:p>
+      <w:pPr>
+        <w:pStyle w:val="a4"/>
+        <w:ind w:left="720"/>
+        <w:rPr>
+          <w:b/>
+          <w:bCs/>
+          <w:sz w:val="26"/>
+          <w:szCs w:val="26"/>
+        </w:rPr>
+      </w:pPr>
+      <w:r>
+        <w:rPr>
+          <w:i/>
+          <w:iCs/>
+          <w:noProof/>
+        </w:rPr>
+        <w:drawing>
+          <wp:anchor distT="0" distB="0" distL="114300" distR="114300" simplePos="0" relativeHeight="251708416" behindDoc="0" locked="0" layoutInCell="1" allowOverlap="1" wp14:anchorId="76CC418A" wp14:editId="40092B8C">
+            <wp:simplePos x="0" y="0"/>
+            <wp:positionH relativeFrom="margin">
+              <wp:align>center</wp:align>
+            </wp:positionH>
+            <wp:positionV relativeFrom="margin">
+              <wp:posOffset>868045</wp:posOffset>
+            </wp:positionV>
+            <wp:extent cx="5224780" cy="2806700"/>
+            <wp:effectExtent l="0" t="0" r="0" b="0"/>
+            <wp:wrapSquare wrapText="bothSides"/>
+            <wp:docPr id="17" name="Рисунок 17"/>
+            <wp:cNvGraphicFramePr>
+              <a:graphicFrameLocks xmlns:a="http://schemas.openxmlformats.org/drawingml/2006/main" noChangeAspect="1"/>
+            </wp:cNvGraphicFramePr>
+            <a:graphic xmlns:a="http://schemas.openxmlformats.org/drawingml/2006/main">
+              <a:graphicData uri="http://schemas.openxmlformats.org/drawingml/2006/picture">
+                <pic:pic xmlns:pic="http://schemas.openxmlformats.org/drawingml/2006/picture">
+                  <pic:nvPicPr>
+                    <pic:cNvPr id="17" name="Знімок екрана 2026-09-28 174821.png"/>
+                    <pic:cNvPicPr/>
+                  </pic:nvPicPr>
+                  <pic:blipFill rotWithShape="1">
+                    <a:blip r:embed="rId47" cstate="print">
+                      <a:extLst>
+                        <a:ext uri="{28A0092B-C50C-407E-A947-70E740481C1C}">
+                          <a14:useLocalDpi xmlns:a14="http://schemas.microsoft.com/office/drawing/2010/main" val="0"/>
+                        </a:ext>
+                      </a:extLst>
+                    </a:blip>
+                    <a:srcRect l="1512" r="3735"/>
+                    <a:stretch/>
+                  </pic:blipFill>
+                  <pic:spPr bwMode="auto">
+                    <a:xfrm>
+                      <a:off x="0" y="0"/>
+                      <a:ext cx="5224780" cy="2806700"/>
+                    </a:xfrm>
+                    <a:prstGeom prst="rect">
+                      <a:avLst/>
+                    </a:prstGeom>
+                    <a:ln>
+                      <a:noFill/>
+                    </a:ln>
+                    <a:extLst>
+                      <a:ext uri="{53640926-AAD7-44D8-BBD7-CCE9431645EC}">
+                        <a14:shadowObscured xmlns:a14="http://schemas.microsoft.com/office/drawing/2010/main"/>
+                      </a:ext>
+                    </a:extLst>
+                  </pic:spPr>
+                </pic:pic>
+              </a:graphicData>
+            </a:graphic>
+            <wp14:sizeRelH relativeFrom="margin">
+              <wp14:pctWidth>0</wp14:pctWidth>
+            </wp14:sizeRelH>
+            <wp14:sizeRelV relativeFrom="margin">
+              <wp14:pctHeight>0</wp14:pctHeight>
+            </wp14:sizeRelV>
+          </wp:anchor>
+        </w:drawing>
+      </w:r>
+    </w:p>
+    <w:p>
+      <w:pPr>
+        <w:pStyle w:val="a4"/>
+        <w:ind w:left="720"/>
+        <w:rPr>
+          <w:b/>
+          <w:bCs/>
+          <w:sz w:val="26"/>
+          <w:szCs w:val="26"/>
+        </w:rPr>
+      </w:pPr>
+    </w:p>
+    <w:p>
+      <w:pPr>
+        <w:spacing w:before="100" w:beforeAutospacing="1" w:after="100" w:afterAutospacing="1" w:line="240" w:lineRule="auto"/>
+        <w:jc w:val="center"/>
+        <w:rPr>
+          <w:rFonts w:ascii="Times New Roman" w:hAnsi="Times New Roman" w:cs="Times New Roman"/>
+          <w:i/>
+          <w:iCs/>
+          <w:sz w:val="24"/>
+          <w:szCs w:val="24"/>
+        </w:rPr>
+      </w:pPr>
+    </w:p>
+    <w:p>
+      <w:pPr>
+        <w:spacing w:before="100" w:beforeAutospacing="1" w:after="100" w:afterAutospacing="1" w:line="240" w:lineRule="auto"/>
+        <w:jc w:val="center"/>
+        <w:rPr>
+          <w:rFonts w:ascii="Times New Roman" w:hAnsi="Times New Roman" w:cs="Times New Roman"/>
+          <w:i/>
+          <w:iCs/>
+          <w:sz w:val="24"/>
+          <w:szCs w:val="24"/>
+        </w:rPr>
+      </w:pPr>
+    </w:p>
+    <w:p>
+      <w:pPr>
+        <w:spacing w:before="100" w:beforeAutospacing="1" w:after="100" w:afterAutospacing="1" w:line="240" w:lineRule="auto"/>
+        <w:jc w:val="center"/>
+        <w:rPr>
+          <w:rFonts w:ascii="Times New Roman" w:hAnsi="Times New Roman" w:cs="Times New Roman"/>
+          <w:i/>
+          <w:iCs/>
+          <w:sz w:val="24"/>
+          <w:szCs w:val="24"/>
+        </w:rPr>
+      </w:pPr>
+    </w:p>
+    <w:p>
+      <w:pPr>
+        <w:spacing w:before="100" w:beforeAutospacing="1" w:after="100" w:afterAutospacing="1" w:line="240" w:lineRule="auto"/>
+        <w:jc w:val="center"/>
+        <w:rPr>
+          <w:rFonts w:ascii="Times New Roman" w:hAnsi="Times New Roman" w:cs="Times New Roman"/>
+          <w:i/>
+          <w:iCs/>
+          <w:sz w:val="24"/>
+          <w:szCs w:val="24"/>
+        </w:rPr>
+      </w:pPr>
+    </w:p>
+    <w:p>
+      <w:pPr>
+        <w:spacing w:before="100" w:beforeAutospacing="1" w:after="100" w:afterAutospacing="1" w:line="240" w:lineRule="auto"/>
+        <w:jc w:val="center"/>
+        <w:rPr>
+          <w:rFonts w:ascii="Times New Roman" w:hAnsi="Times New Roman" w:cs="Times New Roman"/>
+          <w:i/>
+          <w:iCs/>
+          <w:sz w:val="24"/>
+          <w:szCs w:val="24"/>
+        </w:rPr>
+      </w:pPr>
+    </w:p>
+    <w:p>
+      <w:pPr>
+        <w:spacing w:before="100" w:beforeAutospacing="1" w:after="100" w:afterAutospacing="1" w:line="240" w:lineRule="auto"/>
+        <w:jc w:val="center"/>
+        <w:rPr>
+          <w:rFonts w:ascii="Times New Roman" w:hAnsi="Times New Roman" w:cs="Times New Roman"/>
+          <w:i/>
+          <w:iCs/>
+          <w:sz w:val="24"/>
+          <w:szCs w:val="24"/>
+        </w:rPr>
+      </w:pPr>
+    </w:p>
+    <w:p>
+      <w:pPr>
+        <w:spacing w:before="100" w:beforeAutospacing="1" w:after="100" w:afterAutospacing="1" w:line="240" w:lineRule="auto"/>
+        <w:jc w:val="center"/>
+        <w:rPr>
+          <w:rFonts w:ascii="Times New Roman" w:hAnsi="Times New Roman" w:cs="Times New Roman"/>
+          <w:i/>
+          <w:iCs/>
+          <w:sz w:val="24"/>
+          <w:szCs w:val="24"/>
+        </w:rPr>
+      </w:pPr>
+    </w:p>
+    <w:p>
+      <w:pPr>
+        <w:spacing w:before="100" w:beforeAutospacing="1" w:after="100" w:afterAutospacing="1" w:line="240" w:lineRule="auto"/>
+        <w:jc w:val="center"/>
+        <w:rPr>
+          <w:rFonts w:ascii="Times New Roman" w:hAnsi="Times New Roman" w:cs="Times New Roman"/>
+          <w:i/>
+          <w:iCs/>
+          <w:sz w:val="24"/>
+          <w:szCs w:val="24"/>
+        </w:rPr>
+      </w:pPr>
+      <w:r>
+        <w:rPr>
+          <w:rFonts w:ascii="Times New Roman" w:hAnsi="Times New Roman" w:cs="Times New Roman"/>
+          <w:i/>
+          <w:iCs/>
+          <w:sz w:val="24"/>
+          <w:szCs w:val="24"/>
+        </w:rPr>
+        <w:t>Рис.</w:t>
+      </w:r>
+      <w:r>
+        <w:rPr>
+          <w:rFonts w:ascii="Times New Roman" w:hAnsi="Times New Roman" w:cs="Times New Roman"/>
+          <w:i/>
+          <w:iCs/>
+          <w:sz w:val="24"/>
+          <w:szCs w:val="24"/>
+          <w:lang w:val="en-US"/>
+        </w:rPr>
+        <w:t>1</w:t>
+      </w:r>
+      <w:r>
+        <w:rPr>
+          <w:rFonts w:ascii="Times New Roman" w:hAnsi="Times New Roman" w:cs="Times New Roman"/>
+          <w:i/>
+          <w:iCs/>
+          <w:sz w:val="24"/>
+          <w:szCs w:val="24"/>
+        </w:rPr>
+        <w:t>3</w:t>
+      </w:r>
+      <w:r>
+        <w:rPr>
+          <w:rFonts w:ascii="Times New Roman" w:hAnsi="Times New Roman" w:cs="Times New Roman"/>
+          <w:i/>
+          <w:iCs/>
+          <w:sz w:val="24"/>
+          <w:szCs w:val="24"/>
+          <w:lang w:val="en-US"/>
+        </w:rPr>
+        <w:t xml:space="preserve"> </w:t>
+      </w:r>
+      <w:r>
+        <w:rPr>
+          <w:rFonts w:ascii="Times New Roman" w:hAnsi="Times New Roman" w:cs="Times New Roman"/>
+          <w:i/>
+          <w:iCs/>
+          <w:sz w:val="24"/>
+          <w:szCs w:val="24"/>
+        </w:rPr>
+        <w:t>Виконання задачі Задача про яблука 2701</w:t>
+      </w:r>
+    </w:p>
+    <w:p>
+      <w:pPr>
+        <w:spacing w:before="100" w:beforeAutospacing="1" w:after="100" w:afterAutospacing="1" w:line="240" w:lineRule="auto"/>
+        <w:rPr>
+          <w:rFonts w:ascii="Times New Roman" w:hAnsi="Times New Roman" w:cs="Times New Roman"/>
+          <w:sz w:val="24"/>
+          <w:szCs w:val="24"/>
+        </w:rPr>
+      </w:pPr>
+      <w:r>
+        <w:rPr>
+          <w:rFonts w:ascii="Times New Roman" w:hAnsi="Times New Roman" w:cs="Times New Roman"/>
+          <w:sz w:val="24"/>
+          <w:szCs w:val="24"/>
+        </w:rPr>
+        <w:t xml:space="preserve">Час затрачений на виконання завдання: </w:t>
+      </w:r>
+      <w:r>
+        <w:rPr>
+          <w:rFonts w:ascii="Times New Roman" w:hAnsi="Times New Roman" w:cs="Times New Roman"/>
+          <w:sz w:val="24"/>
+          <w:szCs w:val="24"/>
+        </w:rPr>
+        <w:t>10 хвилин</w:t>
+      </w:r>
+      <w:r>
+        <w:rPr>
+          <w:rFonts w:ascii="Times New Roman" w:hAnsi="Times New Roman" w:cs="Times New Roman"/>
+          <w:sz w:val="24"/>
+          <w:szCs w:val="24"/>
+        </w:rPr>
+        <w:t>.</w:t>
+      </w:r>
+    </w:p>
+    <w:p>
+      <w:pPr>
+        <w:spacing w:before="100" w:beforeAutospacing="1" w:after="100" w:afterAutospacing="1" w:line="240" w:lineRule="auto"/>
+        <w:rPr>
+          <w:rFonts w:ascii="Times New Roman" w:hAnsi="Times New Roman" w:cs="Times New Roman"/>
+          <w:i/>
+          <w:iCs/>
+          <w:sz w:val="24"/>
+          <w:szCs w:val="24"/>
+        </w:rPr>
+      </w:pPr>
+      <w:r>
+        <w:rPr>
+          <w:rFonts w:ascii="Times New Roman" w:hAnsi="Times New Roman" w:cs="Times New Roman"/>
+          <w:i/>
+          <w:iCs/>
+          <w:noProof/>
+          <w:sz w:val="24"/>
+          <w:szCs w:val="24"/>
+        </w:rPr>
+        <w:drawing>
+          <wp:anchor distT="0" distB="0" distL="114300" distR="114300" simplePos="0" relativeHeight="251709440" behindDoc="0" locked="0" layoutInCell="1" allowOverlap="1" wp14:anchorId="7C9B97A1" wp14:editId="444BD3F9">
+            <wp:simplePos x="0" y="0"/>
+            <wp:positionH relativeFrom="margin">
+              <wp:align>center</wp:align>
+            </wp:positionH>
+            <wp:positionV relativeFrom="margin">
+              <wp:posOffset>4641850</wp:posOffset>
+            </wp:positionV>
+            <wp:extent cx="5192395" cy="2646045"/>
+            <wp:effectExtent l="0" t="0" r="8255" b="1905"/>
+            <wp:wrapSquare wrapText="bothSides"/>
+            <wp:docPr id="18" name="Рисунок 18"/>
+            <wp:cNvGraphicFramePr>
+              <a:graphicFrameLocks xmlns:a="http://schemas.openxmlformats.org/drawingml/2006/main" noChangeAspect="1"/>
+            </wp:cNvGraphicFramePr>
+            <a:graphic xmlns:a="http://schemas.openxmlformats.org/drawingml/2006/main">
+              <a:graphicData uri="http://schemas.openxmlformats.org/drawingml/2006/picture">
+                <pic:pic xmlns:pic="http://schemas.openxmlformats.org/drawingml/2006/picture">
+                  <pic:nvPicPr>
+                    <pic:cNvPr id="18" name="Знімок екрана 2026-09-28 174910.png"/>
+                    <pic:cNvPicPr/>
+                  </pic:nvPicPr>
+                  <pic:blipFill rotWithShape="1">
+                    <a:blip r:embed="rId48" cstate="print">
+                      <a:extLst>
+                        <a:ext uri="{28A0092B-C50C-407E-A947-70E740481C1C}">
+                          <a14:useLocalDpi xmlns:a14="http://schemas.microsoft.com/office/drawing/2010/main" val="0"/>
+                        </a:ext>
+                      </a:extLst>
+                    </a:blip>
+                    <a:srcRect l="841" r="3228"/>
+                    <a:stretch/>
+                  </pic:blipFill>
+                  <pic:spPr bwMode="auto">
+                    <a:xfrm>
+                      <a:off x="0" y="0"/>
+                      <a:ext cx="5192395" cy="2646045"/>
+                    </a:xfrm>
+                    <a:prstGeom prst="rect">
+                      <a:avLst/>
+                    </a:prstGeom>
+                    <a:ln>
+                      <a:noFill/>
+                    </a:ln>
+                    <a:extLst>
+                      <a:ext uri="{53640926-AAD7-44D8-BBD7-CCE9431645EC}">
+                        <a14:shadowObscured xmlns:a14="http://schemas.microsoft.com/office/drawing/2010/main"/>
+                      </a:ext>
+                    </a:extLst>
+                  </pic:spPr>
+                </pic:pic>
+              </a:graphicData>
+            </a:graphic>
+            <wp14:sizeRelH relativeFrom="margin">
+              <wp14:pctWidth>0</wp14:pctWidth>
+            </wp14:sizeRelH>
+            <wp14:sizeRelV relativeFrom="margin">
+              <wp14:pctHeight>0</wp14:pctHeight>
+            </wp14:sizeRelV>
+          </wp:anchor>
+        </w:drawing>
+      </w:r>
+    </w:p>
+    <w:p>
+      <w:pPr>
+        <w:pStyle w:val="a4"/>
+        <w:ind w:left="720"/>
+        <w:rPr>
+          <w:b/>
+          <w:bCs/>
+          <w:sz w:val="26"/>
+          <w:szCs w:val="26"/>
+        </w:rPr>
+      </w:pPr>
+    </w:p>
+    <w:p>
+      <w:pPr>
+        <w:pStyle w:val="a4"/>
+        <w:ind w:left="720"/>
+        <w:rPr>
+          <w:b/>
+          <w:bCs/>
+          <w:sz w:val="26"/>
+          <w:szCs w:val="26"/>
+        </w:rPr>
+      </w:pPr>
+    </w:p>
+    <w:p>
+      <w:pPr>
+        <w:pStyle w:val="a4"/>
+        <w:ind w:left="720"/>
+        <w:rPr>
+          <w:b/>
+          <w:bCs/>
+          <w:sz w:val="26"/>
+          <w:szCs w:val="26"/>
+        </w:rPr>
+      </w:pPr>
+    </w:p>
+    <w:p>
+      <w:pPr>
+        <w:pStyle w:val="a4"/>
+        <w:ind w:left="720"/>
+        <w:rPr>
+          <w:b/>
+          <w:bCs/>
+          <w:sz w:val="26"/>
+          <w:szCs w:val="26"/>
+        </w:rPr>
+      </w:pPr>
+    </w:p>
+    <w:p>
+      <w:pPr>
+        <w:pStyle w:val="a4"/>
+        <w:ind w:left="720"/>
+        <w:rPr>
+          <w:b/>
+          <w:bCs/>
+          <w:sz w:val="26"/>
+          <w:szCs w:val="26"/>
+        </w:rPr>
+      </w:pPr>
+    </w:p>
+    <w:p>
+      <w:pPr>
+        <w:pStyle w:val="a4"/>
+        <w:rPr>
+          <w:b/>
+          <w:bCs/>
+          <w:sz w:val="26"/>
+          <w:szCs w:val="26"/>
+        </w:rPr>
+      </w:pPr>
+    </w:p>
+    <w:p>
+      <w:pPr>
+        <w:spacing w:before="100" w:beforeAutospacing="1" w:after="100" w:afterAutospacing="1" w:line="240" w:lineRule="auto"/>
+        <w:jc w:val="center"/>
+        <w:rPr>
+          <w:rFonts w:ascii="Times New Roman" w:hAnsi="Times New Roman" w:cs="Times New Roman"/>
+          <w:i/>
+          <w:iCs/>
+          <w:sz w:val="24"/>
+          <w:szCs w:val="24"/>
+        </w:rPr>
+      </w:pPr>
+    </w:p>
+    <w:p>
+      <w:pPr>
+        <w:spacing w:before="100" w:beforeAutospacing="1" w:after="100" w:afterAutospacing="1" w:line="240" w:lineRule="auto"/>
+        <w:jc w:val="center"/>
+        <w:rPr>
+          <w:rFonts w:ascii="Times New Roman" w:hAnsi="Times New Roman" w:cs="Times New Roman"/>
+          <w:i/>
+          <w:iCs/>
+          <w:sz w:val="24"/>
+          <w:szCs w:val="24"/>
+        </w:rPr>
+      </w:pPr>
+      <w:r>
+        <w:rPr>
+          <w:rFonts w:ascii="Times New Roman" w:hAnsi="Times New Roman" w:cs="Times New Roman"/>
+          <w:i/>
+          <w:iCs/>
+          <w:sz w:val="24"/>
+          <w:szCs w:val="24"/>
+        </w:rPr>
+        <w:t>Рис.14</w:t>
+      </w:r>
+      <w:r>
+        <w:rPr>
+          <w:rFonts w:ascii="Times New Roman" w:hAnsi="Times New Roman" w:cs="Times New Roman"/>
+          <w:i/>
+          <w:iCs/>
+          <w:sz w:val="24"/>
+          <w:szCs w:val="24"/>
+          <w:lang w:val="en-US"/>
+        </w:rPr>
+        <w:t xml:space="preserve"> </w:t>
+      </w:r>
+      <w:r>
+        <w:rPr>
+          <w:rFonts w:ascii="Times New Roman" w:hAnsi="Times New Roman" w:cs="Times New Roman"/>
+          <w:i/>
+          <w:iCs/>
+          <w:sz w:val="24"/>
+          <w:szCs w:val="24"/>
+        </w:rPr>
+        <w:t>Виконання задачі Загадкове число 1302</w:t>
+      </w:r>
+    </w:p>
+    <w:p>
+      <w:pPr>
+        <w:pStyle w:val="a4"/>
+        <w:ind w:left="720"/>
+        <w:rPr>
+          <w:b/>
+          <w:bCs/>
+          <w:sz w:val="26"/>
+          <w:szCs w:val="26"/>
+        </w:rPr>
+      </w:pPr>
+      <w:r>
+        <w:rPr>
+          <w:b/>
+          <w:bCs/>
+          <w:sz w:val="26"/>
+          <w:szCs w:val="26"/>
+        </w:rPr>
+        <w:t xml:space="preserve">6. </w:t>
+      </w:r>
+      <w:r>
+        <w:rPr>
+          <w:b/>
+          <w:bCs/>
+          <w:sz w:val="26"/>
+          <w:szCs w:val="26"/>
+        </w:rPr>
         <w:t>Кооперація з командою:</w:t>
       </w:r>
     </w:p>
@@ -7858,11 +10766,23 @@
         </w:numPr>
       </w:pPr>
       <w:r>
-        <w:t>Перша зустріч (17.09.2026).</w:t>
-      </w:r>
-      <w:r>
-        <w:t xml:space="preserve"> Обговорюємо епік, з'ясовуємо, як будемо виконувати ті чи інші таски, створюємо борди. </w:t>
-      </w:r>
+        <w:t xml:space="preserve">Перша зустріч (17.09.2026). Обговорюємо епік, з'ясовуємо, як будемо виконувати ті чи інші таски, створюємо борди. </w:t>
+      </w:r>
+    </w:p>
+    <w:p>
+      <w:pPr>
+        <w:pStyle w:val="a4"/>
+      </w:pPr>
+    </w:p>
+    <w:p>
+      <w:pPr>
+        <w:pStyle w:val="a4"/>
+      </w:pPr>
+    </w:p>
+    <w:p>
+      <w:pPr>
+        <w:pStyle w:val="a4"/>
+      </w:pPr>
     </w:p>
     <w:p>
       <w:pPr>
@@ -7873,16 +10793,16 @@
           <w:noProof/>
         </w:rPr>
         <w:drawing>
-          <wp:anchor distT="0" distB="0" distL="114300" distR="114300" simplePos="0" relativeHeight="251693056" behindDoc="0" locked="0" layoutInCell="1" allowOverlap="1" wp14:anchorId="38478691" wp14:editId="289C8857">
+          <wp:anchor distT="0" distB="0" distL="114300" distR="114300" simplePos="0" relativeHeight="251693056" behindDoc="0" locked="0" layoutInCell="1" allowOverlap="1" wp14:anchorId="38478691" wp14:editId="509A83F7">
             <wp:simplePos x="0" y="0"/>
             <wp:positionH relativeFrom="margin">
-              <wp:align>left</wp:align>
+              <wp:align>center</wp:align>
             </wp:positionH>
             <wp:positionV relativeFrom="margin">
-              <wp:posOffset>5319577</wp:posOffset>
+              <wp:align>top</wp:align>
             </wp:positionV>
-            <wp:extent cx="4201795" cy="2803525"/>
-            <wp:effectExtent l="0" t="0" r="8255" b="0"/>
+            <wp:extent cx="3866515" cy="2579370"/>
+            <wp:effectExtent l="0" t="0" r="635" b="0"/>
             <wp:wrapSquare wrapText="bothSides"/>
             <wp:docPr id="36" name="Рисунок 36"/>
             <wp:cNvGraphicFramePr>
@@ -7896,7 +10816,7 @@
                     <pic:cNvPicPr/>
                   </pic:nvPicPr>
                   <pic:blipFill>
-                    <a:blip r:embed="rId44">
+                    <a:blip r:embed="rId49">
                       <a:extLst>
                         <a:ext uri="{28A0092B-C50C-407E-A947-70E740481C1C}">
                           <a14:useLocalDpi xmlns:a14="http://schemas.microsoft.com/office/drawing/2010/main" val="0"/>
@@ -7910,7 +10830,7 @@
                   <pic:spPr>
                     <a:xfrm>
                       <a:off x="0" y="0"/>
-                      <a:ext cx="4205773" cy="2806157"/>
+                      <a:ext cx="3866515" cy="2579370"/>
                     </a:xfrm>
                     <a:prstGeom prst="rect">
                       <a:avLst/>
@@ -7966,11 +10886,6 @@
     </w:p>
     <w:p>
       <w:pPr>
-        <w:pStyle w:val="a4"/>
-      </w:pPr>
-    </w:p>
-    <w:p>
-      <w:pPr>
         <w:pStyle w:val="a5"/>
         <w:numPr>
           <w:ilvl w:val="0"/>
@@ -8009,11 +10924,18 @@
         <w:rPr>
           <w:noProof/>
         </w:rPr>
-        <w:lastRenderedPageBreak/>
         <w:drawing>
-          <wp:inline distT="0" distB="0" distL="0" distR="0" wp14:anchorId="417249F0" wp14:editId="1F2187CF">
+          <wp:anchor distT="0" distB="0" distL="114300" distR="114300" simplePos="0" relativeHeight="251712512" behindDoc="0" locked="0" layoutInCell="1" allowOverlap="1" wp14:anchorId="417249F0" wp14:editId="25D89890">
+            <wp:simplePos x="0" y="0"/>
+            <wp:positionH relativeFrom="margin">
+              <wp:align>center</wp:align>
+            </wp:positionH>
+            <wp:positionV relativeFrom="margin">
+              <wp:posOffset>3707130</wp:posOffset>
+            </wp:positionV>
             <wp:extent cx="3483785" cy="2068285"/>
             <wp:effectExtent l="0" t="0" r="2540" b="8255"/>
+            <wp:wrapSquare wrapText="bothSides"/>
             <wp:docPr id="37" name="Рисунок 37"/>
             <wp:cNvGraphicFramePr>
               <a:graphicFrameLocks xmlns:a="http://schemas.openxmlformats.org/drawingml/2006/main" noChangeAspect="1"/>
@@ -8026,7 +10948,13 @@
                     <pic:cNvPicPr/>
                   </pic:nvPicPr>
                   <pic:blipFill>
-                    <a:blip r:embed="rId45"/>
+                    <a:blip r:embed="rId50" cstate="print">
+                      <a:extLst>
+                        <a:ext uri="{28A0092B-C50C-407E-A947-70E740481C1C}">
+                          <a14:useLocalDpi xmlns:a14="http://schemas.microsoft.com/office/drawing/2010/main" val="0"/>
+                        </a:ext>
+                      </a:extLst>
+                    </a:blip>
                     <a:stretch>
                       <a:fillRect/>
                     </a:stretch>
@@ -8034,7 +10962,7 @@
                   <pic:spPr>
                     <a:xfrm>
                       <a:off x="0" y="0"/>
-                      <a:ext cx="3498544" cy="2077047"/>
+                      <a:ext cx="3483785" cy="2068285"/>
                     </a:xfrm>
                     <a:prstGeom prst="rect">
                       <a:avLst/>
@@ -8043,9 +10971,39 @@
                 </pic:pic>
               </a:graphicData>
             </a:graphic>
-          </wp:inline>
+          </wp:anchor>
         </w:drawing>
       </w:r>
+    </w:p>
+    <w:p>
+      <w:pPr>
+        <w:pStyle w:val="a4"/>
+        <w:ind w:left="720"/>
+      </w:pPr>
+    </w:p>
+    <w:p>
+      <w:pPr>
+        <w:pStyle w:val="a4"/>
+        <w:ind w:left="720"/>
+      </w:pPr>
+    </w:p>
+    <w:p>
+      <w:pPr>
+        <w:pStyle w:val="a4"/>
+        <w:ind w:left="720"/>
+      </w:pPr>
+    </w:p>
+    <w:p>
+      <w:pPr>
+        <w:pStyle w:val="a4"/>
+        <w:ind w:left="720"/>
+      </w:pPr>
+    </w:p>
+    <w:p>
+      <w:pPr>
+        <w:pStyle w:val="a4"/>
+        <w:ind w:left="720"/>
+      </w:pPr>
     </w:p>
     <w:p>
       <w:pPr>
@@ -8246,6 +11204,7 @@
           <w:b/>
           <w:bCs/>
         </w:rPr>
+        <w:lastRenderedPageBreak/>
         <w:t>Програмування на C++:</w:t>
       </w:r>
       <w:r>
@@ -8663,6 +11622,119 @@
     </w:lvl>
   </w:abstractNum>
   <w:abstractNum w:abstractNumId="3" w15:restartNumberingAfterBreak="0">
+    <w:nsid w:val="09CE605D"/>
+    <w:multiLevelType w:val="hybridMultilevel"/>
+    <w:tmpl w:val="2C7ABDF2"/>
+    <w:lvl w:ilvl="0" w:tplc="82825612">
+      <w:start w:val="1"/>
+      <w:numFmt w:val="bullet"/>
+      <w:lvlText w:val=""/>
+      <w:lvlJc w:val="left"/>
+      <w:pPr>
+        <w:ind w:left="1080" w:hanging="360"/>
+      </w:pPr>
+      <w:rPr>
+        <w:rFonts w:ascii="Symbol" w:hAnsi="Symbol" w:hint="default"/>
+      </w:rPr>
+    </w:lvl>
+    <w:lvl w:ilvl="1" w:tplc="04220003" w:tentative="1">
+      <w:start w:val="1"/>
+      <w:numFmt w:val="bullet"/>
+      <w:lvlText w:val="o"/>
+      <w:lvlJc w:val="left"/>
+      <w:pPr>
+        <w:ind w:left="1800" w:hanging="360"/>
+      </w:pPr>
+      <w:rPr>
+        <w:rFonts w:ascii="Courier New" w:hAnsi="Courier New" w:cs="Courier New" w:hint="default"/>
+      </w:rPr>
+    </w:lvl>
+    <w:lvl w:ilvl="2" w:tplc="04220005" w:tentative="1">
+      <w:start w:val="1"/>
+      <w:numFmt w:val="bullet"/>
+      <w:lvlText w:val=""/>
+      <w:lvlJc w:val="left"/>
+      <w:pPr>
+        <w:ind w:left="2520" w:hanging="360"/>
+      </w:pPr>
+      <w:rPr>
+        <w:rFonts w:ascii="Wingdings" w:hAnsi="Wingdings" w:hint="default"/>
+      </w:rPr>
+    </w:lvl>
+    <w:lvl w:ilvl="3" w:tplc="04220001" w:tentative="1">
+      <w:start w:val="1"/>
+      <w:numFmt w:val="bullet"/>
+      <w:lvlText w:val=""/>
+      <w:lvlJc w:val="left"/>
+      <w:pPr>
+        <w:ind w:left="3240" w:hanging="360"/>
+      </w:pPr>
+      <w:rPr>
+        <w:rFonts w:ascii="Symbol" w:hAnsi="Symbol" w:hint="default"/>
+      </w:rPr>
+    </w:lvl>
+    <w:lvl w:ilvl="4" w:tplc="04220003" w:tentative="1">
+      <w:start w:val="1"/>
+      <w:numFmt w:val="bullet"/>
+      <w:lvlText w:val="o"/>
+      <w:lvlJc w:val="left"/>
+      <w:pPr>
+        <w:ind w:left="3960" w:hanging="360"/>
+      </w:pPr>
+      <w:rPr>
+        <w:rFonts w:ascii="Courier New" w:hAnsi="Courier New" w:cs="Courier New" w:hint="default"/>
+      </w:rPr>
+    </w:lvl>
+    <w:lvl w:ilvl="5" w:tplc="04220005" w:tentative="1">
+      <w:start w:val="1"/>
+      <w:numFmt w:val="bullet"/>
+      <w:lvlText w:val=""/>
+      <w:lvlJc w:val="left"/>
+      <w:pPr>
+        <w:ind w:left="4680" w:hanging="360"/>
+      </w:pPr>
+      <w:rPr>
+        <w:rFonts w:ascii="Wingdings" w:hAnsi="Wingdings" w:hint="default"/>
+      </w:rPr>
+    </w:lvl>
+    <w:lvl w:ilvl="6" w:tplc="04220001" w:tentative="1">
+      <w:start w:val="1"/>
+      <w:numFmt w:val="bullet"/>
+      <w:lvlText w:val=""/>
+      <w:lvlJc w:val="left"/>
+      <w:pPr>
+        <w:ind w:left="5400" w:hanging="360"/>
+      </w:pPr>
+      <w:rPr>
+        <w:rFonts w:ascii="Symbol" w:hAnsi="Symbol" w:hint="default"/>
+      </w:rPr>
+    </w:lvl>
+    <w:lvl w:ilvl="7" w:tplc="04220003" w:tentative="1">
+      <w:start w:val="1"/>
+      <w:numFmt w:val="bullet"/>
+      <w:lvlText w:val="o"/>
+      <w:lvlJc w:val="left"/>
+      <w:pPr>
+        <w:ind w:left="6120" w:hanging="360"/>
+      </w:pPr>
+      <w:rPr>
+        <w:rFonts w:ascii="Courier New" w:hAnsi="Courier New" w:cs="Courier New" w:hint="default"/>
+      </w:rPr>
+    </w:lvl>
+    <w:lvl w:ilvl="8" w:tplc="04220005" w:tentative="1">
+      <w:start w:val="1"/>
+      <w:numFmt w:val="bullet"/>
+      <w:lvlText w:val=""/>
+      <w:lvlJc w:val="left"/>
+      <w:pPr>
+        <w:ind w:left="6840" w:hanging="360"/>
+      </w:pPr>
+      <w:rPr>
+        <w:rFonts w:ascii="Wingdings" w:hAnsi="Wingdings" w:hint="default"/>
+      </w:rPr>
+    </w:lvl>
+  </w:abstractNum>
+  <w:abstractNum w:abstractNumId="4" w15:restartNumberingAfterBreak="0">
     <w:nsid w:val="10571B75"/>
     <w:multiLevelType w:val="hybridMultilevel"/>
     <w:tmpl w:val="35FC4C72"/>
@@ -8775,7 +11847,7 @@
       </w:rPr>
     </w:lvl>
   </w:abstractNum>
-  <w:abstractNum w:abstractNumId="4" w15:restartNumberingAfterBreak="0">
+  <w:abstractNum w:abstractNumId="5" w15:restartNumberingAfterBreak="0">
     <w:nsid w:val="127255A0"/>
     <w:multiLevelType w:val="multilevel"/>
     <w:tmpl w:val="4594A598"/>
@@ -8924,7 +11996,7 @@
       </w:rPr>
     </w:lvl>
   </w:abstractNum>
-  <w:abstractNum w:abstractNumId="5" w15:restartNumberingAfterBreak="0">
+  <w:abstractNum w:abstractNumId="6" w15:restartNumberingAfterBreak="0">
     <w:nsid w:val="14D026B0"/>
     <w:multiLevelType w:val="hybridMultilevel"/>
     <w:tmpl w:val="E6CE275C"/>
@@ -9037,7 +12109,7 @@
       </w:rPr>
     </w:lvl>
   </w:abstractNum>
-  <w:abstractNum w:abstractNumId="6" w15:restartNumberingAfterBreak="0">
+  <w:abstractNum w:abstractNumId="7" w15:restartNumberingAfterBreak="0">
     <w:nsid w:val="165B43A2"/>
     <w:multiLevelType w:val="multilevel"/>
     <w:tmpl w:val="E29408A4"/>
@@ -9186,7 +12258,7 @@
       </w:rPr>
     </w:lvl>
   </w:abstractNum>
-  <w:abstractNum w:abstractNumId="7" w15:restartNumberingAfterBreak="0">
+  <w:abstractNum w:abstractNumId="8" w15:restartNumberingAfterBreak="0">
     <w:nsid w:val="17682C5F"/>
     <w:multiLevelType w:val="multilevel"/>
     <w:tmpl w:val="C5E69EE6"/>
@@ -9335,7 +12407,7 @@
       </w:rPr>
     </w:lvl>
   </w:abstractNum>
-  <w:abstractNum w:abstractNumId="8" w15:restartNumberingAfterBreak="0">
+  <w:abstractNum w:abstractNumId="9" w15:restartNumberingAfterBreak="0">
     <w:nsid w:val="1A9C0520"/>
     <w:multiLevelType w:val="multilevel"/>
     <w:tmpl w:val="B4941404"/>
@@ -9484,7 +12556,7 @@
       </w:rPr>
     </w:lvl>
   </w:abstractNum>
-  <w:abstractNum w:abstractNumId="9" w15:restartNumberingAfterBreak="0">
+  <w:abstractNum w:abstractNumId="10" w15:restartNumberingAfterBreak="0">
     <w:nsid w:val="1DFA2C6A"/>
     <w:multiLevelType w:val="hybridMultilevel"/>
     <w:tmpl w:val="EB721D7C"/>
@@ -9597,7 +12669,7 @@
       </w:rPr>
     </w:lvl>
   </w:abstractNum>
-  <w:abstractNum w:abstractNumId="10" w15:restartNumberingAfterBreak="0">
+  <w:abstractNum w:abstractNumId="11" w15:restartNumberingAfterBreak="0">
     <w:nsid w:val="273E2898"/>
     <w:multiLevelType w:val="multilevel"/>
     <w:tmpl w:val="0B50443A"/>
@@ -9746,7 +12818,7 @@
       </w:rPr>
     </w:lvl>
   </w:abstractNum>
-  <w:abstractNum w:abstractNumId="11" w15:restartNumberingAfterBreak="0">
+  <w:abstractNum w:abstractNumId="12" w15:restartNumberingAfterBreak="0">
     <w:nsid w:val="32DA099E"/>
     <w:multiLevelType w:val="multilevel"/>
     <w:tmpl w:val="45925CF2"/>
@@ -9895,7 +12967,120 @@
       </w:rPr>
     </w:lvl>
   </w:abstractNum>
-  <w:abstractNum w:abstractNumId="12" w15:restartNumberingAfterBreak="0">
+  <w:abstractNum w:abstractNumId="13" w15:restartNumberingAfterBreak="0">
+    <w:nsid w:val="37EE6571"/>
+    <w:multiLevelType w:val="hybridMultilevel"/>
+    <w:tmpl w:val="C6F2E3A8"/>
+    <w:lvl w:ilvl="0" w:tplc="82825612">
+      <w:start w:val="1"/>
+      <w:numFmt w:val="bullet"/>
+      <w:lvlText w:val=""/>
+      <w:lvlJc w:val="left"/>
+      <w:pPr>
+        <w:ind w:left="720" w:hanging="360"/>
+      </w:pPr>
+      <w:rPr>
+        <w:rFonts w:ascii="Symbol" w:hAnsi="Symbol" w:hint="default"/>
+      </w:rPr>
+    </w:lvl>
+    <w:lvl w:ilvl="1" w:tplc="04220003" w:tentative="1">
+      <w:start w:val="1"/>
+      <w:numFmt w:val="bullet"/>
+      <w:lvlText w:val="o"/>
+      <w:lvlJc w:val="left"/>
+      <w:pPr>
+        <w:ind w:left="1440" w:hanging="360"/>
+      </w:pPr>
+      <w:rPr>
+        <w:rFonts w:ascii="Courier New" w:hAnsi="Courier New" w:cs="Courier New" w:hint="default"/>
+      </w:rPr>
+    </w:lvl>
+    <w:lvl w:ilvl="2" w:tplc="04220005" w:tentative="1">
+      <w:start w:val="1"/>
+      <w:numFmt w:val="bullet"/>
+      <w:lvlText w:val=""/>
+      <w:lvlJc w:val="left"/>
+      <w:pPr>
+        <w:ind w:left="2160" w:hanging="360"/>
+      </w:pPr>
+      <w:rPr>
+        <w:rFonts w:ascii="Wingdings" w:hAnsi="Wingdings" w:hint="default"/>
+      </w:rPr>
+    </w:lvl>
+    <w:lvl w:ilvl="3" w:tplc="04220001" w:tentative="1">
+      <w:start w:val="1"/>
+      <w:numFmt w:val="bullet"/>
+      <w:lvlText w:val=""/>
+      <w:lvlJc w:val="left"/>
+      <w:pPr>
+        <w:ind w:left="2880" w:hanging="360"/>
+      </w:pPr>
+      <w:rPr>
+        <w:rFonts w:ascii="Symbol" w:hAnsi="Symbol" w:hint="default"/>
+      </w:rPr>
+    </w:lvl>
+    <w:lvl w:ilvl="4" w:tplc="04220003" w:tentative="1">
+      <w:start w:val="1"/>
+      <w:numFmt w:val="bullet"/>
+      <w:lvlText w:val="o"/>
+      <w:lvlJc w:val="left"/>
+      <w:pPr>
+        <w:ind w:left="3600" w:hanging="360"/>
+      </w:pPr>
+      <w:rPr>
+        <w:rFonts w:ascii="Courier New" w:hAnsi="Courier New" w:cs="Courier New" w:hint="default"/>
+      </w:rPr>
+    </w:lvl>
+    <w:lvl w:ilvl="5" w:tplc="04220005" w:tentative="1">
+      <w:start w:val="1"/>
+      <w:numFmt w:val="bullet"/>
+      <w:lvlText w:val=""/>
+      <w:lvlJc w:val="left"/>
+      <w:pPr>
+        <w:ind w:left="4320" w:hanging="360"/>
+      </w:pPr>
+      <w:rPr>
+        <w:rFonts w:ascii="Wingdings" w:hAnsi="Wingdings" w:hint="default"/>
+      </w:rPr>
+    </w:lvl>
+    <w:lvl w:ilvl="6" w:tplc="04220001" w:tentative="1">
+      <w:start w:val="1"/>
+      <w:numFmt w:val="bullet"/>
+      <w:lvlText w:val=""/>
+      <w:lvlJc w:val="left"/>
+      <w:pPr>
+        <w:ind w:left="5040" w:hanging="360"/>
+      </w:pPr>
+      <w:rPr>
+        <w:rFonts w:ascii="Symbol" w:hAnsi="Symbol" w:hint="default"/>
+      </w:rPr>
+    </w:lvl>
+    <w:lvl w:ilvl="7" w:tplc="04220003" w:tentative="1">
+      <w:start w:val="1"/>
+      <w:numFmt w:val="bullet"/>
+      <w:lvlText w:val="o"/>
+      <w:lvlJc w:val="left"/>
+      <w:pPr>
+        <w:ind w:left="5760" w:hanging="360"/>
+      </w:pPr>
+      <w:rPr>
+        <w:rFonts w:ascii="Courier New" w:hAnsi="Courier New" w:cs="Courier New" w:hint="default"/>
+      </w:rPr>
+    </w:lvl>
+    <w:lvl w:ilvl="8" w:tplc="04220005" w:tentative="1">
+      <w:start w:val="1"/>
+      <w:numFmt w:val="bullet"/>
+      <w:lvlText w:val=""/>
+      <w:lvlJc w:val="left"/>
+      <w:pPr>
+        <w:ind w:left="6480" w:hanging="360"/>
+      </w:pPr>
+      <w:rPr>
+        <w:rFonts w:ascii="Wingdings" w:hAnsi="Wingdings" w:hint="default"/>
+      </w:rPr>
+    </w:lvl>
+  </w:abstractNum>
+  <w:abstractNum w:abstractNumId="14" w15:restartNumberingAfterBreak="0">
     <w:nsid w:val="381D7AE2"/>
     <w:multiLevelType w:val="multilevel"/>
     <w:tmpl w:val="15FCB882"/>
@@ -10044,7 +13229,7 @@
       </w:rPr>
     </w:lvl>
   </w:abstractNum>
-  <w:abstractNum w:abstractNumId="13" w15:restartNumberingAfterBreak="0">
+  <w:abstractNum w:abstractNumId="15" w15:restartNumberingAfterBreak="0">
     <w:nsid w:val="3B585AAE"/>
     <w:multiLevelType w:val="hybridMultilevel"/>
     <w:tmpl w:val="0EDA2B62"/>
@@ -10157,7 +13342,7 @@
       </w:rPr>
     </w:lvl>
   </w:abstractNum>
-  <w:abstractNum w:abstractNumId="14" w15:restartNumberingAfterBreak="0">
+  <w:abstractNum w:abstractNumId="16" w15:restartNumberingAfterBreak="0">
     <w:nsid w:val="3CA2560F"/>
     <w:multiLevelType w:val="hybridMultilevel"/>
     <w:tmpl w:val="C1267E7A"/>
@@ -10270,7 +13455,7 @@
       </w:rPr>
     </w:lvl>
   </w:abstractNum>
-  <w:abstractNum w:abstractNumId="15" w15:restartNumberingAfterBreak="0">
+  <w:abstractNum w:abstractNumId="17" w15:restartNumberingAfterBreak="0">
     <w:nsid w:val="40967351"/>
     <w:multiLevelType w:val="multilevel"/>
     <w:tmpl w:val="874A809A"/>
@@ -10419,7 +13604,7 @@
       </w:rPr>
     </w:lvl>
   </w:abstractNum>
-  <w:abstractNum w:abstractNumId="16" w15:restartNumberingAfterBreak="0">
+  <w:abstractNum w:abstractNumId="18" w15:restartNumberingAfterBreak="0">
     <w:nsid w:val="46A55F65"/>
     <w:multiLevelType w:val="multilevel"/>
     <w:tmpl w:val="FD7E72E4"/>
@@ -10568,7 +13753,7 @@
       </w:rPr>
     </w:lvl>
   </w:abstractNum>
-  <w:abstractNum w:abstractNumId="17" w15:restartNumberingAfterBreak="0">
+  <w:abstractNum w:abstractNumId="19" w15:restartNumberingAfterBreak="0">
     <w:nsid w:val="548D7A20"/>
     <w:multiLevelType w:val="multilevel"/>
     <w:tmpl w:val="E78C65DC"/>
@@ -10717,7 +13902,7 @@
       </w:rPr>
     </w:lvl>
   </w:abstractNum>
-  <w:abstractNum w:abstractNumId="18" w15:restartNumberingAfterBreak="0">
+  <w:abstractNum w:abstractNumId="20" w15:restartNumberingAfterBreak="0">
     <w:nsid w:val="54FE50AA"/>
     <w:multiLevelType w:val="hybridMultilevel"/>
     <w:tmpl w:val="8CE8217E"/>
@@ -10830,7 +14015,7 @@
       </w:rPr>
     </w:lvl>
   </w:abstractNum>
-  <w:abstractNum w:abstractNumId="19" w15:restartNumberingAfterBreak="0">
+  <w:abstractNum w:abstractNumId="21" w15:restartNumberingAfterBreak="0">
     <w:nsid w:val="54FF7AB4"/>
     <w:multiLevelType w:val="hybridMultilevel"/>
     <w:tmpl w:val="38E4EAE8"/>
@@ -10943,7 +14128,7 @@
       </w:rPr>
     </w:lvl>
   </w:abstractNum>
-  <w:abstractNum w:abstractNumId="20" w15:restartNumberingAfterBreak="0">
+  <w:abstractNum w:abstractNumId="22" w15:restartNumberingAfterBreak="0">
     <w:nsid w:val="56F23DF4"/>
     <w:multiLevelType w:val="multilevel"/>
     <w:tmpl w:val="FC8646F2"/>
@@ -11092,7 +14277,7 @@
       </w:rPr>
     </w:lvl>
   </w:abstractNum>
-  <w:abstractNum w:abstractNumId="21" w15:restartNumberingAfterBreak="0">
+  <w:abstractNum w:abstractNumId="23" w15:restartNumberingAfterBreak="0">
     <w:nsid w:val="5B2A1AAB"/>
     <w:multiLevelType w:val="hybridMultilevel"/>
     <w:tmpl w:val="958227B0"/>
@@ -11205,7 +14390,7 @@
       </w:rPr>
     </w:lvl>
   </w:abstractNum>
-  <w:abstractNum w:abstractNumId="22" w15:restartNumberingAfterBreak="0">
+  <w:abstractNum w:abstractNumId="24" w15:restartNumberingAfterBreak="0">
     <w:nsid w:val="5D142274"/>
     <w:multiLevelType w:val="multilevel"/>
     <w:tmpl w:val="EDE2B70E"/>
@@ -11354,10 +14539,10 @@
       </w:rPr>
     </w:lvl>
   </w:abstractNum>
-  <w:abstractNum w:abstractNumId="23" w15:restartNumberingAfterBreak="0">
+  <w:abstractNum w:abstractNumId="25" w15:restartNumberingAfterBreak="0">
     <w:nsid w:val="65967420"/>
     <w:multiLevelType w:val="multilevel"/>
-    <w:tmpl w:val="F1CCD74A"/>
+    <w:tmpl w:val="59B4DEF6"/>
     <w:lvl w:ilvl="0">
       <w:start w:val="1"/>
       <w:numFmt w:val="bullet"/>
@@ -11390,109 +14575,108 @@
         <w:sz w:val="24"/>
       </w:rPr>
     </w:lvl>
-    <w:lvl w:ilvl="2" w:tentative="1">
+    <w:lvl w:ilvl="2">
+      <w:start w:val="5"/>
+      <w:numFmt w:val="decimal"/>
+      <w:lvlText w:val="%3."/>
+      <w:lvlJc w:val="left"/>
+      <w:pPr>
+        <w:ind w:left="360" w:hanging="360"/>
+      </w:pPr>
+      <w:rPr>
+        <w:rFonts w:hint="default"/>
+        <w:i w:val="0"/>
+        <w:color w:val="000000"/>
+        <w:sz w:val="26"/>
+      </w:rPr>
+    </w:lvl>
+    <w:lvl w:ilvl="3" w:tentative="1">
       <w:start w:val="1"/>
       <w:numFmt w:val="bullet"/>
       <w:lvlText w:val=""/>
       <w:lvlJc w:val="left"/>
       <w:pPr>
         <w:tabs>
-          <w:tab w:val="num" w:pos="2160"/>
-        </w:tabs>
-        <w:ind w:left="2160" w:hanging="360"/>
-      </w:pPr>
-      <w:rPr>
-        <w:rFonts w:ascii="Wingdings" w:hAnsi="Wingdings" w:hint="default"/>
-        <w:sz w:val="20"/>
-      </w:rPr>
-    </w:lvl>
-    <w:lvl w:ilvl="3" w:tentative="1">
+          <w:tab w:val="num" w:pos="2880"/>
+        </w:tabs>
+        <w:ind w:left="2880" w:hanging="360"/>
+      </w:pPr>
+      <w:rPr>
+        <w:rFonts w:ascii="Wingdings" w:hAnsi="Wingdings" w:hint="default"/>
+        <w:sz w:val="20"/>
+      </w:rPr>
+    </w:lvl>
+    <w:lvl w:ilvl="4" w:tentative="1">
       <w:start w:val="1"/>
       <w:numFmt w:val="bullet"/>
       <w:lvlText w:val=""/>
       <w:lvlJc w:val="left"/>
       <w:pPr>
         <w:tabs>
-          <w:tab w:val="num" w:pos="2880"/>
-        </w:tabs>
-        <w:ind w:left="2880" w:hanging="360"/>
-      </w:pPr>
-      <w:rPr>
-        <w:rFonts w:ascii="Wingdings" w:hAnsi="Wingdings" w:hint="default"/>
-        <w:sz w:val="20"/>
-      </w:rPr>
-    </w:lvl>
-    <w:lvl w:ilvl="4" w:tentative="1">
+          <w:tab w:val="num" w:pos="3600"/>
+        </w:tabs>
+        <w:ind w:left="3600" w:hanging="360"/>
+      </w:pPr>
+      <w:rPr>
+        <w:rFonts w:ascii="Wingdings" w:hAnsi="Wingdings" w:hint="default"/>
+        <w:sz w:val="20"/>
+      </w:rPr>
+    </w:lvl>
+    <w:lvl w:ilvl="5" w:tentative="1">
       <w:start w:val="1"/>
       <w:numFmt w:val="bullet"/>
       <w:lvlText w:val=""/>
       <w:lvlJc w:val="left"/>
       <w:pPr>
         <w:tabs>
-          <w:tab w:val="num" w:pos="3600"/>
-        </w:tabs>
-        <w:ind w:left="3600" w:hanging="360"/>
-      </w:pPr>
-      <w:rPr>
-        <w:rFonts w:ascii="Wingdings" w:hAnsi="Wingdings" w:hint="default"/>
-        <w:sz w:val="20"/>
-      </w:rPr>
-    </w:lvl>
-    <w:lvl w:ilvl="5" w:tentative="1">
+          <w:tab w:val="num" w:pos="4320"/>
+        </w:tabs>
+        <w:ind w:left="4320" w:hanging="360"/>
+      </w:pPr>
+      <w:rPr>
+        <w:rFonts w:ascii="Wingdings" w:hAnsi="Wingdings" w:hint="default"/>
+        <w:sz w:val="20"/>
+      </w:rPr>
+    </w:lvl>
+    <w:lvl w:ilvl="6" w:tentative="1">
       <w:start w:val="1"/>
       <w:numFmt w:val="bullet"/>
       <w:lvlText w:val=""/>
       <w:lvlJc w:val="left"/>
       <w:pPr>
         <w:tabs>
-          <w:tab w:val="num" w:pos="4320"/>
-        </w:tabs>
-        <w:ind w:left="4320" w:hanging="360"/>
-      </w:pPr>
-      <w:rPr>
-        <w:rFonts w:ascii="Wingdings" w:hAnsi="Wingdings" w:hint="default"/>
-        <w:sz w:val="20"/>
-      </w:rPr>
-    </w:lvl>
-    <w:lvl w:ilvl="6" w:tentative="1">
+          <w:tab w:val="num" w:pos="5040"/>
+        </w:tabs>
+        <w:ind w:left="5040" w:hanging="360"/>
+      </w:pPr>
+      <w:rPr>
+        <w:rFonts w:ascii="Wingdings" w:hAnsi="Wingdings" w:hint="default"/>
+        <w:sz w:val="20"/>
+      </w:rPr>
+    </w:lvl>
+    <w:lvl w:ilvl="7" w:tentative="1">
       <w:start w:val="1"/>
       <w:numFmt w:val="bullet"/>
       <w:lvlText w:val=""/>
       <w:lvlJc w:val="left"/>
       <w:pPr>
         <w:tabs>
-          <w:tab w:val="num" w:pos="5040"/>
-        </w:tabs>
-        <w:ind w:left="5040" w:hanging="360"/>
-      </w:pPr>
-      <w:rPr>
-        <w:rFonts w:ascii="Wingdings" w:hAnsi="Wingdings" w:hint="default"/>
-        <w:sz w:val="20"/>
-      </w:rPr>
-    </w:lvl>
-    <w:lvl w:ilvl="7" w:tentative="1">
+          <w:tab w:val="num" w:pos="5760"/>
+        </w:tabs>
+        <w:ind w:left="5760" w:hanging="360"/>
+      </w:pPr>
+      <w:rPr>
+        <w:rFonts w:ascii="Wingdings" w:hAnsi="Wingdings" w:hint="default"/>
+        <w:sz w:val="20"/>
+      </w:rPr>
+    </w:lvl>
+    <w:lvl w:ilvl="8" w:tentative="1">
       <w:start w:val="1"/>
       <w:numFmt w:val="bullet"/>
       <w:lvlText w:val=""/>
       <w:lvlJc w:val="left"/>
       <w:pPr>
         <w:tabs>
-          <w:tab w:val="num" w:pos="5760"/>
-        </w:tabs>
-        <w:ind w:left="5760" w:hanging="360"/>
-      </w:pPr>
-      <w:rPr>
-        <w:rFonts w:ascii="Wingdings" w:hAnsi="Wingdings" w:hint="default"/>
-        <w:sz w:val="20"/>
-      </w:rPr>
-    </w:lvl>
-    <w:lvl w:ilvl="8" w:tentative="1">
-      <w:start w:val="1"/>
-      <w:numFmt w:val="bullet"/>
-      <w:lvlText w:val=""/>
-      <w:lvlJc w:val="left"/>
-      <w:pPr>
-        <w:tabs>
           <w:tab w:val="num" w:pos="6480"/>
         </w:tabs>
         <w:ind w:left="6480" w:hanging="360"/>
@@ -11503,7 +14687,7 @@
       </w:rPr>
     </w:lvl>
   </w:abstractNum>
-  <w:abstractNum w:abstractNumId="24" w15:restartNumberingAfterBreak="0">
+  <w:abstractNum w:abstractNumId="26" w15:restartNumberingAfterBreak="0">
     <w:nsid w:val="667F75F5"/>
     <w:multiLevelType w:val="multilevel"/>
     <w:tmpl w:val="F796CC0C"/>
@@ -11652,7 +14836,7 @@
       </w:rPr>
     </w:lvl>
   </w:abstractNum>
-  <w:abstractNum w:abstractNumId="25" w15:restartNumberingAfterBreak="0">
+  <w:abstractNum w:abstractNumId="27" w15:restartNumberingAfterBreak="0">
     <w:nsid w:val="66D24211"/>
     <w:multiLevelType w:val="multilevel"/>
     <w:tmpl w:val="9E780D00"/>
@@ -11801,7 +14985,7 @@
       </w:rPr>
     </w:lvl>
   </w:abstractNum>
-  <w:abstractNum w:abstractNumId="26" w15:restartNumberingAfterBreak="0">
+  <w:abstractNum w:abstractNumId="28" w15:restartNumberingAfterBreak="0">
     <w:nsid w:val="671A0B66"/>
     <w:multiLevelType w:val="multilevel"/>
     <w:tmpl w:val="19005846"/>
@@ -11950,7 +15134,7 @@
       </w:rPr>
     </w:lvl>
   </w:abstractNum>
-  <w:abstractNum w:abstractNumId="27" w15:restartNumberingAfterBreak="0">
+  <w:abstractNum w:abstractNumId="29" w15:restartNumberingAfterBreak="0">
     <w:nsid w:val="6AF21993"/>
     <w:multiLevelType w:val="multilevel"/>
     <w:tmpl w:val="C9125416"/>
@@ -12099,7 +15283,7 @@
       </w:rPr>
     </w:lvl>
   </w:abstractNum>
-  <w:abstractNum w:abstractNumId="28" w15:restartNumberingAfterBreak="0">
+  <w:abstractNum w:abstractNumId="30" w15:restartNumberingAfterBreak="0">
     <w:nsid w:val="6D577D83"/>
     <w:multiLevelType w:val="multilevel"/>
     <w:tmpl w:val="CF06A024"/>
@@ -12248,7 +15432,7 @@
       </w:rPr>
     </w:lvl>
   </w:abstractNum>
-  <w:abstractNum w:abstractNumId="29" w15:restartNumberingAfterBreak="0">
+  <w:abstractNum w:abstractNumId="31" w15:restartNumberingAfterBreak="0">
     <w:nsid w:val="77BF2D7E"/>
     <w:multiLevelType w:val="hybridMultilevel"/>
     <w:tmpl w:val="F26A5B46"/>
@@ -12361,7 +15545,7 @@
       </w:rPr>
     </w:lvl>
   </w:abstractNum>
-  <w:abstractNum w:abstractNumId="30" w15:restartNumberingAfterBreak="0">
+  <w:abstractNum w:abstractNumId="32" w15:restartNumberingAfterBreak="0">
     <w:nsid w:val="7B5954D6"/>
     <w:multiLevelType w:val="multilevel"/>
     <w:tmpl w:val="94785012"/>
@@ -12475,97 +15659,103 @@
     </w:lvl>
   </w:abstractNum>
   <w:num w:numId="1">
-    <w:abstractNumId w:val="30"/>
+    <w:abstractNumId w:val="32"/>
   </w:num>
   <w:num w:numId="2">
-    <w:abstractNumId w:val="23"/>
+    <w:abstractNumId w:val="25"/>
   </w:num>
   <w:num w:numId="3">
-    <w:abstractNumId w:val="25"/>
+    <w:abstractNumId w:val="27"/>
   </w:num>
   <w:num w:numId="4">
-    <w:abstractNumId w:val="4"/>
+    <w:abstractNumId w:val="5"/>
   </w:num>
   <w:num w:numId="5">
+    <w:abstractNumId w:val="9"/>
+  </w:num>
+  <w:num w:numId="6">
     <w:abstractNumId w:val="8"/>
   </w:num>
-  <w:num w:numId="6">
-    <w:abstractNumId w:val="7"/>
-  </w:num>
   <w:num w:numId="7">
-    <w:abstractNumId w:val="15"/>
+    <w:abstractNumId w:val="17"/>
   </w:num>
   <w:num w:numId="8">
-    <w:abstractNumId w:val="21"/>
+    <w:abstractNumId w:val="23"/>
   </w:num>
   <w:num w:numId="9">
     <w:abstractNumId w:val="2"/>
   </w:num>
   <w:num w:numId="10">
+    <w:abstractNumId w:val="22"/>
+  </w:num>
+  <w:num w:numId="11">
     <w:abstractNumId w:val="20"/>
   </w:num>
-  <w:num w:numId="11">
+  <w:num w:numId="12">
+    <w:abstractNumId w:val="16"/>
+  </w:num>
+  <w:num w:numId="13">
+    <w:abstractNumId w:val="31"/>
+  </w:num>
+  <w:num w:numId="14">
+    <w:abstractNumId w:val="10"/>
+  </w:num>
+  <w:num w:numId="15">
+    <w:abstractNumId w:val="21"/>
+  </w:num>
+  <w:num w:numId="16">
+    <w:abstractNumId w:val="29"/>
+  </w:num>
+  <w:num w:numId="17">
+    <w:abstractNumId w:val="28"/>
+  </w:num>
+  <w:num w:numId="18">
+    <w:abstractNumId w:val="24"/>
+  </w:num>
+  <w:num w:numId="19">
+    <w:abstractNumId w:val="12"/>
+  </w:num>
+  <w:num w:numId="20">
+    <w:abstractNumId w:val="7"/>
+  </w:num>
+  <w:num w:numId="21">
     <w:abstractNumId w:val="18"/>
   </w:num>
-  <w:num w:numId="12">
-    <w:abstractNumId w:val="14"/>
-  </w:num>
-  <w:num w:numId="13">
-    <w:abstractNumId w:val="29"/>
-  </w:num>
-  <w:num w:numId="14">
-    <w:abstractNumId w:val="9"/>
-  </w:num>
-  <w:num w:numId="15">
-    <w:abstractNumId w:val="19"/>
-  </w:num>
-  <w:num w:numId="16">
-    <w:abstractNumId w:val="27"/>
-  </w:num>
-  <w:num w:numId="17">
+  <w:num w:numId="22">
     <w:abstractNumId w:val="26"/>
   </w:num>
-  <w:num w:numId="18">
-    <w:abstractNumId w:val="22"/>
-  </w:num>
-  <w:num w:numId="19">
-    <w:abstractNumId w:val="11"/>
-  </w:num>
-  <w:num w:numId="20">
-    <w:abstractNumId w:val="6"/>
-  </w:num>
-  <w:num w:numId="21">
-    <w:abstractNumId w:val="16"/>
-  </w:num>
-  <w:num w:numId="22">
-    <w:abstractNumId w:val="24"/>
-  </w:num>
   <w:num w:numId="23">
-    <w:abstractNumId w:val="12"/>
+    <w:abstractNumId w:val="14"/>
   </w:num>
   <w:num w:numId="24">
     <w:abstractNumId w:val="1"/>
   </w:num>
   <w:num w:numId="25">
-    <w:abstractNumId w:val="28"/>
+    <w:abstractNumId w:val="30"/>
   </w:num>
   <w:num w:numId="26">
-    <w:abstractNumId w:val="3"/>
+    <w:abstractNumId w:val="4"/>
   </w:num>
   <w:num w:numId="27">
     <w:abstractNumId w:val="0"/>
   </w:num>
   <w:num w:numId="28">
-    <w:abstractNumId w:val="13"/>
+    <w:abstractNumId w:val="15"/>
   </w:num>
   <w:num w:numId="29">
-    <w:abstractNumId w:val="10"/>
+    <w:abstractNumId w:val="11"/>
   </w:num>
   <w:num w:numId="30">
-    <w:abstractNumId w:val="5"/>
+    <w:abstractNumId w:val="6"/>
   </w:num>
   <w:num w:numId="31">
-    <w:abstractNumId w:val="17"/>
+    <w:abstractNumId w:val="19"/>
+  </w:num>
+  <w:num w:numId="32">
+    <w:abstractNumId w:val="3"/>
+  </w:num>
+  <w:num w:numId="33">
+    <w:abstractNumId w:val="13"/>
   </w:num>
   <w:numIdMacAtCleanup w:val="31"/>
 </w:numbering>
@@ -12969,7 +16159,7 @@
   <w:style w:type="paragraph" w:default="1" w:styleId="a0">
     <w:name w:val="Normal"/>
     <w:qFormat/>
-    <w:rsid w:val="00C773B5"/>
+    <w:rsid w:val="0038483F"/>
   </w:style>
   <w:style w:type="paragraph" w:styleId="1">
     <w:name w:val="heading 1"/>
@@ -13733,6 +16923,11 @@
       <w:contextualSpacing/>
     </w:pPr>
   </w:style>
+  <w:style w:type="character" w:customStyle="1" w:styleId="math">
+    <w:name w:val="math"/>
+    <w:basedOn w:val="a1"/>
+    <w:rsid w:val="00720FD5"/>
+  </w:style>
 </w:styles>
 </file>
 
@@ -14032,6 +17227,15 @@
 </file>
 
 <file path=customXml/item1.xml><?xml version="1.0" encoding="utf-8"?>
+<?mso-contentType ?>
+<FormTemplates xmlns="http://schemas.microsoft.com/sharepoint/v3/contenttype/forms">
+  <Display>DocumentLibraryForm</Display>
+  <Edit>DocumentLibraryForm</Edit>
+  <New>DocumentLibraryForm</New>
+</FormTemplates>
+</file>
+
+<file path=customXml/item2.xml><?xml version="1.0" encoding="utf-8"?>
 <ct:contentTypeSchema xmlns:ct="http://schemas.microsoft.com/office/2006/metadata/contentType" xmlns:ma="http://schemas.microsoft.com/office/2006/metadata/properties/metaAttributes" ct:_="" ma:_="" ma:contentTypeName="Документ" ma:contentTypeID="0x010100A4CEAC2AB4177240957164A8CB92D027" ma:contentTypeVersion="14" ma:contentTypeDescription="Створення нового документа." ma:contentTypeScope="" ma:versionID="5f1e7f56e47da029288374b6edbf014a">
   <xsd:schema xmlns:xsd="http://www.w3.org/2001/XMLSchema" xmlns:xs="http://www.w3.org/2001/XMLSchema" xmlns:p="http://schemas.microsoft.com/office/2006/metadata/properties" xmlns:ns3="d1ba27f7-d8d2-4e4a-b40f-a0e3307bf60c" xmlns:ns4="b43de269-d7d3-4001-b95b-6585cc8b4e1d" targetNamespace="http://schemas.microsoft.com/office/2006/metadata/properties" ma:root="true" ma:fieldsID="c8009cd3013e5af071832f6c4600e378" ns3:_="" ns4:_="">
     <xsd:import namespace="d1ba27f7-d8d2-4e4a-b40f-a0e3307bf60c"/>
@@ -14258,15 +17462,6 @@
 </ct:contentTypeSchema>
 </file>
 
-<file path=customXml/item2.xml><?xml version="1.0" encoding="utf-8"?>
-<?mso-contentType ?>
-<FormTemplates xmlns="http://schemas.microsoft.com/sharepoint/v3/contenttype/forms">
-  <Display>DocumentLibraryForm</Display>
-  <Edit>DocumentLibraryForm</Edit>
-  <New>DocumentLibraryForm</New>
-</FormTemplates>
-</file>
-
 <file path=customXml/item3.xml><?xml version="1.0" encoding="utf-8"?>
 <p:properties xmlns:p="http://schemas.microsoft.com/office/2006/metadata/properties" xmlns:xsi="http://www.w3.org/2001/XMLSchema-instance" xmlns:pc="http://schemas.microsoft.com/office/infopath/2007/PartnerControls">
   <documentManagement>
@@ -14280,6 +17475,14 @@
 </file>
 
 <file path=customXml/itemProps1.xml><?xml version="1.0" encoding="utf-8"?>
+<ds:datastoreItem xmlns:ds="http://schemas.openxmlformats.org/officeDocument/2006/customXml" ds:itemID="{93DEAF33-BE13-45F6-8129-3E0A800D7493}">
+  <ds:schemaRefs>
+    <ds:schemaRef ds:uri="http://schemas.microsoft.com/sharepoint/v3/contenttype/forms"/>
+  </ds:schemaRefs>
+</ds:datastoreItem>
+</file>
+
+<file path=customXml/itemProps2.xml><?xml version="1.0" encoding="utf-8"?>
 <ds:datastoreItem xmlns:ds="http://schemas.openxmlformats.org/officeDocument/2006/customXml" ds:itemID="{04547D15-A23F-4703-8F04-8311325EAA96}">
   <ds:schemaRefs>
     <ds:schemaRef ds:uri="http://schemas.microsoft.com/office/2006/metadata/contentType"/>
@@ -14298,14 +17501,6 @@
 </ds:datastoreItem>
 </file>
 
-<file path=customXml/itemProps2.xml><?xml version="1.0" encoding="utf-8"?>
-<ds:datastoreItem xmlns:ds="http://schemas.openxmlformats.org/officeDocument/2006/customXml" ds:itemID="{93DEAF33-BE13-45F6-8129-3E0A800D7493}">
-  <ds:schemaRefs>
-    <ds:schemaRef ds:uri="http://schemas.microsoft.com/sharepoint/v3/contenttype/forms"/>
-  </ds:schemaRefs>
-</ds:datastoreItem>
-</file>
-
 <file path=customXml/itemProps3.xml><?xml version="1.0" encoding="utf-8"?>
 <ds:datastoreItem xmlns:ds="http://schemas.openxmlformats.org/officeDocument/2006/customXml" ds:itemID="{9E760BBB-BE7C-48B9-B93D-E06191102F16}">
   <ds:schemaRefs>
@@ -14317,7 +17512,7 @@
 </file>
 
 <file path=customXml/itemProps4.xml><?xml version="1.0" encoding="utf-8"?>
-<ds:datastoreItem xmlns:ds="http://schemas.openxmlformats.org/officeDocument/2006/customXml" ds:itemID="{ECCF5B34-2E9D-4403-9424-23B04B39DA82}">
+<ds:datastoreItem xmlns:ds="http://schemas.openxmlformats.org/officeDocument/2006/customXml" ds:itemID="{33F61DA9-88A0-40F6-A2D2-E460A2B521AF}">
   <ds:schemaRefs>
     <ds:schemaRef ds:uri="http://schemas.openxmlformats.org/officeDocument/2006/bibliography"/>
   </ds:schemaRefs>

--- a/ai_13/oleksandra_melnyk/epic_1/epic_1_report_oleksandra_melnyk.docx
+++ b/ai_13/oleksandra_melnyk/epic_1/epic_1_report_oleksandra_melnyk.docx
@@ -7317,8 +7317,6 @@
           <w:lang w:val="en-US"/>
         </w:rPr>
       </w:pPr>
-      <w:bookmarkStart w:id="0" w:name="_GoBack"/>
-      <w:bookmarkEnd w:id="0"/>
       <w:r>
         <w:rPr>
           <w:rFonts w:ascii="Times New Roman" w:hAnsi="Times New Roman" w:cs="Times New Roman"/>
@@ -9754,7 +9752,29 @@
           <w:szCs w:val="24"/>
           <w:lang w:val="en-US"/>
         </w:rPr>
-        <w:t xml:space="preserve">11 </w:t>
+        <w:t>1</w:t>
+      </w:r>
+      <w:r>
+        <w:rPr>
+          <w:rFonts w:ascii="Times New Roman" w:hAnsi="Times New Roman" w:cs="Times New Roman"/>
+          <w:i/>
+          <w:iCs/>
+          <w:sz w:val="24"/>
+          <w:szCs w:val="24"/>
+          <w:lang w:val="en-US"/>
+        </w:rPr>
+        <w:t>6</w:t>
+      </w:r>
+      <w:r>
+        <w:rPr>
+          <w:rFonts w:ascii="Times New Roman" w:hAnsi="Times New Roman" w:cs="Times New Roman"/>
+          <w:i/>
+          <w:iCs/>
+          <w:sz w:val="24"/>
+          <w:szCs w:val="24"/>
+          <w:lang w:val="en-US"/>
+        </w:rPr>
+        <w:t xml:space="preserve"> </w:t>
       </w:r>
       <w:r>
         <w:rPr>
@@ -10100,8 +10120,9 @@
           <w:iCs/>
           <w:sz w:val="24"/>
           <w:szCs w:val="24"/>
-        </w:rPr>
-        <w:t>2</w:t>
+          <w:lang w:val="en-US"/>
+        </w:rPr>
+        <w:t>7</w:t>
       </w:r>
       <w:r>
         <w:rPr>
@@ -10456,19 +10477,9 @@
           <w:iCs/>
           <w:sz w:val="24"/>
           <w:szCs w:val="24"/>
-        </w:rPr>
-        <w:t>3</w:t>
-      </w:r>
-      <w:r>
-        <w:rPr>
-          <w:rFonts w:ascii="Times New Roman" w:hAnsi="Times New Roman" w:cs="Times New Roman"/>
-          <w:i/>
-          <w:iCs/>
-          <w:sz w:val="24"/>
-          <w:szCs w:val="24"/>
           <w:lang w:val="en-US"/>
         </w:rPr>
-        <w:t xml:space="preserve"> </w:t>
+        <w:t xml:space="preserve">8 </w:t>
       </w:r>
       <w:r>
         <w:rPr>
@@ -10703,8 +10714,21 @@
           <w:sz w:val="24"/>
           <w:szCs w:val="24"/>
         </w:rPr>
-        <w:t>Рис.14</w:t>
-      </w:r>
+        <w:t>Рис.1</w:t>
+      </w:r>
+      <w:r>
+        <w:rPr>
+          <w:rFonts w:ascii="Times New Roman" w:hAnsi="Times New Roman" w:cs="Times New Roman"/>
+          <w:i/>
+          <w:iCs/>
+          <w:sz w:val="24"/>
+          <w:szCs w:val="24"/>
+          <w:lang w:val="en-US"/>
+        </w:rPr>
+        <w:t>9</w:t>
+      </w:r>
+      <w:bookmarkStart w:id="0" w:name="_GoBack"/>
+      <w:bookmarkEnd w:id="0"/>
       <w:r>
         <w:rPr>
           <w:rFonts w:ascii="Times New Roman" w:hAnsi="Times New Roman" w:cs="Times New Roman"/>
@@ -17227,15 +17251,6 @@
 </file>
 
 <file path=customXml/item1.xml><?xml version="1.0" encoding="utf-8"?>
-<?mso-contentType ?>
-<FormTemplates xmlns="http://schemas.microsoft.com/sharepoint/v3/contenttype/forms">
-  <Display>DocumentLibraryForm</Display>
-  <Edit>DocumentLibraryForm</Edit>
-  <New>DocumentLibraryForm</New>
-</FormTemplates>
-</file>
-
-<file path=customXml/item2.xml><?xml version="1.0" encoding="utf-8"?>
 <ct:contentTypeSchema xmlns:ct="http://schemas.microsoft.com/office/2006/metadata/contentType" xmlns:ma="http://schemas.microsoft.com/office/2006/metadata/properties/metaAttributes" ct:_="" ma:_="" ma:contentTypeName="Документ" ma:contentTypeID="0x010100A4CEAC2AB4177240957164A8CB92D027" ma:contentTypeVersion="14" ma:contentTypeDescription="Створення нового документа." ma:contentTypeScope="" ma:versionID="5f1e7f56e47da029288374b6edbf014a">
   <xsd:schema xmlns:xsd="http://www.w3.org/2001/XMLSchema" xmlns:xs="http://www.w3.org/2001/XMLSchema" xmlns:p="http://schemas.microsoft.com/office/2006/metadata/properties" xmlns:ns3="d1ba27f7-d8d2-4e4a-b40f-a0e3307bf60c" xmlns:ns4="b43de269-d7d3-4001-b95b-6585cc8b4e1d" targetNamespace="http://schemas.microsoft.com/office/2006/metadata/properties" ma:root="true" ma:fieldsID="c8009cd3013e5af071832f6c4600e378" ns3:_="" ns4:_="">
     <xsd:import namespace="d1ba27f7-d8d2-4e4a-b40f-a0e3307bf60c"/>
@@ -17462,7 +17477,7 @@
 </ct:contentTypeSchema>
 </file>
 
-<file path=customXml/item3.xml><?xml version="1.0" encoding="utf-8"?>
+<file path=customXml/item2.xml><?xml version="1.0" encoding="utf-8"?>
 <p:properties xmlns:p="http://schemas.microsoft.com/office/2006/metadata/properties" xmlns:xsi="http://www.w3.org/2001/XMLSchema-instance" xmlns:pc="http://schemas.microsoft.com/office/infopath/2007/PartnerControls">
   <documentManagement>
     <_activity xmlns="d1ba27f7-d8d2-4e4a-b40f-a0e3307bf60c" xsi:nil="true"/>
@@ -17470,19 +17485,20 @@
 </p:properties>
 </file>
 
+<file path=customXml/item3.xml><?xml version="1.0" encoding="utf-8"?>
+<?mso-contentType ?>
+<FormTemplates xmlns="http://schemas.microsoft.com/sharepoint/v3/contenttype/forms">
+  <Display>DocumentLibraryForm</Display>
+  <Edit>DocumentLibraryForm</Edit>
+  <New>DocumentLibraryForm</New>
+</FormTemplates>
+</file>
+
 <file path=customXml/item4.xml><?xml version="1.0" encoding="utf-8"?>
 <b:Sources xmlns:b="http://schemas.openxmlformats.org/officeDocument/2006/bibliography" xmlns="http://schemas.openxmlformats.org/officeDocument/2006/bibliography" SelectedStyle="\APASixthEditionOfficeOnline.xsl" StyleName="APA" Version="6"/>
 </file>
 
 <file path=customXml/itemProps1.xml><?xml version="1.0" encoding="utf-8"?>
-<ds:datastoreItem xmlns:ds="http://schemas.openxmlformats.org/officeDocument/2006/customXml" ds:itemID="{93DEAF33-BE13-45F6-8129-3E0A800D7493}">
-  <ds:schemaRefs>
-    <ds:schemaRef ds:uri="http://schemas.microsoft.com/sharepoint/v3/contenttype/forms"/>
-  </ds:schemaRefs>
-</ds:datastoreItem>
-</file>
-
-<file path=customXml/itemProps2.xml><?xml version="1.0" encoding="utf-8"?>
 <ds:datastoreItem xmlns:ds="http://schemas.openxmlformats.org/officeDocument/2006/customXml" ds:itemID="{04547D15-A23F-4703-8F04-8311325EAA96}">
   <ds:schemaRefs>
     <ds:schemaRef ds:uri="http://schemas.microsoft.com/office/2006/metadata/contentType"/>
@@ -17501,7 +17517,7 @@
 </ds:datastoreItem>
 </file>
 
-<file path=customXml/itemProps3.xml><?xml version="1.0" encoding="utf-8"?>
+<file path=customXml/itemProps2.xml><?xml version="1.0" encoding="utf-8"?>
 <ds:datastoreItem xmlns:ds="http://schemas.openxmlformats.org/officeDocument/2006/customXml" ds:itemID="{9E760BBB-BE7C-48B9-B93D-E06191102F16}">
   <ds:schemaRefs>
     <ds:schemaRef ds:uri="http://schemas.microsoft.com/office/2006/metadata/properties"/>
@@ -17511,8 +17527,16 @@
 </ds:datastoreItem>
 </file>
 
+<file path=customXml/itemProps3.xml><?xml version="1.0" encoding="utf-8"?>
+<ds:datastoreItem xmlns:ds="http://schemas.openxmlformats.org/officeDocument/2006/customXml" ds:itemID="{93DEAF33-BE13-45F6-8129-3E0A800D7493}">
+  <ds:schemaRefs>
+    <ds:schemaRef ds:uri="http://schemas.microsoft.com/sharepoint/v3/contenttype/forms"/>
+  </ds:schemaRefs>
+</ds:datastoreItem>
+</file>
+
 <file path=customXml/itemProps4.xml><?xml version="1.0" encoding="utf-8"?>
-<ds:datastoreItem xmlns:ds="http://schemas.openxmlformats.org/officeDocument/2006/customXml" ds:itemID="{33F61DA9-88A0-40F6-A2D2-E460A2B521AF}">
+<ds:datastoreItem xmlns:ds="http://schemas.openxmlformats.org/officeDocument/2006/customXml" ds:itemID="{80BFC90F-ABA6-4447-A4B8-3961FC3E817B}">
   <ds:schemaRefs>
     <ds:schemaRef ds:uri="http://schemas.openxmlformats.org/officeDocument/2006/bibliography"/>
   </ds:schemaRefs>
